--- a/plano-de-estudo/BACK-END_JAVASCRIPT_QUESTIONARIO-FASE1_SEMANA4.docx
+++ b/plano-de-estudo/BACK-END_JAVASCRIPT_QUESTIONARIO-FASE1_SEMANA4.docx
@@ -852,7 +852,7 @@
           <w:sz w:val="18"/>
           <w:szCs w:val="18"/>
         </w:rPr>
-        <w:t>Responda:</w:t>
+        <w:t>Responda: São blocos de código definidos para realizar uma determinada tarefa, que será executada quando chamadas. Elas podem receber dados como parâmetros e retornar um resultado.</w:t>
       </w:r>
     </w:p>
     <w:p>
@@ -914,7 +914,7 @@
           <w:sz w:val="18"/>
           <w:szCs w:val="18"/>
         </w:rPr>
-        <w:t>Responda:</w:t>
+        <w:t>Responda: Executar uma determinada tarefa repetidamente, sem a necessidade de repetir linhas de códigos.</w:t>
       </w:r>
     </w:p>
     <w:p>
@@ -976,7 +976,7 @@
           <w:sz w:val="18"/>
           <w:szCs w:val="18"/>
         </w:rPr>
-        <w:t>Responda:</w:t>
+        <w:t>Responda: parâmetro é o identificador declarados na definição da função, argumentos são os valores passados no momento da chamada de função.</w:t>
       </w:r>
     </w:p>
     <w:p>
@@ -1057,7 +1057,7 @@
           <w:sz w:val="18"/>
           <w:szCs w:val="18"/>
         </w:rPr>
-        <w:t>Responda:</w:t>
+        <w:t>Responda: Por padrão as funções retornam undefined, return define o valor a ser retornado pela função, e encerra a função.</w:t>
       </w:r>
     </w:p>
     <w:p>
@@ -1138,7 +1138,7 @@
           <w:sz w:val="18"/>
           <w:szCs w:val="18"/>
         </w:rPr>
-        <w:t>Responda:</w:t>
+        <w:t>Responda: É retornado o valor undefined.</w:t>
       </w:r>
     </w:p>
     <w:p>
@@ -1280,27 +1280,7 @@
           <w:sz w:val="18"/>
           <w:szCs w:val="18"/>
         </w:rPr>
-        <w:t>Responda:</w:t>
-      </w:r>
-    </w:p>
-    <w:p>
-      <w:pPr>
-        <w:pStyle w:val="BodyText"/>
-        <w:spacing w:before="0" w:after="0"/>
-        <w:rPr>
-          <w:rFonts w:ascii="Segoe UI Semibold" w:hAnsi="Segoe UI Semibold"/>
-          <w:color w:val="333333"/>
-          <w:sz w:val="18"/>
-          <w:szCs w:val="18"/>
-        </w:rPr>
-      </w:pPr>
-      <w:r>
-        <w:rPr>
-          <w:rFonts w:ascii="Segoe UI Semibold" w:hAnsi="Segoe UI Semibold"/>
-          <w:color w:val="333333"/>
-          <w:sz w:val="18"/>
-          <w:szCs w:val="18"/>
-        </w:rPr>
+        <w:t>Responda: Function Declaration são as funções definidas por meio da sintaxe: “function nomeFunco(parametros) {instruções}”. Function Expression são as funções definidas por meio das sintaxes: “let nomeFuncao = function(parametros) {instruções}” ou “let nomeFuncao = (parametros) =&gt; {instruções}”. As function declaration são içadas e pode ser chamada antes de sua definição, diferente das function expression atribuída a let ou const não pode ser chamada antes da inicialização da variável.</w:t>
       </w:r>
     </w:p>
     <w:p>
@@ -1342,7 +1322,7 @@
           <w:sz w:val="18"/>
           <w:szCs w:val="18"/>
         </w:rPr>
-        <w:t>Responda:</w:t>
+        <w:t>Responda: São funções definidas com a sintaxe: “let nomeFuncao = (parametros) =&gt; {instruções}”, devido sua sintaxe compacta são muito utilizadas como callbacks e funções pequenas. Arrow function herda o valor de this no contexto em que foram definidas.</w:t>
       </w:r>
     </w:p>
     <w:p>
@@ -1404,7 +1384,7 @@
           <w:sz w:val="18"/>
           <w:szCs w:val="18"/>
         </w:rPr>
-        <w:t>Responda:</w:t>
+        <w:t>Responda: Escopo é a região do código onde uma variável pode ser acessada. Uma variável pode possuir escopo global, de função ou de bloco, dependendo de onde e como foi declarada.</w:t>
       </w:r>
     </w:p>
     <w:p>
@@ -1466,7 +1446,7 @@
           <w:sz w:val="18"/>
           <w:szCs w:val="18"/>
         </w:rPr>
-        <w:t>Responda:</w:t>
+        <w:t>Responda: Variáveis de escopo global são definidas no mais alto nível do código e podem ser acessadas em qualquer parte dele, as variáveis locais são aquelas definidas dentro de um bloco de código ou função, essas variáveis só pode ser acessadas dentro de espoco em que foram declaradas e em seu encadeamento de nível mais baixo.</w:t>
       </w:r>
     </w:p>
     <w:p>
@@ -1528,7 +1508,187 @@
           <w:sz w:val="18"/>
           <w:szCs w:val="18"/>
         </w:rPr>
-        <w:t>Responda:</w:t>
+        <w:t>Responda: Uma função definidas que pode ser chamada a qualquer momento no código.</w:t>
+      </w:r>
+    </w:p>
+    <w:p>
+      <w:pPr>
+        <w:pStyle w:val="BodyText"/>
+        <w:spacing w:before="0" w:after="0"/>
+        <w:rPr>
+          <w:rFonts w:ascii="Segoe UI Semibold" w:hAnsi="Segoe UI Semibold"/>
+          <w:color w:val="333333"/>
+          <w:sz w:val="18"/>
+          <w:szCs w:val="18"/>
+        </w:rPr>
+      </w:pPr>
+      <w:r>
+        <w:rPr>
+          <w:rFonts w:ascii="Segoe UI Semibold" w:hAnsi="Segoe UI Semibold"/>
+          <w:color w:val="333333"/>
+          <w:sz w:val="18"/>
+          <w:szCs w:val="18"/>
+        </w:rPr>
+      </w:r>
+    </w:p>
+    <w:p>
+      <w:pPr>
+        <w:pStyle w:val="BodyText"/>
+        <w:spacing w:before="0" w:after="0"/>
+        <w:rPr>
+          <w:rFonts w:ascii="Segoe UI Semibold" w:hAnsi="Segoe UI Semibold"/>
+          <w:color w:val="333333"/>
+          <w:sz w:val="18"/>
+          <w:szCs w:val="18"/>
+        </w:rPr>
+      </w:pPr>
+      <w:r>
+        <w:rPr>
+          <w:rFonts w:ascii="Segoe UI Semibold" w:hAnsi="Segoe UI Semibold"/>
+          <w:color w:val="333333"/>
+          <w:sz w:val="18"/>
+          <w:szCs w:val="18"/>
+        </w:rPr>
+      </w:r>
+    </w:p>
+    <w:p>
+      <w:pPr>
+        <w:pStyle w:val="BodyText"/>
+        <w:spacing w:before="0" w:after="0"/>
+        <w:rPr>
+          <w:rFonts w:ascii="Segoe UI Semibold" w:hAnsi="Segoe UI Semibold"/>
+          <w:color w:val="333333"/>
+          <w:sz w:val="18"/>
+          <w:szCs w:val="18"/>
+        </w:rPr>
+      </w:pPr>
+      <w:r>
+        <w:rPr>
+          <w:rFonts w:ascii="Segoe UI Semibold" w:hAnsi="Segoe UI Semibold"/>
+          <w:color w:val="333333"/>
+          <w:sz w:val="18"/>
+          <w:szCs w:val="18"/>
+        </w:rPr>
+      </w:r>
+    </w:p>
+    <w:p>
+      <w:pPr>
+        <w:pStyle w:val="BodyText"/>
+        <w:spacing w:before="0" w:after="0"/>
+        <w:rPr>
+          <w:rFonts w:ascii="Segoe UI Semibold" w:hAnsi="Segoe UI Semibold"/>
+          <w:color w:val="333333"/>
+          <w:sz w:val="18"/>
+          <w:szCs w:val="18"/>
+        </w:rPr>
+      </w:pPr>
+      <w:r>
+        <w:rPr>
+          <w:rFonts w:ascii="Segoe UI Semibold" w:hAnsi="Segoe UI Semibold"/>
+          <w:color w:val="333333"/>
+          <w:sz w:val="18"/>
+          <w:szCs w:val="18"/>
+        </w:rPr>
+      </w:r>
+    </w:p>
+    <w:p>
+      <w:pPr>
+        <w:pStyle w:val="BodyText"/>
+        <w:spacing w:before="0" w:after="0"/>
+        <w:rPr>
+          <w:rFonts w:ascii="Segoe UI Semibold" w:hAnsi="Segoe UI Semibold"/>
+          <w:color w:val="333333"/>
+          <w:sz w:val="18"/>
+          <w:szCs w:val="18"/>
+        </w:rPr>
+      </w:pPr>
+      <w:r>
+        <w:rPr>
+          <w:rFonts w:ascii="Segoe UI Semibold" w:hAnsi="Segoe UI Semibold"/>
+          <w:color w:val="333333"/>
+          <w:sz w:val="18"/>
+          <w:szCs w:val="18"/>
+        </w:rPr>
+      </w:r>
+    </w:p>
+    <w:p>
+      <w:pPr>
+        <w:pStyle w:val="BodyText"/>
+        <w:spacing w:before="0" w:after="0"/>
+        <w:rPr>
+          <w:rFonts w:ascii="Segoe UI Semibold" w:hAnsi="Segoe UI Semibold"/>
+          <w:color w:val="333333"/>
+          <w:sz w:val="18"/>
+          <w:szCs w:val="18"/>
+        </w:rPr>
+      </w:pPr>
+      <w:r>
+        <w:rPr>
+          <w:rFonts w:ascii="Segoe UI Semibold" w:hAnsi="Segoe UI Semibold"/>
+          <w:color w:val="333333"/>
+          <w:sz w:val="18"/>
+          <w:szCs w:val="18"/>
+        </w:rPr>
+      </w:r>
+    </w:p>
+    <w:p>
+      <w:pPr>
+        <w:pStyle w:val="BodyText"/>
+        <w:spacing w:before="0" w:after="0"/>
+        <w:rPr>
+          <w:rFonts w:ascii="Segoe UI Semibold" w:hAnsi="Segoe UI Semibold"/>
+          <w:color w:val="333333"/>
+          <w:sz w:val="18"/>
+          <w:szCs w:val="18"/>
+        </w:rPr>
+      </w:pPr>
+      <w:r>
+        <w:rPr>
+          <w:rFonts w:ascii="Segoe UI Semibold" w:hAnsi="Segoe UI Semibold"/>
+          <w:color w:val="333333"/>
+          <w:sz w:val="18"/>
+          <w:szCs w:val="18"/>
+        </w:rPr>
+      </w:r>
+    </w:p>
+    <w:p>
+      <w:pPr>
+        <w:pStyle w:val="BodyText"/>
+        <w:spacing w:before="0" w:after="0"/>
+        <w:rPr>
+          <w:rFonts w:ascii="Segoe UI Semibold" w:hAnsi="Segoe UI Semibold"/>
+          <w:color w:val="333333"/>
+          <w:sz w:val="18"/>
+          <w:szCs w:val="18"/>
+        </w:rPr>
+      </w:pPr>
+      <w:r>
+        <w:rPr>
+          <w:rFonts w:ascii="Segoe UI Semibold" w:hAnsi="Segoe UI Semibold"/>
+          <w:color w:val="333333"/>
+          <w:sz w:val="18"/>
+          <w:szCs w:val="18"/>
+        </w:rPr>
+      </w:r>
+    </w:p>
+    <w:p>
+      <w:pPr>
+        <w:pStyle w:val="BodyText"/>
+        <w:spacing w:before="0" w:after="0"/>
+        <w:rPr>
+          <w:rFonts w:ascii="Segoe UI Semibold" w:hAnsi="Segoe UI Semibold"/>
+          <w:color w:val="333333"/>
+          <w:sz w:val="18"/>
+          <w:szCs w:val="18"/>
+        </w:rPr>
+      </w:pPr>
+      <w:r>
+        <w:rPr>
+          <w:rFonts w:ascii="Segoe UI Semibold" w:hAnsi="Segoe UI Semibold"/>
+          <w:color w:val="333333"/>
+          <w:sz w:val="18"/>
+          <w:szCs w:val="18"/>
+        </w:rPr>
       </w:r>
     </w:p>
     <w:p>
@@ -1566,26 +1726,6 @@
     </w:p>
     <w:p>
       <w:pPr>
-        <w:pStyle w:val="BodyText"/>
-        <w:spacing w:before="0" w:after="0"/>
-        <w:rPr>
-          <w:rFonts w:ascii="Segoe UI Black" w:hAnsi="Segoe UI Black"/>
-          <w:color w:val="666666"/>
-          <w:sz w:val="18"/>
-          <w:szCs w:val="18"/>
-        </w:rPr>
-      </w:pPr>
-      <w:r>
-        <w:rPr>
-          <w:rFonts w:ascii="Segoe UI Black" w:hAnsi="Segoe UI Black"/>
-          <w:color w:val="666666"/>
-          <w:sz w:val="18"/>
-          <w:szCs w:val="18"/>
-        </w:rPr>
-      </w:r>
-    </w:p>
-    <w:p>
-      <w:pPr>
         <w:pStyle w:val="Heading1"/>
         <w:spacing w:before="0" w:after="285"/>
         <w:jc w:val="center"/>
@@ -1596,9 +1736,6 @@
           <w:szCs w:val="18"/>
         </w:rPr>
       </w:pPr>
-      <w:r>
-        <w:br w:type="column"/>
-      </w:r>
       <w:r>
         <w:rPr>
           <w:rFonts w:ascii="Segoe UI Black" w:hAnsi="Segoe UI Black"/>
@@ -1786,7 +1923,7 @@
           <w:sz w:val="18"/>
           <w:szCs w:val="18"/>
         </w:rPr>
-        <w:t>Responda:</w:t>
+        <w:t>Responda: Olá!</w:t>
       </w:r>
     </w:p>
     <w:p>
@@ -1966,7 +2103,7 @@
           <w:sz w:val="18"/>
           <w:szCs w:val="18"/>
         </w:rPr>
-        <w:t>Responda:</w:t>
+        <w:t>Responda: 30.</w:t>
       </w:r>
     </w:p>
     <w:p>
@@ -2146,7 +2283,7 @@
           <w:sz w:val="18"/>
           <w:szCs w:val="18"/>
         </w:rPr>
-        <w:t>Responda:</w:t>
+        <w:t>Responda: 16.</w:t>
       </w:r>
     </w:p>
     <w:p>
@@ -2326,7 +2463,7 @@
           <w:sz w:val="18"/>
           <w:szCs w:val="18"/>
         </w:rPr>
-        <w:t>Responda:</w:t>
+        <w:t>Responda: 20.</w:t>
       </w:r>
     </w:p>
     <w:p>
@@ -2443,7 +2580,7 @@
           <w:sz w:val="18"/>
           <w:szCs w:val="18"/>
         </w:rPr>
-        <w:t>Responda:</w:t>
+        <w:t>Responda: 5.</w:t>
       </w:r>
     </w:p>
     <w:p>
@@ -2473,19 +2610,20 @@
         <w:spacing w:before="0" w:after="0"/>
         <w:jc w:val="start"/>
         <w:rPr>
-          <w:rFonts w:ascii="Segoe UI Semibold" w:hAnsi="Segoe UI Semibold"/>
-          <w:color w:val="333333"/>
-          <w:sz w:val="18"/>
-          <w:szCs w:val="18"/>
-        </w:rPr>
-      </w:pPr>
-      <w:r>
-        <w:rPr>
-          <w:rFonts w:ascii="Segoe UI Semibold" w:hAnsi="Segoe UI Semibold"/>
-          <w:color w:val="333333"/>
-          <w:sz w:val="18"/>
-          <w:szCs w:val="18"/>
-        </w:rPr>
+          <w:rFonts w:ascii="Segoe UI Black" w:hAnsi="Segoe UI Black"/>
+          <w:color w:val="666666"/>
+          <w:sz w:val="18"/>
+          <w:szCs w:val="18"/>
+        </w:rPr>
+      </w:pPr>
+      <w:r>
+        <w:rPr>
+          <w:rFonts w:ascii="Segoe UI Black" w:hAnsi="Segoe UI Black"/>
+          <w:color w:val="666666"/>
+          <w:sz w:val="18"/>
+          <w:szCs w:val="18"/>
+        </w:rPr>
+        <w:t>6. Explique por que esse código gera erro.</w:t>
       </w:r>
     </w:p>
     <w:p>
@@ -2494,20 +2632,24 @@
         <w:spacing w:before="0" w:after="0"/>
         <w:jc w:val="start"/>
         <w:rPr>
-          <w:rFonts w:ascii="Segoe UI Black" w:hAnsi="Segoe UI Black"/>
-          <w:color w:val="666666"/>
-          <w:sz w:val="18"/>
-          <w:szCs w:val="18"/>
-        </w:rPr>
-      </w:pPr>
-      <w:r>
-        <w:rPr>
-          <w:rFonts w:ascii="Segoe UI Black" w:hAnsi="Segoe UI Black"/>
-          <w:color w:val="666666"/>
-          <w:sz w:val="18"/>
-          <w:szCs w:val="18"/>
-        </w:rPr>
-        <w:t>6. Explique por que esse código gera erro.</w:t>
+          <w:rFonts w:ascii="Miriam Mono CLM" w:hAnsi="Miriam Mono CLM"/>
+          <w:b/>
+          <w:bCs/>
+          <w:color w:val="333333"/>
+          <w:sz w:val="18"/>
+          <w:szCs w:val="18"/>
+        </w:rPr>
+      </w:pPr>
+      <w:r>
+        <w:rPr>
+          <w:rFonts w:ascii="Miriam Mono CLM" w:hAnsi="Miriam Mono CLM"/>
+          <w:b/>
+          <w:bCs/>
+          <w:color w:val="333333"/>
+          <w:sz w:val="18"/>
+          <w:szCs w:val="18"/>
+        </w:rPr>
+        <w:t>function teste() {</w:t>
       </w:r>
     </w:p>
     <w:p>
@@ -2533,7 +2675,18 @@
           <w:sz w:val="18"/>
           <w:szCs w:val="18"/>
         </w:rPr>
-        <w:t>function teste() {</w:t>
+        <w:t xml:space="preserve">    </w:t>
+      </w:r>
+      <w:r>
+        <w:rPr>
+          <w:rFonts w:ascii="Miriam Mono CLM" w:hAnsi="Miriam Mono CLM"/>
+          <w:b/>
+          <w:bCs/>
+          <w:color w:val="333333"/>
+          <w:sz w:val="18"/>
+          <w:szCs w:val="18"/>
+        </w:rPr>
+        <w:t>let nome = "Moisés";</w:t>
       </w:r>
     </w:p>
     <w:p>
@@ -2559,6 +2712,175 @@
           <w:sz w:val="18"/>
           <w:szCs w:val="18"/>
         </w:rPr>
+        <w:t>};</w:t>
+      </w:r>
+    </w:p>
+    <w:p>
+      <w:pPr>
+        <w:pStyle w:val="BodyText"/>
+        <w:spacing w:before="0" w:after="0"/>
+        <w:jc w:val="start"/>
+        <w:rPr>
+          <w:rFonts w:ascii="Miriam Mono CLM" w:hAnsi="Miriam Mono CLM"/>
+          <w:b/>
+          <w:bCs/>
+          <w:color w:val="333333"/>
+          <w:sz w:val="18"/>
+          <w:szCs w:val="18"/>
+        </w:rPr>
+      </w:pPr>
+      <w:r>
+        <w:rPr>
+          <w:rFonts w:ascii="Miriam Mono CLM" w:hAnsi="Miriam Mono CLM"/>
+          <w:b/>
+          <w:bCs/>
+          <w:color w:val="333333"/>
+          <w:sz w:val="18"/>
+          <w:szCs w:val="18"/>
+        </w:rPr>
+        <w:t>console.log(nome);</w:t>
+      </w:r>
+    </w:p>
+    <w:p>
+      <w:pPr>
+        <w:pStyle w:val="BodyText"/>
+        <w:spacing w:before="0" w:after="0"/>
+        <w:jc w:val="start"/>
+        <w:rPr>
+          <w:rFonts w:ascii="Segoe UI Semibold" w:hAnsi="Segoe UI Semibold"/>
+          <w:color w:val="333333"/>
+          <w:sz w:val="18"/>
+          <w:szCs w:val="18"/>
+        </w:rPr>
+      </w:pPr>
+      <w:r>
+        <w:rPr>
+          <w:rFonts w:ascii="Segoe UI Semibold" w:hAnsi="Segoe UI Semibold"/>
+          <w:color w:val="333333"/>
+          <w:sz w:val="18"/>
+          <w:szCs w:val="18"/>
+        </w:rPr>
+        <w:t>Responda: As variáveis declaradas dentro de um escopo de função não pode ser acessado fora deste escopo.</w:t>
+      </w:r>
+    </w:p>
+    <w:p>
+      <w:pPr>
+        <w:pStyle w:val="BodyText"/>
+        <w:spacing w:before="0" w:after="0"/>
+        <w:jc w:val="start"/>
+        <w:rPr>
+          <w:rFonts w:ascii="Segoe UI Semibold" w:hAnsi="Segoe UI Semibold"/>
+          <w:color w:val="333333"/>
+          <w:sz w:val="18"/>
+          <w:szCs w:val="18"/>
+        </w:rPr>
+      </w:pPr>
+      <w:r>
+        <w:rPr>
+          <w:rFonts w:ascii="Segoe UI Semibold" w:hAnsi="Segoe UI Semibold"/>
+          <w:color w:val="333333"/>
+          <w:sz w:val="18"/>
+          <w:szCs w:val="18"/>
+        </w:rPr>
+      </w:r>
+    </w:p>
+    <w:p>
+      <w:pPr>
+        <w:pStyle w:val="BodyText"/>
+        <w:spacing w:before="0" w:after="0"/>
+        <w:jc w:val="start"/>
+        <w:rPr>
+          <w:rFonts w:ascii="Segoe UI Black" w:hAnsi="Segoe UI Black"/>
+          <w:color w:val="666666"/>
+          <w:sz w:val="18"/>
+          <w:szCs w:val="18"/>
+        </w:rPr>
+      </w:pPr>
+      <w:r>
+        <w:rPr>
+          <w:rFonts w:ascii="Segoe UI Black" w:hAnsi="Segoe UI Black"/>
+          <w:color w:val="666666"/>
+          <w:sz w:val="18"/>
+          <w:szCs w:val="18"/>
+        </w:rPr>
+        <w:t>7. O que será exibido?</w:t>
+      </w:r>
+    </w:p>
+    <w:p>
+      <w:pPr>
+        <w:pStyle w:val="BodyText"/>
+        <w:spacing w:before="0" w:after="0"/>
+        <w:jc w:val="start"/>
+        <w:rPr>
+          <w:rFonts w:ascii="Miriam Mono CLM" w:hAnsi="Miriam Mono CLM"/>
+          <w:b/>
+          <w:bCs/>
+          <w:color w:val="333333"/>
+          <w:sz w:val="18"/>
+          <w:szCs w:val="18"/>
+        </w:rPr>
+      </w:pPr>
+      <w:r>
+        <w:rPr>
+          <w:rFonts w:ascii="Miriam Mono CLM" w:hAnsi="Miriam Mono CLM"/>
+          <w:b/>
+          <w:bCs/>
+          <w:color w:val="333333"/>
+          <w:sz w:val="18"/>
+          <w:szCs w:val="18"/>
+        </w:rPr>
+        <w:t>let idade = 20;</w:t>
+      </w:r>
+    </w:p>
+    <w:p>
+      <w:pPr>
+        <w:pStyle w:val="BodyText"/>
+        <w:spacing w:before="0" w:after="0"/>
+        <w:jc w:val="start"/>
+        <w:rPr>
+          <w:rFonts w:ascii="Miriam Mono CLM" w:hAnsi="Miriam Mono CLM"/>
+          <w:b/>
+          <w:bCs/>
+          <w:color w:val="333333"/>
+          <w:sz w:val="18"/>
+          <w:szCs w:val="18"/>
+        </w:rPr>
+      </w:pPr>
+      <w:r>
+        <w:rPr>
+          <w:rFonts w:ascii="Miriam Mono CLM" w:hAnsi="Miriam Mono CLM"/>
+          <w:b/>
+          <w:bCs/>
+          <w:color w:val="333333"/>
+          <w:sz w:val="18"/>
+          <w:szCs w:val="18"/>
+        </w:rPr>
+        <w:t>function mostrarIdade() {</w:t>
+      </w:r>
+    </w:p>
+    <w:p>
+      <w:pPr>
+        <w:pStyle w:val="BodyText"/>
+        <w:spacing w:before="0" w:after="0"/>
+        <w:jc w:val="start"/>
+        <w:rPr>
+          <w:rFonts w:ascii="Miriam Mono CLM" w:hAnsi="Miriam Mono CLM"/>
+          <w:b/>
+          <w:bCs/>
+          <w:color w:val="333333"/>
+          <w:sz w:val="18"/>
+          <w:szCs w:val="18"/>
+        </w:rPr>
+      </w:pPr>
+      <w:r>
+        <w:rPr>
+          <w:rFonts w:ascii="Miriam Mono CLM" w:hAnsi="Miriam Mono CLM"/>
+          <w:b/>
+          <w:bCs/>
+          <w:color w:val="333333"/>
+          <w:sz w:val="18"/>
+          <w:szCs w:val="18"/>
+        </w:rPr>
         <w:t xml:space="preserve">    </w:t>
       </w:r>
       <w:r>
@@ -2570,7 +2892,7 @@
           <w:sz w:val="18"/>
           <w:szCs w:val="18"/>
         </w:rPr>
-        <w:t>let nome = "Moisés";</w:t>
+        <w:t>console.log(idade);</w:t>
       </w:r>
     </w:p>
     <w:p>
@@ -2622,7 +2944,7 @@
           <w:sz w:val="18"/>
           <w:szCs w:val="18"/>
         </w:rPr>
-        <w:t>console.log(nome);</w:t>
+        <w:t>mostrarIdade();</w:t>
       </w:r>
     </w:p>
     <w:p>
@@ -2644,7 +2966,7 @@
           <w:sz w:val="18"/>
           <w:szCs w:val="18"/>
         </w:rPr>
-        <w:t>Responda:</w:t>
+        <w:t>Responda: 20.</w:t>
       </w:r>
     </w:p>
     <w:p>
@@ -2687,7 +3009,7 @@
           <w:sz w:val="18"/>
           <w:szCs w:val="18"/>
         </w:rPr>
-        <w:t>7. O que será exibido?</w:t>
+        <w:t>8. O que será exibido?</w:t>
       </w:r>
     </w:p>
     <w:p>
@@ -2713,7 +3035,7 @@
           <w:sz w:val="18"/>
           <w:szCs w:val="18"/>
         </w:rPr>
-        <w:t>let idade = 20;</w:t>
+        <w:t>function calcular() {</w:t>
       </w:r>
     </w:p>
     <w:p>
@@ -2739,7 +3061,18 @@
           <w:sz w:val="18"/>
           <w:szCs w:val="18"/>
         </w:rPr>
-        <w:t>function mostrarIdade() {</w:t>
+        <w:t xml:space="preserve">    </w:t>
+      </w:r>
+      <w:r>
+        <w:rPr>
+          <w:rFonts w:ascii="Miriam Mono CLM" w:hAnsi="Miriam Mono CLM"/>
+          <w:b/>
+          <w:bCs/>
+          <w:color w:val="333333"/>
+          <w:sz w:val="18"/>
+          <w:szCs w:val="18"/>
+        </w:rPr>
+        <w:t>return;</w:t>
       </w:r>
     </w:p>
     <w:p>
@@ -2765,6 +3098,266 @@
           <w:sz w:val="18"/>
           <w:szCs w:val="18"/>
         </w:rPr>
+        <w:t>};</w:t>
+      </w:r>
+    </w:p>
+    <w:p>
+      <w:pPr>
+        <w:pStyle w:val="BodyText"/>
+        <w:spacing w:before="0" w:after="0"/>
+        <w:jc w:val="start"/>
+        <w:rPr>
+          <w:rFonts w:ascii="Miriam Mono CLM" w:hAnsi="Miriam Mono CLM"/>
+          <w:b/>
+          <w:bCs/>
+          <w:color w:val="333333"/>
+          <w:sz w:val="18"/>
+          <w:szCs w:val="18"/>
+        </w:rPr>
+      </w:pPr>
+      <w:r>
+        <w:rPr>
+          <w:rFonts w:ascii="Miriam Mono CLM" w:hAnsi="Miriam Mono CLM"/>
+          <w:b/>
+          <w:bCs/>
+          <w:color w:val="333333"/>
+          <w:sz w:val="18"/>
+          <w:szCs w:val="18"/>
+        </w:rPr>
+        <w:t>console.log(calcular());</w:t>
+      </w:r>
+    </w:p>
+    <w:p>
+      <w:pPr>
+        <w:pStyle w:val="BodyText"/>
+        <w:spacing w:before="0" w:after="0"/>
+        <w:jc w:val="start"/>
+        <w:rPr>
+          <w:rFonts w:ascii="Segoe UI Semibold" w:hAnsi="Segoe UI Semibold"/>
+          <w:color w:val="333333"/>
+          <w:sz w:val="18"/>
+          <w:szCs w:val="18"/>
+        </w:rPr>
+      </w:pPr>
+      <w:r>
+        <w:rPr>
+          <w:rFonts w:ascii="Segoe UI Semibold" w:hAnsi="Segoe UI Semibold"/>
+          <w:color w:val="333333"/>
+          <w:sz w:val="18"/>
+          <w:szCs w:val="18"/>
+        </w:rPr>
+        <w:t>Responda: undefined</w:t>
+      </w:r>
+    </w:p>
+    <w:p>
+      <w:pPr>
+        <w:pStyle w:val="BodyText"/>
+        <w:spacing w:before="0" w:after="0"/>
+        <w:jc w:val="start"/>
+        <w:rPr>
+          <w:rFonts w:ascii="Segoe UI Semibold" w:hAnsi="Segoe UI Semibold"/>
+          <w:color w:val="333333"/>
+          <w:sz w:val="18"/>
+          <w:szCs w:val="18"/>
+        </w:rPr>
+      </w:pPr>
+      <w:r>
+        <w:rPr>
+          <w:rFonts w:ascii="Segoe UI Semibold" w:hAnsi="Segoe UI Semibold"/>
+          <w:color w:val="333333"/>
+          <w:sz w:val="18"/>
+          <w:szCs w:val="18"/>
+        </w:rPr>
+      </w:r>
+    </w:p>
+    <w:p>
+      <w:pPr>
+        <w:pStyle w:val="BodyText"/>
+        <w:spacing w:before="0" w:after="0"/>
+        <w:jc w:val="start"/>
+        <w:rPr>
+          <w:rFonts w:ascii="Segoe UI Black" w:hAnsi="Segoe UI Black"/>
+          <w:color w:val="666666"/>
+          <w:sz w:val="18"/>
+          <w:szCs w:val="18"/>
+        </w:rPr>
+      </w:pPr>
+      <w:r>
+        <w:rPr>
+          <w:rFonts w:ascii="Segoe UI Black" w:hAnsi="Segoe UI Black"/>
+          <w:color w:val="666666"/>
+          <w:sz w:val="18"/>
+          <w:szCs w:val="18"/>
+        </w:rPr>
+        <w:t>9. Qual será a saída?</w:t>
+      </w:r>
+    </w:p>
+    <w:p>
+      <w:pPr>
+        <w:pStyle w:val="BodyText"/>
+        <w:spacing w:before="0" w:after="0"/>
+        <w:jc w:val="start"/>
+        <w:rPr>
+          <w:rFonts w:ascii="Miriam Mono CLM" w:hAnsi="Miriam Mono CLM"/>
+          <w:b/>
+          <w:bCs/>
+          <w:color w:val="333333"/>
+          <w:sz w:val="18"/>
+          <w:szCs w:val="18"/>
+        </w:rPr>
+      </w:pPr>
+      <w:r>
+        <w:rPr>
+          <w:rFonts w:ascii="Miriam Mono CLM" w:hAnsi="Miriam Mono CLM"/>
+          <w:b/>
+          <w:bCs/>
+          <w:color w:val="333333"/>
+          <w:sz w:val="18"/>
+          <w:szCs w:val="18"/>
+        </w:rPr>
+        <w:t>const saudacao = nome =&gt; `Olá ${nome}`;</w:t>
+      </w:r>
+    </w:p>
+    <w:p>
+      <w:pPr>
+        <w:pStyle w:val="BodyText"/>
+        <w:spacing w:before="0" w:after="0"/>
+        <w:jc w:val="start"/>
+        <w:rPr>
+          <w:rFonts w:ascii="Miriam Mono CLM" w:hAnsi="Miriam Mono CLM"/>
+          <w:b/>
+          <w:bCs/>
+          <w:color w:val="333333"/>
+          <w:sz w:val="18"/>
+          <w:szCs w:val="18"/>
+        </w:rPr>
+      </w:pPr>
+      <w:r>
+        <w:rPr>
+          <w:rFonts w:ascii="Miriam Mono CLM" w:hAnsi="Miriam Mono CLM"/>
+          <w:b/>
+          <w:bCs/>
+          <w:color w:val="333333"/>
+          <w:sz w:val="18"/>
+          <w:szCs w:val="18"/>
+        </w:rPr>
+        <w:t>console.log(saudacao("João"));</w:t>
+      </w:r>
+    </w:p>
+    <w:p>
+      <w:pPr>
+        <w:pStyle w:val="BodyText"/>
+        <w:spacing w:before="0" w:after="0"/>
+        <w:jc w:val="start"/>
+        <w:rPr>
+          <w:rFonts w:ascii="Segoe UI Semibold" w:hAnsi="Segoe UI Semibold"/>
+          <w:color w:val="333333"/>
+          <w:sz w:val="18"/>
+          <w:szCs w:val="18"/>
+        </w:rPr>
+      </w:pPr>
+      <w:r>
+        <w:rPr>
+          <w:rFonts w:ascii="Segoe UI Semibold" w:hAnsi="Segoe UI Semibold"/>
+          <w:color w:val="333333"/>
+          <w:sz w:val="18"/>
+          <w:szCs w:val="18"/>
+        </w:rPr>
+        <w:t>Responda: Olá João.</w:t>
+      </w:r>
+    </w:p>
+    <w:p>
+      <w:pPr>
+        <w:pStyle w:val="BodyText"/>
+        <w:spacing w:before="0" w:after="0"/>
+        <w:jc w:val="start"/>
+        <w:rPr>
+          <w:rFonts w:ascii="Segoe UI Semibold" w:hAnsi="Segoe UI Semibold"/>
+          <w:color w:val="333333"/>
+          <w:sz w:val="18"/>
+          <w:szCs w:val="18"/>
+        </w:rPr>
+      </w:pPr>
+      <w:r>
+        <w:rPr>
+          <w:rFonts w:ascii="Segoe UI Semibold" w:hAnsi="Segoe UI Semibold"/>
+          <w:color w:val="333333"/>
+          <w:sz w:val="18"/>
+          <w:szCs w:val="18"/>
+        </w:rPr>
+      </w:r>
+    </w:p>
+    <w:p>
+      <w:pPr>
+        <w:pStyle w:val="BodyText"/>
+        <w:spacing w:before="0" w:after="0"/>
+        <w:jc w:val="start"/>
+        <w:rPr>
+          <w:rFonts w:ascii="Segoe UI Black" w:hAnsi="Segoe UI Black"/>
+          <w:color w:val="666666"/>
+          <w:sz w:val="18"/>
+          <w:szCs w:val="18"/>
+        </w:rPr>
+      </w:pPr>
+      <w:r>
+        <w:rPr>
+          <w:rFonts w:ascii="Segoe UI Black" w:hAnsi="Segoe UI Black"/>
+          <w:color w:val="666666"/>
+          <w:sz w:val="18"/>
+          <w:szCs w:val="18"/>
+        </w:rPr>
+        <w:t>10. Qual será o resultado?</w:t>
+      </w:r>
+    </w:p>
+    <w:p>
+      <w:pPr>
+        <w:pStyle w:val="BodyText"/>
+        <w:spacing w:before="0" w:after="0"/>
+        <w:jc w:val="start"/>
+        <w:rPr>
+          <w:rFonts w:ascii="Miriam Mono CLM" w:hAnsi="Miriam Mono CLM"/>
+          <w:b/>
+          <w:bCs/>
+          <w:color w:val="333333"/>
+          <w:sz w:val="18"/>
+          <w:szCs w:val="18"/>
+        </w:rPr>
+      </w:pPr>
+      <w:r>
+        <w:rPr>
+          <w:rFonts w:ascii="Miriam Mono CLM" w:hAnsi="Miriam Mono CLM"/>
+          <w:b/>
+          <w:bCs/>
+          <w:color w:val="333333"/>
+          <w:sz w:val="18"/>
+          <w:szCs w:val="18"/>
+        </w:rPr>
+        <w:t>function soma(a,b){</w:t>
+      </w:r>
+    </w:p>
+    <w:p>
+      <w:pPr>
+        <w:pStyle w:val="BodyText"/>
+        <w:spacing w:before="0" w:after="0"/>
+        <w:jc w:val="start"/>
+        <w:rPr>
+          <w:rFonts w:ascii="Miriam Mono CLM" w:hAnsi="Miriam Mono CLM"/>
+          <w:b/>
+          <w:bCs/>
+          <w:color w:val="333333"/>
+          <w:sz w:val="18"/>
+          <w:szCs w:val="18"/>
+        </w:rPr>
+      </w:pPr>
+      <w:r>
+        <w:rPr>
+          <w:rFonts w:ascii="Miriam Mono CLM" w:hAnsi="Miriam Mono CLM"/>
+          <w:b/>
+          <w:bCs/>
+          <w:color w:val="333333"/>
+          <w:sz w:val="18"/>
+          <w:szCs w:val="18"/>
+        </w:rPr>
         <w:t xml:space="preserve">    </w:t>
       </w:r>
       <w:r>
@@ -2776,7 +3369,7 @@
           <w:sz w:val="18"/>
           <w:szCs w:val="18"/>
         </w:rPr>
-        <w:t>console.log(idade);</w:t>
+        <w:t>return a+b;</w:t>
       </w:r>
     </w:p>
     <w:p>
@@ -2828,7 +3421,7 @@
           <w:sz w:val="18"/>
           <w:szCs w:val="18"/>
         </w:rPr>
-        <w:t>mostrarIdade();</w:t>
+        <w:t>let resultado = soma(15,25);</w:t>
       </w:r>
     </w:p>
     <w:p>
@@ -2837,20 +3430,24 @@
         <w:spacing w:before="0" w:after="0"/>
         <w:jc w:val="start"/>
         <w:rPr>
-          <w:rFonts w:ascii="Segoe UI Semibold" w:hAnsi="Segoe UI Semibold"/>
-          <w:color w:val="333333"/>
-          <w:sz w:val="18"/>
-          <w:szCs w:val="18"/>
-        </w:rPr>
-      </w:pPr>
-      <w:r>
-        <w:rPr>
-          <w:rFonts w:ascii="Segoe UI Semibold" w:hAnsi="Segoe UI Semibold"/>
-          <w:color w:val="333333"/>
-          <w:sz w:val="18"/>
-          <w:szCs w:val="18"/>
-        </w:rPr>
-        <w:t>Responda:</w:t>
+          <w:rFonts w:ascii="Miriam Mono CLM" w:hAnsi="Miriam Mono CLM"/>
+          <w:b/>
+          <w:bCs/>
+          <w:color w:val="333333"/>
+          <w:sz w:val="18"/>
+          <w:szCs w:val="18"/>
+        </w:rPr>
+      </w:pPr>
+      <w:r>
+        <w:rPr>
+          <w:rFonts w:ascii="Miriam Mono CLM" w:hAnsi="Miriam Mono CLM"/>
+          <w:b/>
+          <w:bCs/>
+          <w:color w:val="333333"/>
+          <w:sz w:val="18"/>
+          <w:szCs w:val="18"/>
+        </w:rPr>
+        <w:t>console.log(resultado);</w:t>
       </w:r>
     </w:p>
     <w:p>
@@ -2872,6 +3469,7 @@
           <w:sz w:val="18"/>
           <w:szCs w:val="18"/>
         </w:rPr>
+        <w:t>Responda: 40.</w:t>
       </w:r>
     </w:p>
     <w:p>
@@ -2880,20 +3478,19 @@
         <w:spacing w:before="0" w:after="0"/>
         <w:jc w:val="start"/>
         <w:rPr>
-          <w:rFonts w:ascii="Segoe UI Black" w:hAnsi="Segoe UI Black"/>
-          <w:color w:val="666666"/>
-          <w:sz w:val="18"/>
-          <w:szCs w:val="18"/>
-        </w:rPr>
-      </w:pPr>
-      <w:r>
-        <w:rPr>
-          <w:rFonts w:ascii="Segoe UI Black" w:hAnsi="Segoe UI Black"/>
-          <w:color w:val="666666"/>
-          <w:sz w:val="18"/>
-          <w:szCs w:val="18"/>
-        </w:rPr>
-        <w:t>8. O que será exibido?</w:t>
+          <w:rFonts w:ascii="Segoe UI Semibold" w:hAnsi="Segoe UI Semibold"/>
+          <w:color w:val="333333"/>
+          <w:sz w:val="18"/>
+          <w:szCs w:val="18"/>
+        </w:rPr>
+      </w:pPr>
+      <w:r>
+        <w:rPr>
+          <w:rFonts w:ascii="Segoe UI Semibold" w:hAnsi="Segoe UI Semibold"/>
+          <w:color w:val="333333"/>
+          <w:sz w:val="18"/>
+          <w:szCs w:val="18"/>
+        </w:rPr>
       </w:r>
     </w:p>
     <w:p>
@@ -2902,24 +3499,19 @@
         <w:spacing w:before="0" w:after="0"/>
         <w:jc w:val="start"/>
         <w:rPr>
-          <w:rFonts w:ascii="Miriam Mono CLM" w:hAnsi="Miriam Mono CLM"/>
-          <w:b/>
-          <w:bCs/>
-          <w:color w:val="333333"/>
-          <w:sz w:val="18"/>
-          <w:szCs w:val="18"/>
-        </w:rPr>
-      </w:pPr>
-      <w:r>
-        <w:rPr>
-          <w:rFonts w:ascii="Miriam Mono CLM" w:hAnsi="Miriam Mono CLM"/>
-          <w:b/>
-          <w:bCs/>
-          <w:color w:val="333333"/>
-          <w:sz w:val="18"/>
-          <w:szCs w:val="18"/>
-        </w:rPr>
-        <w:t>function calcular() {</w:t>
+          <w:rFonts w:ascii="Segoe UI Semibold" w:hAnsi="Segoe UI Semibold"/>
+          <w:color w:val="333333"/>
+          <w:sz w:val="18"/>
+          <w:szCs w:val="18"/>
+        </w:rPr>
+      </w:pPr>
+      <w:r>
+        <w:rPr>
+          <w:rFonts w:ascii="Segoe UI Semibold" w:hAnsi="Segoe UI Semibold"/>
+          <w:color w:val="333333"/>
+          <w:sz w:val="18"/>
+          <w:szCs w:val="18"/>
+        </w:rPr>
       </w:r>
     </w:p>
     <w:p>
@@ -2928,35 +3520,19 @@
         <w:spacing w:before="0" w:after="0"/>
         <w:jc w:val="start"/>
         <w:rPr>
-          <w:rFonts w:ascii="Miriam Mono CLM" w:hAnsi="Miriam Mono CLM"/>
-          <w:b/>
-          <w:bCs/>
-          <w:color w:val="333333"/>
-          <w:sz w:val="18"/>
-          <w:szCs w:val="18"/>
-        </w:rPr>
-      </w:pPr>
-      <w:r>
-        <w:rPr>
-          <w:rFonts w:ascii="Miriam Mono CLM" w:hAnsi="Miriam Mono CLM"/>
-          <w:b/>
-          <w:bCs/>
-          <w:color w:val="333333"/>
-          <w:sz w:val="18"/>
-          <w:szCs w:val="18"/>
-        </w:rPr>
-        <w:t xml:space="preserve">    </w:t>
-      </w:r>
-      <w:r>
-        <w:rPr>
-          <w:rFonts w:ascii="Miriam Mono CLM" w:hAnsi="Miriam Mono CLM"/>
-          <w:b/>
-          <w:bCs/>
-          <w:color w:val="333333"/>
-          <w:sz w:val="18"/>
-          <w:szCs w:val="18"/>
-        </w:rPr>
-        <w:t>return;</w:t>
+          <w:rFonts w:ascii="Segoe UI Semibold" w:hAnsi="Segoe UI Semibold"/>
+          <w:color w:val="333333"/>
+          <w:sz w:val="18"/>
+          <w:szCs w:val="18"/>
+        </w:rPr>
+      </w:pPr>
+      <w:r>
+        <w:rPr>
+          <w:rFonts w:ascii="Segoe UI Semibold" w:hAnsi="Segoe UI Semibold"/>
+          <w:color w:val="333333"/>
+          <w:sz w:val="18"/>
+          <w:szCs w:val="18"/>
+        </w:rPr>
       </w:r>
     </w:p>
     <w:p>
@@ -2965,24 +3541,19 @@
         <w:spacing w:before="0" w:after="0"/>
         <w:jc w:val="start"/>
         <w:rPr>
-          <w:rFonts w:ascii="Miriam Mono CLM" w:hAnsi="Miriam Mono CLM"/>
-          <w:b/>
-          <w:bCs/>
-          <w:color w:val="333333"/>
-          <w:sz w:val="18"/>
-          <w:szCs w:val="18"/>
-        </w:rPr>
-      </w:pPr>
-      <w:r>
-        <w:rPr>
-          <w:rFonts w:ascii="Miriam Mono CLM" w:hAnsi="Miriam Mono CLM"/>
-          <w:b/>
-          <w:bCs/>
-          <w:color w:val="333333"/>
-          <w:sz w:val="18"/>
-          <w:szCs w:val="18"/>
-        </w:rPr>
-        <w:t>};</w:t>
+          <w:rFonts w:ascii="Segoe UI Semibold" w:hAnsi="Segoe UI Semibold"/>
+          <w:color w:val="333333"/>
+          <w:sz w:val="18"/>
+          <w:szCs w:val="18"/>
+        </w:rPr>
+      </w:pPr>
+      <w:r>
+        <w:rPr>
+          <w:rFonts w:ascii="Segoe UI Semibold" w:hAnsi="Segoe UI Semibold"/>
+          <w:color w:val="333333"/>
+          <w:sz w:val="18"/>
+          <w:szCs w:val="18"/>
+        </w:rPr>
       </w:r>
     </w:p>
     <w:p>
@@ -2991,24 +3562,19 @@
         <w:spacing w:before="0" w:after="0"/>
         <w:jc w:val="start"/>
         <w:rPr>
-          <w:rFonts w:ascii="Miriam Mono CLM" w:hAnsi="Miriam Mono CLM"/>
-          <w:b/>
-          <w:bCs/>
-          <w:color w:val="333333"/>
-          <w:sz w:val="18"/>
-          <w:szCs w:val="18"/>
-        </w:rPr>
-      </w:pPr>
-      <w:r>
-        <w:rPr>
-          <w:rFonts w:ascii="Miriam Mono CLM" w:hAnsi="Miriam Mono CLM"/>
-          <w:b/>
-          <w:bCs/>
-          <w:color w:val="333333"/>
-          <w:sz w:val="18"/>
-          <w:szCs w:val="18"/>
-        </w:rPr>
-        <w:t>console.log(calcular());</w:t>
+          <w:rFonts w:ascii="Segoe UI Semibold" w:hAnsi="Segoe UI Semibold"/>
+          <w:color w:val="333333"/>
+          <w:sz w:val="18"/>
+          <w:szCs w:val="18"/>
+        </w:rPr>
+      </w:pPr>
+      <w:r>
+        <w:rPr>
+          <w:rFonts w:ascii="Segoe UI Semibold" w:hAnsi="Segoe UI Semibold"/>
+          <w:color w:val="333333"/>
+          <w:sz w:val="18"/>
+          <w:szCs w:val="18"/>
+        </w:rPr>
       </w:r>
     </w:p>
     <w:p>
@@ -3030,7 +3596,6 @@
           <w:sz w:val="18"/>
           <w:szCs w:val="18"/>
         </w:rPr>
-        <w:t>Responda:</w:t>
       </w:r>
     </w:p>
     <w:p>
@@ -3060,20 +3625,19 @@
         <w:spacing w:before="0" w:after="0"/>
         <w:jc w:val="start"/>
         <w:rPr>
-          <w:rFonts w:ascii="Segoe UI Black" w:hAnsi="Segoe UI Black"/>
-          <w:color w:val="666666"/>
-          <w:sz w:val="18"/>
-          <w:szCs w:val="18"/>
-        </w:rPr>
-      </w:pPr>
-      <w:r>
-        <w:rPr>
-          <w:rFonts w:ascii="Segoe UI Black" w:hAnsi="Segoe UI Black"/>
-          <w:color w:val="666666"/>
-          <w:sz w:val="18"/>
-          <w:szCs w:val="18"/>
-        </w:rPr>
-        <w:t>9. Qual será a saída?</w:t>
+          <w:rFonts w:ascii="Segoe UI Semibold" w:hAnsi="Segoe UI Semibold"/>
+          <w:color w:val="333333"/>
+          <w:sz w:val="18"/>
+          <w:szCs w:val="18"/>
+        </w:rPr>
+      </w:pPr>
+      <w:r>
+        <w:rPr>
+          <w:rFonts w:ascii="Segoe UI Semibold" w:hAnsi="Segoe UI Semibold"/>
+          <w:color w:val="333333"/>
+          <w:sz w:val="18"/>
+          <w:szCs w:val="18"/>
+        </w:rPr>
       </w:r>
     </w:p>
     <w:p>
@@ -3082,24 +3646,19 @@
         <w:spacing w:before="0" w:after="0"/>
         <w:jc w:val="start"/>
         <w:rPr>
-          <w:rFonts w:ascii="Miriam Mono CLM" w:hAnsi="Miriam Mono CLM"/>
-          <w:b/>
-          <w:bCs/>
-          <w:color w:val="333333"/>
-          <w:sz w:val="18"/>
-          <w:szCs w:val="18"/>
-        </w:rPr>
-      </w:pPr>
-      <w:r>
-        <w:rPr>
-          <w:rFonts w:ascii="Miriam Mono CLM" w:hAnsi="Miriam Mono CLM"/>
-          <w:b/>
-          <w:bCs/>
-          <w:color w:val="333333"/>
-          <w:sz w:val="18"/>
-          <w:szCs w:val="18"/>
-        </w:rPr>
-        <w:t>const saudacao = nome =&gt; `Olá ${nome}`;</w:t>
+          <w:rFonts w:ascii="Segoe UI Semibold" w:hAnsi="Segoe UI Semibold"/>
+          <w:color w:val="333333"/>
+          <w:sz w:val="18"/>
+          <w:szCs w:val="18"/>
+        </w:rPr>
+      </w:pPr>
+      <w:r>
+        <w:rPr>
+          <w:rFonts w:ascii="Segoe UI Semibold" w:hAnsi="Segoe UI Semibold"/>
+          <w:color w:val="333333"/>
+          <w:sz w:val="18"/>
+          <w:szCs w:val="18"/>
+        </w:rPr>
       </w:r>
     </w:p>
     <w:p>
@@ -3108,24 +3667,19 @@
         <w:spacing w:before="0" w:after="0"/>
         <w:jc w:val="start"/>
         <w:rPr>
-          <w:rFonts w:ascii="Miriam Mono CLM" w:hAnsi="Miriam Mono CLM"/>
-          <w:b/>
-          <w:bCs/>
-          <w:color w:val="333333"/>
-          <w:sz w:val="18"/>
-          <w:szCs w:val="18"/>
-        </w:rPr>
-      </w:pPr>
-      <w:r>
-        <w:rPr>
-          <w:rFonts w:ascii="Miriam Mono CLM" w:hAnsi="Miriam Mono CLM"/>
-          <w:b/>
-          <w:bCs/>
-          <w:color w:val="333333"/>
-          <w:sz w:val="18"/>
-          <w:szCs w:val="18"/>
-        </w:rPr>
-        <w:t>console.log(saudacao("João"));</w:t>
+          <w:rFonts w:ascii="Segoe UI Semibold" w:hAnsi="Segoe UI Semibold"/>
+          <w:color w:val="333333"/>
+          <w:sz w:val="18"/>
+          <w:szCs w:val="18"/>
+        </w:rPr>
+      </w:pPr>
+      <w:r>
+        <w:rPr>
+          <w:rFonts w:ascii="Segoe UI Semibold" w:hAnsi="Segoe UI Semibold"/>
+          <w:color w:val="333333"/>
+          <w:sz w:val="18"/>
+          <w:szCs w:val="18"/>
+        </w:rPr>
       </w:r>
     </w:p>
     <w:p>
@@ -3147,7 +3701,6 @@
           <w:sz w:val="18"/>
           <w:szCs w:val="18"/>
         </w:rPr>
-        <w:t>Responda:</w:t>
       </w:r>
     </w:p>
     <w:p>
@@ -3169,191 +3722,6 @@
           <w:sz w:val="18"/>
           <w:szCs w:val="18"/>
         </w:rPr>
-      </w:r>
-    </w:p>
-    <w:p>
-      <w:pPr>
-        <w:pStyle w:val="BodyText"/>
-        <w:spacing w:before="0" w:after="0"/>
-        <w:jc w:val="start"/>
-        <w:rPr>
-          <w:rFonts w:ascii="Segoe UI Black" w:hAnsi="Segoe UI Black"/>
-          <w:color w:val="666666"/>
-          <w:sz w:val="18"/>
-          <w:szCs w:val="18"/>
-        </w:rPr>
-      </w:pPr>
-      <w:r>
-        <w:rPr>
-          <w:rFonts w:ascii="Segoe UI Black" w:hAnsi="Segoe UI Black"/>
-          <w:color w:val="666666"/>
-          <w:sz w:val="18"/>
-          <w:szCs w:val="18"/>
-        </w:rPr>
-        <w:t>10. Qual será o resultado?</w:t>
-      </w:r>
-    </w:p>
-    <w:p>
-      <w:pPr>
-        <w:pStyle w:val="BodyText"/>
-        <w:spacing w:before="0" w:after="0"/>
-        <w:jc w:val="start"/>
-        <w:rPr>
-          <w:rFonts w:ascii="Miriam Mono CLM" w:hAnsi="Miriam Mono CLM"/>
-          <w:b/>
-          <w:bCs/>
-          <w:color w:val="333333"/>
-          <w:sz w:val="18"/>
-          <w:szCs w:val="18"/>
-        </w:rPr>
-      </w:pPr>
-      <w:r>
-        <w:rPr>
-          <w:rFonts w:ascii="Miriam Mono CLM" w:hAnsi="Miriam Mono CLM"/>
-          <w:b/>
-          <w:bCs/>
-          <w:color w:val="333333"/>
-          <w:sz w:val="18"/>
-          <w:szCs w:val="18"/>
-        </w:rPr>
-        <w:t>function soma(a,b){</w:t>
-      </w:r>
-    </w:p>
-    <w:p>
-      <w:pPr>
-        <w:pStyle w:val="BodyText"/>
-        <w:spacing w:before="0" w:after="0"/>
-        <w:jc w:val="start"/>
-        <w:rPr>
-          <w:rFonts w:ascii="Miriam Mono CLM" w:hAnsi="Miriam Mono CLM"/>
-          <w:b/>
-          <w:bCs/>
-          <w:color w:val="333333"/>
-          <w:sz w:val="18"/>
-          <w:szCs w:val="18"/>
-        </w:rPr>
-      </w:pPr>
-      <w:r>
-        <w:rPr>
-          <w:rFonts w:ascii="Miriam Mono CLM" w:hAnsi="Miriam Mono CLM"/>
-          <w:b/>
-          <w:bCs/>
-          <w:color w:val="333333"/>
-          <w:sz w:val="18"/>
-          <w:szCs w:val="18"/>
-        </w:rPr>
-        <w:t xml:space="preserve">    </w:t>
-      </w:r>
-      <w:r>
-        <w:rPr>
-          <w:rFonts w:ascii="Miriam Mono CLM" w:hAnsi="Miriam Mono CLM"/>
-          <w:b/>
-          <w:bCs/>
-          <w:color w:val="333333"/>
-          <w:sz w:val="18"/>
-          <w:szCs w:val="18"/>
-        </w:rPr>
-        <w:t>return a+b;</w:t>
-      </w:r>
-    </w:p>
-    <w:p>
-      <w:pPr>
-        <w:pStyle w:val="BodyText"/>
-        <w:spacing w:before="0" w:after="0"/>
-        <w:jc w:val="start"/>
-        <w:rPr>
-          <w:rFonts w:ascii="Miriam Mono CLM" w:hAnsi="Miriam Mono CLM"/>
-          <w:b/>
-          <w:bCs/>
-          <w:color w:val="333333"/>
-          <w:sz w:val="18"/>
-          <w:szCs w:val="18"/>
-        </w:rPr>
-      </w:pPr>
-      <w:r>
-        <w:rPr>
-          <w:rFonts w:ascii="Miriam Mono CLM" w:hAnsi="Miriam Mono CLM"/>
-          <w:b/>
-          <w:bCs/>
-          <w:color w:val="333333"/>
-          <w:sz w:val="18"/>
-          <w:szCs w:val="18"/>
-        </w:rPr>
-        <w:t>};</w:t>
-      </w:r>
-    </w:p>
-    <w:p>
-      <w:pPr>
-        <w:pStyle w:val="BodyText"/>
-        <w:spacing w:before="0" w:after="0"/>
-        <w:jc w:val="start"/>
-        <w:rPr>
-          <w:rFonts w:ascii="Miriam Mono CLM" w:hAnsi="Miriam Mono CLM"/>
-          <w:b/>
-          <w:bCs/>
-          <w:color w:val="333333"/>
-          <w:sz w:val="18"/>
-          <w:szCs w:val="18"/>
-        </w:rPr>
-      </w:pPr>
-      <w:r>
-        <w:rPr>
-          <w:rFonts w:ascii="Miriam Mono CLM" w:hAnsi="Miriam Mono CLM"/>
-          <w:b/>
-          <w:bCs/>
-          <w:color w:val="333333"/>
-          <w:sz w:val="18"/>
-          <w:szCs w:val="18"/>
-        </w:rPr>
-        <w:t>let resultado = soma(15,25);</w:t>
-      </w:r>
-    </w:p>
-    <w:p>
-      <w:pPr>
-        <w:pStyle w:val="BodyText"/>
-        <w:spacing w:before="0" w:after="0"/>
-        <w:jc w:val="start"/>
-        <w:rPr>
-          <w:rFonts w:ascii="Miriam Mono CLM" w:hAnsi="Miriam Mono CLM"/>
-          <w:b/>
-          <w:bCs/>
-          <w:color w:val="333333"/>
-          <w:sz w:val="18"/>
-          <w:szCs w:val="18"/>
-        </w:rPr>
-      </w:pPr>
-      <w:r>
-        <w:rPr>
-          <w:rFonts w:ascii="Miriam Mono CLM" w:hAnsi="Miriam Mono CLM"/>
-          <w:b/>
-          <w:bCs/>
-          <w:color w:val="333333"/>
-          <w:sz w:val="18"/>
-          <w:szCs w:val="18"/>
-        </w:rPr>
-        <w:t>console.log(resultado);</w:t>
-      </w:r>
-    </w:p>
-    <w:p>
-      <w:pPr>
-        <w:pStyle w:val="BodyText"/>
-        <w:spacing w:before="0" w:after="0"/>
-        <w:jc w:val="start"/>
-        <w:rPr>
-          <w:rFonts w:ascii="Segoe UI Semibold" w:hAnsi="Segoe UI Semibold"/>
-          <w:color w:val="333333"/>
-          <w:sz w:val="18"/>
-          <w:szCs w:val="18"/>
-        </w:rPr>
-      </w:pPr>
-      <w:r>
-        <w:rPr>
-          <w:rFonts w:ascii="Segoe UI Semibold" w:hAnsi="Segoe UI Semibold"/>
-          <w:color w:val="333333"/>
-          <w:sz w:val="18"/>
-          <w:szCs w:val="18"/>
-        </w:rPr>
-        <w:t>Responda:</w:t>
       </w:r>
     </w:p>
     <w:p>
@@ -3450,7 +3818,7 @@
     <w:p>
       <w:pPr>
         <w:pStyle w:val="Heading1"/>
-        <w:spacing w:before="285" w:after="285"/>
+        <w:spacing w:before="0" w:after="285"/>
         <w:jc w:val="center"/>
         <w:rPr>
           <w:rFonts w:ascii="Segoe UI Black" w:hAnsi="Segoe UI Black"/>
@@ -3559,18 +3927,325 @@
         <w:spacing w:before="0" w:after="0"/>
         <w:rPr>
           <w:rFonts w:ascii="Miriam Mono CLM" w:hAnsi="Miriam Mono CLM"/>
-          <w:color w:val="333333"/>
-          <w:sz w:val="18"/>
-          <w:szCs w:val="18"/>
-        </w:rPr>
-      </w:pPr>
-      <w:r>
-        <w:rPr>
-          <w:rFonts w:ascii="Miriam Mono CLM" w:hAnsi="Miriam Mono CLM"/>
-          <w:color w:val="333333"/>
-          <w:sz w:val="18"/>
-          <w:szCs w:val="18"/>
-        </w:rPr>
+          <w:b/>
+          <w:bCs/>
+          <w:color w:val="333333"/>
+          <w:sz w:val="18"/>
+          <w:szCs w:val="18"/>
+        </w:rPr>
+      </w:pPr>
+      <w:r>
+        <w:rPr>
+          <w:rFonts w:ascii="Miriam Mono CLM" w:hAnsi="Miriam Mono CLM"/>
+          <w:b/>
+          <w:bCs/>
+          <w:color w:val="333333"/>
+          <w:sz w:val="18"/>
+          <w:szCs w:val="18"/>
+        </w:rPr>
+        <w:t>function mostrarMaior(n1, n2) {</w:t>
+      </w:r>
+    </w:p>
+    <w:p>
+      <w:pPr>
+        <w:pStyle w:val="BodyText"/>
+        <w:spacing w:before="0" w:after="0"/>
+        <w:rPr>
+          <w:rFonts w:ascii="Miriam Mono CLM" w:hAnsi="Miriam Mono CLM"/>
+          <w:b/>
+          <w:bCs/>
+          <w:color w:val="333333"/>
+          <w:sz w:val="18"/>
+          <w:szCs w:val="18"/>
+        </w:rPr>
+      </w:pPr>
+      <w:r>
+        <w:rPr>
+          <w:rFonts w:ascii="Miriam Mono CLM" w:hAnsi="Miriam Mono CLM"/>
+          <w:b/>
+          <w:bCs/>
+          <w:color w:val="333333"/>
+          <w:sz w:val="18"/>
+          <w:szCs w:val="18"/>
+        </w:rPr>
+        <w:t xml:space="preserve">    </w:t>
+      </w:r>
+      <w:r>
+        <w:rPr>
+          <w:rFonts w:ascii="Miriam Mono CLM" w:hAnsi="Miriam Mono CLM"/>
+          <w:b/>
+          <w:bCs/>
+          <w:color w:val="333333"/>
+          <w:sz w:val="18"/>
+          <w:szCs w:val="18"/>
+        </w:rPr>
+        <w:t>if (n1 &gt; n2) {</w:t>
+      </w:r>
+    </w:p>
+    <w:p>
+      <w:pPr>
+        <w:pStyle w:val="BodyText"/>
+        <w:spacing w:before="0" w:after="0"/>
+        <w:rPr>
+          <w:rFonts w:ascii="Miriam Mono CLM" w:hAnsi="Miriam Mono CLM"/>
+          <w:b/>
+          <w:bCs/>
+          <w:color w:val="333333"/>
+          <w:sz w:val="18"/>
+          <w:szCs w:val="18"/>
+        </w:rPr>
+      </w:pPr>
+      <w:r>
+        <w:rPr>
+          <w:rFonts w:ascii="Miriam Mono CLM" w:hAnsi="Miriam Mono CLM"/>
+          <w:b/>
+          <w:bCs/>
+          <w:color w:val="333333"/>
+          <w:sz w:val="18"/>
+          <w:szCs w:val="18"/>
+        </w:rPr>
+        <w:t xml:space="preserve">        </w:t>
+      </w:r>
+      <w:r>
+        <w:rPr>
+          <w:rFonts w:ascii="Miriam Mono CLM" w:hAnsi="Miriam Mono CLM"/>
+          <w:b/>
+          <w:bCs/>
+          <w:color w:val="333333"/>
+          <w:sz w:val="18"/>
+          <w:szCs w:val="18"/>
+        </w:rPr>
+        <w:t>console.log(n1);</w:t>
+      </w:r>
+    </w:p>
+    <w:p>
+      <w:pPr>
+        <w:pStyle w:val="BodyText"/>
+        <w:spacing w:before="0" w:after="0"/>
+        <w:rPr>
+          <w:rFonts w:ascii="Miriam Mono CLM" w:hAnsi="Miriam Mono CLM"/>
+          <w:b/>
+          <w:bCs/>
+          <w:color w:val="333333"/>
+          <w:sz w:val="18"/>
+          <w:szCs w:val="18"/>
+        </w:rPr>
+      </w:pPr>
+      <w:r>
+        <w:rPr>
+          <w:rFonts w:ascii="Miriam Mono CLM" w:hAnsi="Miriam Mono CLM"/>
+          <w:b/>
+          <w:bCs/>
+          <w:color w:val="333333"/>
+          <w:sz w:val="18"/>
+          <w:szCs w:val="18"/>
+        </w:rPr>
+        <w:t xml:space="preserve">    </w:t>
+      </w:r>
+      <w:r>
+        <w:rPr>
+          <w:rFonts w:ascii="Miriam Mono CLM" w:hAnsi="Miriam Mono CLM"/>
+          <w:b/>
+          <w:bCs/>
+          <w:color w:val="333333"/>
+          <w:sz w:val="18"/>
+          <w:szCs w:val="18"/>
+        </w:rPr>
+        <w:t>} else if (n1 == n2){</w:t>
+      </w:r>
+    </w:p>
+    <w:p>
+      <w:pPr>
+        <w:pStyle w:val="BodyText"/>
+        <w:spacing w:before="0" w:after="0"/>
+        <w:rPr>
+          <w:rFonts w:ascii="Miriam Mono CLM" w:hAnsi="Miriam Mono CLM"/>
+          <w:b/>
+          <w:bCs/>
+          <w:color w:val="333333"/>
+          <w:sz w:val="18"/>
+          <w:szCs w:val="18"/>
+        </w:rPr>
+      </w:pPr>
+      <w:r>
+        <w:rPr>
+          <w:rFonts w:ascii="Miriam Mono CLM" w:hAnsi="Miriam Mono CLM"/>
+          <w:b/>
+          <w:bCs/>
+          <w:color w:val="333333"/>
+          <w:sz w:val="18"/>
+          <w:szCs w:val="18"/>
+        </w:rPr>
+        <w:t xml:space="preserve">        </w:t>
+      </w:r>
+      <w:r>
+        <w:rPr>
+          <w:rFonts w:ascii="Miriam Mono CLM" w:hAnsi="Miriam Mono CLM"/>
+          <w:b/>
+          <w:bCs/>
+          <w:color w:val="333333"/>
+          <w:sz w:val="18"/>
+          <w:szCs w:val="18"/>
+        </w:rPr>
+        <w:t>console.log("Os números são iguais");</w:t>
+      </w:r>
+    </w:p>
+    <w:p>
+      <w:pPr>
+        <w:pStyle w:val="BodyText"/>
+        <w:spacing w:before="0" w:after="0"/>
+        <w:rPr>
+          <w:rFonts w:ascii="Miriam Mono CLM" w:hAnsi="Miriam Mono CLM"/>
+          <w:b/>
+          <w:bCs/>
+          <w:color w:val="333333"/>
+          <w:sz w:val="18"/>
+          <w:szCs w:val="18"/>
+        </w:rPr>
+      </w:pPr>
+      <w:r>
+        <w:rPr>
+          <w:rFonts w:ascii="Miriam Mono CLM" w:hAnsi="Miriam Mono CLM"/>
+          <w:b/>
+          <w:bCs/>
+          <w:color w:val="333333"/>
+          <w:sz w:val="18"/>
+          <w:szCs w:val="18"/>
+        </w:rPr>
+        <w:t xml:space="preserve">    </w:t>
+      </w:r>
+      <w:r>
+        <w:rPr>
+          <w:rFonts w:ascii="Miriam Mono CLM" w:hAnsi="Miriam Mono CLM"/>
+          <w:b/>
+          <w:bCs/>
+          <w:color w:val="333333"/>
+          <w:sz w:val="18"/>
+          <w:szCs w:val="18"/>
+        </w:rPr>
+        <w:t>} else {</w:t>
+      </w:r>
+    </w:p>
+    <w:p>
+      <w:pPr>
+        <w:pStyle w:val="BodyText"/>
+        <w:spacing w:before="0" w:after="0"/>
+        <w:rPr>
+          <w:rFonts w:ascii="Miriam Mono CLM" w:hAnsi="Miriam Mono CLM"/>
+          <w:b/>
+          <w:bCs/>
+          <w:color w:val="333333"/>
+          <w:sz w:val="18"/>
+          <w:szCs w:val="18"/>
+        </w:rPr>
+      </w:pPr>
+      <w:r>
+        <w:rPr>
+          <w:rFonts w:ascii="Miriam Mono CLM" w:hAnsi="Miriam Mono CLM"/>
+          <w:b/>
+          <w:bCs/>
+          <w:color w:val="333333"/>
+          <w:sz w:val="18"/>
+          <w:szCs w:val="18"/>
+        </w:rPr>
+        <w:t xml:space="preserve">        </w:t>
+      </w:r>
+      <w:r>
+        <w:rPr>
+          <w:rFonts w:ascii="Miriam Mono CLM" w:hAnsi="Miriam Mono CLM"/>
+          <w:b/>
+          <w:bCs/>
+          <w:color w:val="333333"/>
+          <w:sz w:val="18"/>
+          <w:szCs w:val="18"/>
+        </w:rPr>
+        <w:t>console.log(n2);</w:t>
+      </w:r>
+    </w:p>
+    <w:p>
+      <w:pPr>
+        <w:pStyle w:val="BodyText"/>
+        <w:spacing w:before="0" w:after="0"/>
+        <w:rPr>
+          <w:rFonts w:ascii="Miriam Mono CLM" w:hAnsi="Miriam Mono CLM"/>
+          <w:b/>
+          <w:bCs/>
+          <w:color w:val="333333"/>
+          <w:sz w:val="18"/>
+          <w:szCs w:val="18"/>
+        </w:rPr>
+      </w:pPr>
+      <w:r>
+        <w:rPr>
+          <w:rFonts w:ascii="Miriam Mono CLM" w:hAnsi="Miriam Mono CLM"/>
+          <w:b/>
+          <w:bCs/>
+          <w:color w:val="333333"/>
+          <w:sz w:val="18"/>
+          <w:szCs w:val="18"/>
+        </w:rPr>
+        <w:t xml:space="preserve">    </w:t>
+      </w:r>
+      <w:r>
+        <w:rPr>
+          <w:rFonts w:ascii="Miriam Mono CLM" w:hAnsi="Miriam Mono CLM"/>
+          <w:b/>
+          <w:bCs/>
+          <w:color w:val="333333"/>
+          <w:sz w:val="18"/>
+          <w:szCs w:val="18"/>
+        </w:rPr>
+        <w:t>};</w:t>
+      </w:r>
+    </w:p>
+    <w:p>
+      <w:pPr>
+        <w:pStyle w:val="BodyText"/>
+        <w:spacing w:before="0" w:after="0"/>
+        <w:rPr>
+          <w:rFonts w:ascii="Miriam Mono CLM" w:hAnsi="Miriam Mono CLM"/>
+          <w:b/>
+          <w:bCs/>
+          <w:color w:val="333333"/>
+          <w:sz w:val="18"/>
+          <w:szCs w:val="18"/>
+        </w:rPr>
+      </w:pPr>
+      <w:r>
+        <w:rPr>
+          <w:rFonts w:ascii="Miriam Mono CLM" w:hAnsi="Miriam Mono CLM"/>
+          <w:b/>
+          <w:bCs/>
+          <w:color w:val="333333"/>
+          <w:sz w:val="18"/>
+          <w:szCs w:val="18"/>
+        </w:rPr>
+        <w:t>};</w:t>
+      </w:r>
+    </w:p>
+    <w:p>
+      <w:pPr>
+        <w:pStyle w:val="BodyText"/>
+        <w:spacing w:before="0" w:after="0"/>
+        <w:rPr>
+          <w:rFonts w:ascii="Miriam Mono CLM" w:hAnsi="Miriam Mono CLM"/>
+          <w:b/>
+          <w:bCs/>
+          <w:color w:val="333333"/>
+          <w:sz w:val="18"/>
+          <w:szCs w:val="18"/>
+        </w:rPr>
+      </w:pPr>
+      <w:r>
+        <w:rPr>
+          <w:rFonts w:ascii="Miriam Mono CLM" w:hAnsi="Miriam Mono CLM"/>
+          <w:b/>
+          <w:bCs/>
+          <w:color w:val="333333"/>
+          <w:sz w:val="18"/>
+          <w:szCs w:val="18"/>
+        </w:rPr>
+        <w:t>mostrarMaior(10, 5);</w:t>
       </w:r>
     </w:p>
     <w:p>
@@ -3659,18 +4334,48 @@
         <w:spacing w:before="0" w:after="0"/>
         <w:rPr>
           <w:rFonts w:ascii="Miriam Mono CLM" w:hAnsi="Miriam Mono CLM"/>
-          <w:color w:val="333333"/>
-          <w:sz w:val="18"/>
-          <w:szCs w:val="18"/>
-        </w:rPr>
-      </w:pPr>
-      <w:r>
-        <w:rPr>
-          <w:rFonts w:ascii="Miriam Mono CLM" w:hAnsi="Miriam Mono CLM"/>
-          <w:color w:val="333333"/>
-          <w:sz w:val="18"/>
-          <w:szCs w:val="18"/>
-        </w:rPr>
+          <w:b/>
+          <w:bCs/>
+          <w:color w:val="333333"/>
+          <w:sz w:val="18"/>
+          <w:szCs w:val="18"/>
+        </w:rPr>
+      </w:pPr>
+      <w:r>
+        <w:rPr>
+          <w:rFonts w:ascii="Miriam Mono CLM" w:hAnsi="Miriam Mono CLM"/>
+          <w:b/>
+          <w:bCs/>
+          <w:color w:val="333333"/>
+          <w:sz w:val="18"/>
+          <w:szCs w:val="18"/>
+        </w:rPr>
+        <w:t>const validarIdade = (idade) =&gt; {if (idade &gt;= 18) {return 'Maior de idade'} else {return 'Menor de idade'}};</w:t>
+      </w:r>
+    </w:p>
+    <w:p>
+      <w:pPr>
+        <w:pStyle w:val="BodyText"/>
+        <w:spacing w:before="0" w:after="0"/>
+        <w:rPr>
+          <w:rFonts w:ascii="Miriam Mono CLM" w:hAnsi="Miriam Mono CLM"/>
+          <w:b/>
+          <w:bCs/>
+          <w:color w:val="333333"/>
+          <w:sz w:val="18"/>
+          <w:szCs w:val="18"/>
+        </w:rPr>
+      </w:pPr>
+      <w:r>
+        <w:rPr>
+          <w:rFonts w:ascii="Miriam Mono CLM" w:hAnsi="Miriam Mono CLM"/>
+          <w:b/>
+          <w:bCs/>
+          <w:color w:val="333333"/>
+          <w:sz w:val="18"/>
+          <w:szCs w:val="18"/>
+        </w:rPr>
+        <w:t>console.log(validarIdade(15));</w:t>
       </w:r>
     </w:p>
     <w:p>
@@ -3762,14 +4467,154 @@
         <w:spacing w:before="0" w:after="0"/>
         <w:rPr>
           <w:rFonts w:ascii="Miriam Mono CLM" w:hAnsi="Miriam Mono CLM"/>
-          <w:color w:val="333333"/>
-          <w:sz w:val="18"/>
-          <w:szCs w:val="18"/>
-        </w:rPr>
-      </w:pPr>
-      <w:r>
-        <w:rPr>
-          <w:rFonts w:ascii="Miriam Mono CLM" w:hAnsi="Miriam Mono CLM"/>
+          <w:b/>
+          <w:bCs/>
+          <w:color w:val="333333"/>
+          <w:sz w:val="18"/>
+          <w:szCs w:val="18"/>
+        </w:rPr>
+      </w:pPr>
+      <w:r>
+        <w:rPr>
+          <w:rFonts w:ascii="Miriam Mono CLM" w:hAnsi="Miriam Mono CLM"/>
+          <w:b/>
+          <w:bCs/>
+          <w:color w:val="333333"/>
+          <w:sz w:val="18"/>
+          <w:szCs w:val="18"/>
+        </w:rPr>
+        <w:t>const IMC = function(altura, peso) {</w:t>
+      </w:r>
+    </w:p>
+    <w:p>
+      <w:pPr>
+        <w:pStyle w:val="BodyText"/>
+        <w:spacing w:before="0" w:after="0"/>
+        <w:rPr>
+          <w:rFonts w:ascii="Miriam Mono CLM" w:hAnsi="Miriam Mono CLM"/>
+          <w:b/>
+          <w:bCs/>
+          <w:color w:val="333333"/>
+          <w:sz w:val="18"/>
+          <w:szCs w:val="18"/>
+        </w:rPr>
+      </w:pPr>
+      <w:r>
+        <w:rPr>
+          <w:rFonts w:ascii="Miriam Mono CLM" w:hAnsi="Miriam Mono CLM"/>
+          <w:b/>
+          <w:bCs/>
+          <w:color w:val="333333"/>
+          <w:sz w:val="18"/>
+          <w:szCs w:val="18"/>
+        </w:rPr>
+        <w:t xml:space="preserve">    </w:t>
+      </w:r>
+      <w:r>
+        <w:rPr>
+          <w:rFonts w:ascii="Miriam Mono CLM" w:hAnsi="Miriam Mono CLM"/>
+          <w:b/>
+          <w:bCs/>
+          <w:color w:val="333333"/>
+          <w:sz w:val="18"/>
+          <w:szCs w:val="18"/>
+        </w:rPr>
+        <w:t>return peso / altura ** 2</w:t>
+      </w:r>
+    </w:p>
+    <w:p>
+      <w:pPr>
+        <w:pStyle w:val="BodyText"/>
+        <w:spacing w:before="0" w:after="0"/>
+        <w:rPr>
+          <w:rFonts w:ascii="Miriam Mono CLM" w:hAnsi="Miriam Mono CLM"/>
+          <w:b/>
+          <w:bCs/>
+          <w:color w:val="333333"/>
+          <w:sz w:val="18"/>
+          <w:szCs w:val="18"/>
+        </w:rPr>
+      </w:pPr>
+      <w:r>
+        <w:rPr>
+          <w:rFonts w:ascii="Miriam Mono CLM" w:hAnsi="Miriam Mono CLM"/>
+          <w:b/>
+          <w:bCs/>
+          <w:color w:val="333333"/>
+          <w:sz w:val="18"/>
+          <w:szCs w:val="18"/>
+        </w:rPr>
+        <w:t>}</w:t>
+      </w:r>
+    </w:p>
+    <w:p>
+      <w:pPr>
+        <w:pStyle w:val="BodyText"/>
+        <w:spacing w:before="0" w:after="0"/>
+        <w:rPr>
+          <w:rFonts w:ascii="Miriam Mono CLM" w:hAnsi="Miriam Mono CLM"/>
+          <w:b/>
+          <w:bCs/>
+          <w:color w:val="333333"/>
+          <w:sz w:val="18"/>
+          <w:szCs w:val="18"/>
+        </w:rPr>
+      </w:pPr>
+      <w:r>
+        <w:rPr>
+          <w:rFonts w:ascii="Miriam Mono CLM" w:hAnsi="Miriam Mono CLM"/>
+          <w:b/>
+          <w:bCs/>
+          <w:color w:val="333333"/>
+          <w:sz w:val="18"/>
+          <w:szCs w:val="18"/>
+        </w:rPr>
+        <w:t>let resultado = IMC(1.70, 60)</w:t>
+      </w:r>
+    </w:p>
+    <w:p>
+      <w:pPr>
+        <w:pStyle w:val="BodyText"/>
+        <w:spacing w:before="0" w:after="0"/>
+        <w:rPr>
+          <w:rFonts w:ascii="Miriam Mono CLM" w:hAnsi="Miriam Mono CLM"/>
+          <w:b/>
+          <w:bCs/>
+          <w:color w:val="333333"/>
+          <w:sz w:val="18"/>
+          <w:szCs w:val="18"/>
+        </w:rPr>
+      </w:pPr>
+      <w:r>
+        <w:rPr>
+          <w:rFonts w:ascii="Miriam Mono CLM" w:hAnsi="Miriam Mono CLM"/>
+          <w:b/>
+          <w:bCs/>
+          <w:color w:val="333333"/>
+          <w:sz w:val="18"/>
+          <w:szCs w:val="18"/>
+        </w:rPr>
+        <w:t>console.log(resultado.toFixed(2));</w:t>
+      </w:r>
+    </w:p>
+    <w:p>
+      <w:pPr>
+        <w:pStyle w:val="BodyText"/>
+        <w:spacing w:before="0" w:after="0"/>
+        <w:rPr>
+          <w:rFonts w:ascii="Miriam Mono CLM" w:hAnsi="Miriam Mono CLM"/>
+          <w:b/>
+          <w:bCs/>
+          <w:color w:val="333333"/>
+          <w:sz w:val="18"/>
+          <w:szCs w:val="18"/>
+        </w:rPr>
+      </w:pPr>
+      <w:r>
+        <w:rPr>
+          <w:rFonts w:ascii="Miriam Mono CLM" w:hAnsi="Miriam Mono CLM"/>
+          <w:b/>
+          <w:bCs/>
           <w:color w:val="333333"/>
           <w:sz w:val="18"/>
           <w:szCs w:val="18"/>
@@ -3845,18 +4690,325 @@
         <w:spacing w:before="0" w:after="0"/>
         <w:rPr>
           <w:rFonts w:ascii="Miriam Mono CLM" w:hAnsi="Miriam Mono CLM"/>
-          <w:color w:val="333333"/>
-          <w:sz w:val="18"/>
-          <w:szCs w:val="18"/>
-        </w:rPr>
-      </w:pPr>
-      <w:r>
-        <w:rPr>
-          <w:rFonts w:ascii="Miriam Mono CLM" w:hAnsi="Miriam Mono CLM"/>
-          <w:color w:val="333333"/>
-          <w:sz w:val="18"/>
-          <w:szCs w:val="18"/>
-        </w:rPr>
+          <w:b/>
+          <w:bCs/>
+          <w:color w:val="333333"/>
+          <w:sz w:val="18"/>
+          <w:szCs w:val="18"/>
+        </w:rPr>
+      </w:pPr>
+      <w:r>
+        <w:rPr>
+          <w:rFonts w:ascii="Miriam Mono CLM" w:hAnsi="Miriam Mono CLM"/>
+          <w:b/>
+          <w:bCs/>
+          <w:color w:val="333333"/>
+          <w:sz w:val="18"/>
+          <w:szCs w:val="18"/>
+        </w:rPr>
+        <w:t>function calcularMedia(notas) {</w:t>
+      </w:r>
+    </w:p>
+    <w:p>
+      <w:pPr>
+        <w:pStyle w:val="BodyText"/>
+        <w:spacing w:before="0" w:after="0"/>
+        <w:rPr>
+          <w:rFonts w:ascii="Miriam Mono CLM" w:hAnsi="Miriam Mono CLM"/>
+          <w:b/>
+          <w:bCs/>
+          <w:color w:val="333333"/>
+          <w:sz w:val="18"/>
+          <w:szCs w:val="18"/>
+        </w:rPr>
+      </w:pPr>
+      <w:r>
+        <w:rPr>
+          <w:rFonts w:ascii="Miriam Mono CLM" w:hAnsi="Miriam Mono CLM"/>
+          <w:b/>
+          <w:bCs/>
+          <w:color w:val="333333"/>
+          <w:sz w:val="18"/>
+          <w:szCs w:val="18"/>
+        </w:rPr>
+        <w:t xml:space="preserve">    </w:t>
+      </w:r>
+      <w:r>
+        <w:rPr>
+          <w:rFonts w:ascii="Miriam Mono CLM" w:hAnsi="Miriam Mono CLM"/>
+          <w:b/>
+          <w:bCs/>
+          <w:color w:val="333333"/>
+          <w:sz w:val="18"/>
+          <w:szCs w:val="18"/>
+        </w:rPr>
+        <w:t>let media = 0;</w:t>
+      </w:r>
+    </w:p>
+    <w:p>
+      <w:pPr>
+        <w:pStyle w:val="BodyText"/>
+        <w:spacing w:before="0" w:after="0"/>
+        <w:rPr>
+          <w:rFonts w:ascii="Miriam Mono CLM" w:hAnsi="Miriam Mono CLM"/>
+          <w:b/>
+          <w:bCs/>
+          <w:color w:val="333333"/>
+          <w:sz w:val="18"/>
+          <w:szCs w:val="18"/>
+        </w:rPr>
+      </w:pPr>
+      <w:r>
+        <w:rPr>
+          <w:rFonts w:ascii="Miriam Mono CLM" w:hAnsi="Miriam Mono CLM"/>
+          <w:b/>
+          <w:bCs/>
+          <w:color w:val="333333"/>
+          <w:sz w:val="18"/>
+          <w:szCs w:val="18"/>
+        </w:rPr>
+        <w:t xml:space="preserve">    </w:t>
+      </w:r>
+      <w:r>
+        <w:rPr>
+          <w:rFonts w:ascii="Miriam Mono CLM" w:hAnsi="Miriam Mono CLM"/>
+          <w:b/>
+          <w:bCs/>
+          <w:color w:val="333333"/>
+          <w:sz w:val="18"/>
+          <w:szCs w:val="18"/>
+        </w:rPr>
+        <w:t>let cont = 0;</w:t>
+      </w:r>
+    </w:p>
+    <w:p>
+      <w:pPr>
+        <w:pStyle w:val="BodyText"/>
+        <w:spacing w:before="0" w:after="0"/>
+        <w:rPr>
+          <w:rFonts w:ascii="Miriam Mono CLM" w:hAnsi="Miriam Mono CLM"/>
+          <w:b/>
+          <w:bCs/>
+          <w:color w:val="333333"/>
+          <w:sz w:val="18"/>
+          <w:szCs w:val="18"/>
+        </w:rPr>
+      </w:pPr>
+      <w:r>
+        <w:rPr>
+          <w:rFonts w:ascii="Miriam Mono CLM" w:hAnsi="Miriam Mono CLM"/>
+          <w:b/>
+          <w:bCs/>
+          <w:color w:val="333333"/>
+          <w:sz w:val="18"/>
+          <w:szCs w:val="18"/>
+        </w:rPr>
+        <w:t xml:space="preserve">    </w:t>
+      </w:r>
+      <w:r>
+        <w:rPr>
+          <w:rFonts w:ascii="Miriam Mono CLM" w:hAnsi="Miriam Mono CLM"/>
+          <w:b/>
+          <w:bCs/>
+          <w:color w:val="333333"/>
+          <w:sz w:val="18"/>
+          <w:szCs w:val="18"/>
+        </w:rPr>
+        <w:t>for (let nota of notas) {</w:t>
+      </w:r>
+    </w:p>
+    <w:p>
+      <w:pPr>
+        <w:pStyle w:val="BodyText"/>
+        <w:spacing w:before="0" w:after="0"/>
+        <w:rPr>
+          <w:rFonts w:ascii="Miriam Mono CLM" w:hAnsi="Miriam Mono CLM"/>
+          <w:b/>
+          <w:bCs/>
+          <w:color w:val="333333"/>
+          <w:sz w:val="18"/>
+          <w:szCs w:val="18"/>
+        </w:rPr>
+      </w:pPr>
+      <w:r>
+        <w:rPr>
+          <w:rFonts w:ascii="Miriam Mono CLM" w:hAnsi="Miriam Mono CLM"/>
+          <w:b/>
+          <w:bCs/>
+          <w:color w:val="333333"/>
+          <w:sz w:val="18"/>
+          <w:szCs w:val="18"/>
+        </w:rPr>
+        <w:t xml:space="preserve">        </w:t>
+      </w:r>
+      <w:r>
+        <w:rPr>
+          <w:rFonts w:ascii="Miriam Mono CLM" w:hAnsi="Miriam Mono CLM"/>
+          <w:b/>
+          <w:bCs/>
+          <w:color w:val="333333"/>
+          <w:sz w:val="18"/>
+          <w:szCs w:val="18"/>
+        </w:rPr>
+        <w:t>media += nota;</w:t>
+      </w:r>
+    </w:p>
+    <w:p>
+      <w:pPr>
+        <w:pStyle w:val="BodyText"/>
+        <w:spacing w:before="0" w:after="0"/>
+        <w:rPr>
+          <w:rFonts w:ascii="Miriam Mono CLM" w:hAnsi="Miriam Mono CLM"/>
+          <w:b/>
+          <w:bCs/>
+          <w:color w:val="333333"/>
+          <w:sz w:val="18"/>
+          <w:szCs w:val="18"/>
+        </w:rPr>
+      </w:pPr>
+      <w:r>
+        <w:rPr>
+          <w:rFonts w:ascii="Miriam Mono CLM" w:hAnsi="Miriam Mono CLM"/>
+          <w:b/>
+          <w:bCs/>
+          <w:color w:val="333333"/>
+          <w:sz w:val="18"/>
+          <w:szCs w:val="18"/>
+        </w:rPr>
+        <w:t xml:space="preserve">        </w:t>
+      </w:r>
+      <w:r>
+        <w:rPr>
+          <w:rFonts w:ascii="Miriam Mono CLM" w:hAnsi="Miriam Mono CLM"/>
+          <w:b/>
+          <w:bCs/>
+          <w:color w:val="333333"/>
+          <w:sz w:val="18"/>
+          <w:szCs w:val="18"/>
+        </w:rPr>
+        <w:t>cont++;</w:t>
+      </w:r>
+    </w:p>
+    <w:p>
+      <w:pPr>
+        <w:pStyle w:val="BodyText"/>
+        <w:spacing w:before="0" w:after="0"/>
+        <w:rPr>
+          <w:rFonts w:ascii="Miriam Mono CLM" w:hAnsi="Miriam Mono CLM"/>
+          <w:b/>
+          <w:bCs/>
+          <w:color w:val="333333"/>
+          <w:sz w:val="18"/>
+          <w:szCs w:val="18"/>
+        </w:rPr>
+      </w:pPr>
+      <w:r>
+        <w:rPr>
+          <w:rFonts w:ascii="Miriam Mono CLM" w:hAnsi="Miriam Mono CLM"/>
+          <w:b/>
+          <w:bCs/>
+          <w:color w:val="333333"/>
+          <w:sz w:val="18"/>
+          <w:szCs w:val="18"/>
+        </w:rPr>
+        <w:t xml:space="preserve">    </w:t>
+      </w:r>
+      <w:r>
+        <w:rPr>
+          <w:rFonts w:ascii="Miriam Mono CLM" w:hAnsi="Miriam Mono CLM"/>
+          <w:b/>
+          <w:bCs/>
+          <w:color w:val="333333"/>
+          <w:sz w:val="18"/>
+          <w:szCs w:val="18"/>
+        </w:rPr>
+        <w:t>};</w:t>
+      </w:r>
+    </w:p>
+    <w:p>
+      <w:pPr>
+        <w:pStyle w:val="BodyText"/>
+        <w:spacing w:before="0" w:after="0"/>
+        <w:rPr>
+          <w:rFonts w:ascii="Miriam Mono CLM" w:hAnsi="Miriam Mono CLM"/>
+          <w:b/>
+          <w:bCs/>
+          <w:color w:val="333333"/>
+          <w:sz w:val="18"/>
+          <w:szCs w:val="18"/>
+        </w:rPr>
+      </w:pPr>
+      <w:r>
+        <w:rPr>
+          <w:rFonts w:ascii="Miriam Mono CLM" w:hAnsi="Miriam Mono CLM"/>
+          <w:b/>
+          <w:bCs/>
+          <w:color w:val="333333"/>
+          <w:sz w:val="18"/>
+          <w:szCs w:val="18"/>
+        </w:rPr>
+        <w:t xml:space="preserve">    </w:t>
+      </w:r>
+      <w:r>
+        <w:rPr>
+          <w:rFonts w:ascii="Miriam Mono CLM" w:hAnsi="Miriam Mono CLM"/>
+          <w:b/>
+          <w:bCs/>
+          <w:color w:val="333333"/>
+          <w:sz w:val="18"/>
+          <w:szCs w:val="18"/>
+        </w:rPr>
+        <w:t xml:space="preserve">return media / cont; </w:t>
+      </w:r>
+    </w:p>
+    <w:p>
+      <w:pPr>
+        <w:pStyle w:val="BodyText"/>
+        <w:spacing w:before="0" w:after="0"/>
+        <w:rPr>
+          <w:rFonts w:ascii="Miriam Mono CLM" w:hAnsi="Miriam Mono CLM"/>
+          <w:b/>
+          <w:bCs/>
+          <w:color w:val="333333"/>
+          <w:sz w:val="18"/>
+          <w:szCs w:val="18"/>
+        </w:rPr>
+      </w:pPr>
+      <w:r>
+        <w:rPr>
+          <w:rFonts w:ascii="Miriam Mono CLM" w:hAnsi="Miriam Mono CLM"/>
+          <w:b/>
+          <w:bCs/>
+          <w:color w:val="333333"/>
+          <w:sz w:val="18"/>
+          <w:szCs w:val="18"/>
+        </w:rPr>
+        <w:t>};</w:t>
+      </w:r>
+    </w:p>
+    <w:p>
+      <w:pPr>
+        <w:pStyle w:val="BodyText"/>
+        <w:spacing w:before="0" w:after="0"/>
+        <w:rPr>
+          <w:rFonts w:ascii="Miriam Mono CLM" w:hAnsi="Miriam Mono CLM"/>
+          <w:b/>
+          <w:bCs/>
+          <w:color w:val="333333"/>
+          <w:sz w:val="18"/>
+          <w:szCs w:val="18"/>
+        </w:rPr>
+      </w:pPr>
+      <w:r>
+        <w:rPr>
+          <w:rFonts w:ascii="Miriam Mono CLM" w:hAnsi="Miriam Mono CLM"/>
+          <w:b/>
+          <w:bCs/>
+          <w:color w:val="333333"/>
+          <w:sz w:val="18"/>
+          <w:szCs w:val="18"/>
+        </w:rPr>
+        <w:t>console.log(calcularMedia([10, 5, 7, 3]));</w:t>
       </w:r>
     </w:p>
     <w:p>
@@ -3965,6 +5117,156 @@
           <w:szCs w:val="18"/>
         </w:rPr>
         <w:t>Código:</w:t>
+      </w:r>
+    </w:p>
+    <w:p>
+      <w:pPr>
+        <w:pStyle w:val="BodyText"/>
+        <w:spacing w:before="0" w:after="0"/>
+        <w:rPr>
+          <w:rFonts w:ascii="Miriam Mono CLM" w:hAnsi="Miriam Mono CLM"/>
+          <w:b/>
+          <w:bCs/>
+          <w:color w:val="333333"/>
+          <w:sz w:val="18"/>
+          <w:szCs w:val="18"/>
+        </w:rPr>
+      </w:pPr>
+      <w:r>
+        <w:rPr>
+          <w:rFonts w:ascii="Miriam Mono CLM" w:hAnsi="Miriam Mono CLM"/>
+          <w:b/>
+          <w:bCs/>
+          <w:color w:val="333333"/>
+          <w:sz w:val="18"/>
+          <w:szCs w:val="18"/>
+        </w:rPr>
+        <w:t>const saudacao = (nome) =&gt; console.log(`Olá, ${nome}! Seja bem-vindo.`);</w:t>
+      </w:r>
+    </w:p>
+    <w:p>
+      <w:pPr>
+        <w:pStyle w:val="BodyText"/>
+        <w:spacing w:before="0" w:after="0"/>
+        <w:rPr>
+          <w:rFonts w:ascii="Miriam Mono CLM" w:hAnsi="Miriam Mono CLM"/>
+          <w:b/>
+          <w:bCs/>
+          <w:color w:val="333333"/>
+          <w:sz w:val="18"/>
+          <w:szCs w:val="18"/>
+        </w:rPr>
+      </w:pPr>
+      <w:r>
+        <w:rPr>
+          <w:rFonts w:ascii="Miriam Mono CLM" w:hAnsi="Miriam Mono CLM"/>
+          <w:b/>
+          <w:bCs/>
+          <w:color w:val="333333"/>
+          <w:sz w:val="18"/>
+          <w:szCs w:val="18"/>
+        </w:rPr>
+        <w:t>saudacao('Moisés');</w:t>
+      </w:r>
+    </w:p>
+    <w:p>
+      <w:pPr>
+        <w:pStyle w:val="BodyText"/>
+        <w:spacing w:before="0" w:after="0"/>
+        <w:rPr>
+          <w:rFonts w:ascii="Miriam Mono CLM" w:hAnsi="Miriam Mono CLM"/>
+          <w:color w:val="333333"/>
+          <w:sz w:val="18"/>
+          <w:szCs w:val="18"/>
+        </w:rPr>
+      </w:pPr>
+      <w:r>
+        <w:rPr>
+          <w:rFonts w:ascii="Miriam Mono CLM" w:hAnsi="Miriam Mono CLM"/>
+          <w:color w:val="333333"/>
+          <w:sz w:val="18"/>
+          <w:szCs w:val="18"/>
+        </w:rPr>
+      </w:r>
+    </w:p>
+    <w:p>
+      <w:pPr>
+        <w:pStyle w:val="BodyText"/>
+        <w:spacing w:before="0" w:after="0"/>
+        <w:rPr>
+          <w:rFonts w:ascii="Miriam Mono CLM" w:hAnsi="Miriam Mono CLM"/>
+          <w:color w:val="333333"/>
+          <w:sz w:val="18"/>
+          <w:szCs w:val="18"/>
+        </w:rPr>
+      </w:pPr>
+      <w:r>
+        <w:rPr>
+          <w:rFonts w:ascii="Miriam Mono CLM" w:hAnsi="Miriam Mono CLM"/>
+          <w:color w:val="333333"/>
+          <w:sz w:val="18"/>
+          <w:szCs w:val="18"/>
+        </w:rPr>
+      </w:r>
+    </w:p>
+    <w:p>
+      <w:pPr>
+        <w:pStyle w:val="BodyText"/>
+        <w:spacing w:before="0" w:after="0"/>
+        <w:rPr>
+          <w:rFonts w:ascii="Miriam Mono CLM" w:hAnsi="Miriam Mono CLM"/>
+          <w:color w:val="333333"/>
+          <w:sz w:val="18"/>
+          <w:szCs w:val="18"/>
+        </w:rPr>
+      </w:pPr>
+      <w:r>
+        <w:rPr>
+          <w:rFonts w:ascii="Miriam Mono CLM" w:hAnsi="Miriam Mono CLM"/>
+          <w:color w:val="333333"/>
+          <w:sz w:val="18"/>
+          <w:szCs w:val="18"/>
+        </w:rPr>
+      </w:r>
+    </w:p>
+    <w:p>
+      <w:pPr>
+        <w:pStyle w:val="BodyText"/>
+        <w:spacing w:before="0" w:after="0"/>
+        <w:rPr>
+          <w:rFonts w:ascii="Miriam Mono CLM" w:hAnsi="Miriam Mono CLM"/>
+          <w:color w:val="333333"/>
+          <w:sz w:val="18"/>
+          <w:szCs w:val="18"/>
+        </w:rPr>
+      </w:pPr>
+      <w:r>
+        <w:rPr>
+          <w:rFonts w:ascii="Miriam Mono CLM" w:hAnsi="Miriam Mono CLM"/>
+          <w:color w:val="333333"/>
+          <w:sz w:val="18"/>
+          <w:szCs w:val="18"/>
+        </w:rPr>
+      </w:r>
+    </w:p>
+    <w:p>
+      <w:pPr>
+        <w:pStyle w:val="BodyText"/>
+        <w:spacing w:before="0" w:after="0"/>
+        <w:rPr>
+          <w:rFonts w:ascii="Miriam Mono CLM" w:hAnsi="Miriam Mono CLM"/>
+          <w:color w:val="333333"/>
+          <w:sz w:val="18"/>
+          <w:szCs w:val="18"/>
+        </w:rPr>
+      </w:pPr>
+      <w:r>
+        <w:rPr>
+          <w:rFonts w:ascii="Miriam Mono CLM" w:hAnsi="Miriam Mono CLM"/>
+          <w:color w:val="333333"/>
+          <w:sz w:val="18"/>
+          <w:szCs w:val="18"/>
+        </w:rPr>
       </w:r>
     </w:p>
     <w:p>
@@ -4151,6 +5453,30 @@
           <w:sz w:val="18"/>
           <w:szCs w:val="18"/>
         </w:rPr>
+      </w:r>
+      <w:r>
+        <w:br w:type="page"/>
+      </w:r>
+    </w:p>
+    <w:p>
+      <w:pPr>
+        <w:pStyle w:val="Heading1"/>
+        <w:spacing w:before="0" w:after="285"/>
+        <w:jc w:val="center"/>
+        <w:rPr>
+          <w:rFonts w:ascii="Segoe UI Black" w:hAnsi="Segoe UI Black"/>
+          <w:color w:val="666666"/>
+          <w:sz w:val="18"/>
+          <w:szCs w:val="18"/>
+        </w:rPr>
+      </w:pPr>
+      <w:r>
+        <w:rPr>
+          <w:rFonts w:ascii="Segoe UI Black" w:hAnsi="Segoe UI Black"/>
+          <w:color w:val="666666"/>
+          <w:sz w:val="18"/>
+          <w:szCs w:val="18"/>
+        </w:rPr>
         <w:t xml:space="preserve">🏆 </w:t>
       </w:r>
       <w:r>
@@ -4532,18 +5858,2868 @@
         <w:spacing w:lineRule="auto" w:line="240" w:before="0" w:after="0"/>
         <w:rPr>
           <w:rFonts w:ascii="Miriam Mono CLM" w:hAnsi="Miriam Mono CLM"/>
-          <w:color w:val="333333"/>
-          <w:sz w:val="18"/>
-          <w:szCs w:val="18"/>
-        </w:rPr>
-      </w:pPr>
-      <w:r>
-        <w:rPr>
-          <w:rFonts w:ascii="Miriam Mono CLM" w:hAnsi="Miriam Mono CLM"/>
-          <w:color w:val="333333"/>
-          <w:sz w:val="18"/>
-          <w:szCs w:val="18"/>
-        </w:rPr>
+        </w:rPr>
+      </w:pPr>
+      <w:r>
+        <w:rPr>
+          <w:rFonts w:ascii="Miriam Mono CLM" w:hAnsi="Miriam Mono CLM"/>
+          <w:color w:val="333333"/>
+          <w:sz w:val="18"/>
+          <w:szCs w:val="18"/>
+        </w:rPr>
+      </w:r>
+    </w:p>
+    <w:p>
+      <w:pPr>
+        <w:pStyle w:val="BodyText"/>
+        <w:spacing w:lineRule="auto" w:line="240" w:before="0" w:after="0"/>
+        <w:rPr>
+          <w:rFonts w:ascii="Miriam Mono CLM" w:hAnsi="Miriam Mono CLM"/>
+          <w:b/>
+          <w:bCs/>
+          <w:color w:val="333333"/>
+          <w:sz w:val="18"/>
+          <w:szCs w:val="18"/>
+        </w:rPr>
+      </w:pPr>
+      <w:r>
+        <w:rPr>
+          <w:rFonts w:ascii="Miriam Mono CLM" w:hAnsi="Miriam Mono CLM"/>
+          <w:b/>
+          <w:bCs/>
+          <w:color w:val="333333"/>
+          <w:sz w:val="18"/>
+          <w:szCs w:val="18"/>
+        </w:rPr>
+        <w:t>function cadastrarUsuario(nome, telefone, email, endereco, experiencias, formacoes, habilidades) {</w:t>
+      </w:r>
+    </w:p>
+    <w:p>
+      <w:pPr>
+        <w:pStyle w:val="BodyText"/>
+        <w:spacing w:lineRule="auto" w:line="240" w:before="0" w:after="0"/>
+        <w:rPr>
+          <w:rFonts w:ascii="Miriam Mono CLM" w:hAnsi="Miriam Mono CLM"/>
+          <w:b/>
+          <w:bCs/>
+          <w:color w:val="333333"/>
+          <w:sz w:val="18"/>
+          <w:szCs w:val="18"/>
+        </w:rPr>
+      </w:pPr>
+      <w:r>
+        <w:rPr>
+          <w:rFonts w:ascii="Miriam Mono CLM" w:hAnsi="Miriam Mono CLM"/>
+          <w:b/>
+          <w:bCs/>
+          <w:color w:val="333333"/>
+          <w:sz w:val="18"/>
+          <w:szCs w:val="18"/>
+        </w:rPr>
+        <w:t xml:space="preserve">    </w:t>
+      </w:r>
+      <w:r>
+        <w:rPr>
+          <w:rFonts w:ascii="Miriam Mono CLM" w:hAnsi="Miriam Mono CLM"/>
+          <w:b/>
+          <w:bCs/>
+          <w:color w:val="333333"/>
+          <w:sz w:val="18"/>
+          <w:szCs w:val="18"/>
+        </w:rPr>
+        <w:t>if (!validarNome(nome) || !validarEmail(email) || !validarTelefone(telefone)) {</w:t>
+      </w:r>
+    </w:p>
+    <w:p>
+      <w:pPr>
+        <w:pStyle w:val="BodyText"/>
+        <w:spacing w:lineRule="auto" w:line="240" w:before="0" w:after="0"/>
+        <w:rPr>
+          <w:rFonts w:ascii="Miriam Mono CLM" w:hAnsi="Miriam Mono CLM"/>
+          <w:b/>
+          <w:bCs/>
+          <w:color w:val="333333"/>
+          <w:sz w:val="18"/>
+          <w:szCs w:val="18"/>
+        </w:rPr>
+      </w:pPr>
+      <w:r>
+        <w:rPr>
+          <w:rFonts w:ascii="Miriam Mono CLM" w:hAnsi="Miriam Mono CLM"/>
+          <w:b/>
+          <w:bCs/>
+          <w:color w:val="333333"/>
+          <w:sz w:val="18"/>
+          <w:szCs w:val="18"/>
+        </w:rPr>
+        <w:t xml:space="preserve">        </w:t>
+      </w:r>
+      <w:r>
+        <w:rPr>
+          <w:rFonts w:ascii="Miriam Mono CLM" w:hAnsi="Miriam Mono CLM"/>
+          <w:b/>
+          <w:bCs/>
+          <w:color w:val="333333"/>
+          <w:sz w:val="18"/>
+          <w:szCs w:val="18"/>
+        </w:rPr>
+        <w:t>console.log('Erro, cadastro não realizado.');</w:t>
+      </w:r>
+    </w:p>
+    <w:p>
+      <w:pPr>
+        <w:pStyle w:val="BodyText"/>
+        <w:spacing w:lineRule="auto" w:line="240" w:before="0" w:after="0"/>
+        <w:rPr>
+          <w:rFonts w:ascii="Miriam Mono CLM" w:hAnsi="Miriam Mono CLM"/>
+          <w:b/>
+          <w:bCs/>
+          <w:color w:val="333333"/>
+          <w:sz w:val="18"/>
+          <w:szCs w:val="18"/>
+        </w:rPr>
+      </w:pPr>
+      <w:r>
+        <w:rPr>
+          <w:rFonts w:ascii="Miriam Mono CLM" w:hAnsi="Miriam Mono CLM"/>
+          <w:b/>
+          <w:bCs/>
+          <w:color w:val="333333"/>
+          <w:sz w:val="18"/>
+          <w:szCs w:val="18"/>
+        </w:rPr>
+        <w:t xml:space="preserve">        </w:t>
+      </w:r>
+      <w:r>
+        <w:rPr>
+          <w:rFonts w:ascii="Miriam Mono CLM" w:hAnsi="Miriam Mono CLM"/>
+          <w:b/>
+          <w:bCs/>
+          <w:color w:val="333333"/>
+          <w:sz w:val="18"/>
+          <w:szCs w:val="18"/>
+        </w:rPr>
+        <w:t>return</w:t>
+      </w:r>
+    </w:p>
+    <w:p>
+      <w:pPr>
+        <w:pStyle w:val="BodyText"/>
+        <w:spacing w:lineRule="auto" w:line="240" w:before="0" w:after="0"/>
+        <w:rPr>
+          <w:rFonts w:ascii="Miriam Mono CLM" w:hAnsi="Miriam Mono CLM"/>
+          <w:b/>
+          <w:bCs/>
+          <w:color w:val="333333"/>
+          <w:sz w:val="18"/>
+          <w:szCs w:val="18"/>
+        </w:rPr>
+      </w:pPr>
+      <w:r>
+        <w:rPr>
+          <w:rFonts w:ascii="Miriam Mono CLM" w:hAnsi="Miriam Mono CLM"/>
+          <w:b/>
+          <w:bCs/>
+          <w:color w:val="333333"/>
+          <w:sz w:val="18"/>
+          <w:szCs w:val="18"/>
+        </w:rPr>
+        <w:t xml:space="preserve">    </w:t>
+      </w:r>
+      <w:r>
+        <w:rPr>
+          <w:rFonts w:ascii="Miriam Mono CLM" w:hAnsi="Miriam Mono CLM"/>
+          <w:b/>
+          <w:bCs/>
+          <w:color w:val="333333"/>
+          <w:sz w:val="18"/>
+          <w:szCs w:val="18"/>
+        </w:rPr>
+        <w:t>};</w:t>
+      </w:r>
+    </w:p>
+    <w:p>
+      <w:pPr>
+        <w:pStyle w:val="BodyText"/>
+        <w:spacing w:lineRule="auto" w:line="240" w:before="0" w:after="0"/>
+        <w:rPr>
+          <w:rFonts w:ascii="Miriam Mono CLM" w:hAnsi="Miriam Mono CLM"/>
+          <w:b/>
+          <w:bCs/>
+          <w:color w:val="333333"/>
+          <w:sz w:val="18"/>
+          <w:szCs w:val="18"/>
+        </w:rPr>
+      </w:pPr>
+      <w:r>
+        <w:rPr>
+          <w:rFonts w:ascii="Miriam Mono CLM" w:hAnsi="Miriam Mono CLM"/>
+          <w:b/>
+          <w:bCs/>
+          <w:color w:val="333333"/>
+          <w:sz w:val="18"/>
+          <w:szCs w:val="18"/>
+        </w:rPr>
+      </w:r>
+    </w:p>
+    <w:p>
+      <w:pPr>
+        <w:pStyle w:val="BodyText"/>
+        <w:spacing w:lineRule="auto" w:line="240" w:before="0" w:after="0"/>
+        <w:rPr>
+          <w:rFonts w:ascii="Miriam Mono CLM" w:hAnsi="Miriam Mono CLM"/>
+          <w:b/>
+          <w:bCs/>
+          <w:color w:val="333333"/>
+          <w:sz w:val="18"/>
+          <w:szCs w:val="18"/>
+        </w:rPr>
+      </w:pPr>
+      <w:r>
+        <w:rPr>
+          <w:rFonts w:ascii="Miriam Mono CLM" w:hAnsi="Miriam Mono CLM"/>
+          <w:b/>
+          <w:bCs/>
+          <w:color w:val="333333"/>
+          <w:sz w:val="18"/>
+          <w:szCs w:val="18"/>
+        </w:rPr>
+        <w:t xml:space="preserve">    </w:t>
+      </w:r>
+      <w:r>
+        <w:rPr>
+          <w:rFonts w:ascii="Miriam Mono CLM" w:hAnsi="Miriam Mono CLM"/>
+          <w:b/>
+          <w:bCs/>
+          <w:color w:val="333333"/>
+          <w:sz w:val="18"/>
+          <w:szCs w:val="18"/>
+        </w:rPr>
+        <w:t>let curriculo = {</w:t>
+      </w:r>
+    </w:p>
+    <w:p>
+      <w:pPr>
+        <w:pStyle w:val="BodyText"/>
+        <w:spacing w:lineRule="auto" w:line="240" w:before="0" w:after="0"/>
+        <w:rPr>
+          <w:rFonts w:ascii="Miriam Mono CLM" w:hAnsi="Miriam Mono CLM"/>
+          <w:b/>
+          <w:bCs/>
+          <w:color w:val="333333"/>
+          <w:sz w:val="18"/>
+          <w:szCs w:val="18"/>
+        </w:rPr>
+      </w:pPr>
+      <w:r>
+        <w:rPr>
+          <w:rFonts w:ascii="Miriam Mono CLM" w:hAnsi="Miriam Mono CLM"/>
+          <w:b/>
+          <w:bCs/>
+          <w:color w:val="333333"/>
+          <w:sz w:val="18"/>
+          <w:szCs w:val="18"/>
+        </w:rPr>
+        <w:t xml:space="preserve">        </w:t>
+      </w:r>
+      <w:r>
+        <w:rPr>
+          <w:rFonts w:ascii="Miriam Mono CLM" w:hAnsi="Miriam Mono CLM"/>
+          <w:b/>
+          <w:bCs/>
+          <w:color w:val="333333"/>
+          <w:sz w:val="18"/>
+          <w:szCs w:val="18"/>
+        </w:rPr>
+        <w:t>nome: nome,</w:t>
+      </w:r>
+    </w:p>
+    <w:p>
+      <w:pPr>
+        <w:pStyle w:val="BodyText"/>
+        <w:spacing w:lineRule="auto" w:line="240" w:before="0" w:after="0"/>
+        <w:rPr>
+          <w:rFonts w:ascii="Miriam Mono CLM" w:hAnsi="Miriam Mono CLM"/>
+          <w:b/>
+          <w:bCs/>
+          <w:color w:val="333333"/>
+          <w:sz w:val="18"/>
+          <w:szCs w:val="18"/>
+        </w:rPr>
+      </w:pPr>
+      <w:r>
+        <w:rPr>
+          <w:rFonts w:ascii="Miriam Mono CLM" w:hAnsi="Miriam Mono CLM"/>
+          <w:b/>
+          <w:bCs/>
+          <w:color w:val="333333"/>
+          <w:sz w:val="18"/>
+          <w:szCs w:val="18"/>
+        </w:rPr>
+        <w:t xml:space="preserve">        </w:t>
+      </w:r>
+      <w:r>
+        <w:rPr>
+          <w:rFonts w:ascii="Miriam Mono CLM" w:hAnsi="Miriam Mono CLM"/>
+          <w:b/>
+          <w:bCs/>
+          <w:color w:val="333333"/>
+          <w:sz w:val="18"/>
+          <w:szCs w:val="18"/>
+        </w:rPr>
+        <w:t>telefone: telefone,</w:t>
+      </w:r>
+    </w:p>
+    <w:p>
+      <w:pPr>
+        <w:pStyle w:val="BodyText"/>
+        <w:spacing w:lineRule="auto" w:line="240" w:before="0" w:after="0"/>
+        <w:rPr>
+          <w:rFonts w:ascii="Miriam Mono CLM" w:hAnsi="Miriam Mono CLM"/>
+          <w:b/>
+          <w:bCs/>
+          <w:color w:val="333333"/>
+          <w:sz w:val="18"/>
+          <w:szCs w:val="18"/>
+        </w:rPr>
+      </w:pPr>
+      <w:r>
+        <w:rPr>
+          <w:rFonts w:ascii="Miriam Mono CLM" w:hAnsi="Miriam Mono CLM"/>
+          <w:b/>
+          <w:bCs/>
+          <w:color w:val="333333"/>
+          <w:sz w:val="18"/>
+          <w:szCs w:val="18"/>
+        </w:rPr>
+        <w:t xml:space="preserve">        </w:t>
+      </w:r>
+      <w:r>
+        <w:rPr>
+          <w:rFonts w:ascii="Miriam Mono CLM" w:hAnsi="Miriam Mono CLM"/>
+          <w:b/>
+          <w:bCs/>
+          <w:color w:val="333333"/>
+          <w:sz w:val="18"/>
+          <w:szCs w:val="18"/>
+        </w:rPr>
+        <w:t>email: email,</w:t>
+      </w:r>
+    </w:p>
+    <w:p>
+      <w:pPr>
+        <w:pStyle w:val="BodyText"/>
+        <w:spacing w:lineRule="auto" w:line="240" w:before="0" w:after="0"/>
+        <w:rPr>
+          <w:rFonts w:ascii="Miriam Mono CLM" w:hAnsi="Miriam Mono CLM"/>
+          <w:b/>
+          <w:bCs/>
+          <w:color w:val="333333"/>
+          <w:sz w:val="18"/>
+          <w:szCs w:val="18"/>
+        </w:rPr>
+      </w:pPr>
+      <w:r>
+        <w:rPr>
+          <w:rFonts w:ascii="Miriam Mono CLM" w:hAnsi="Miriam Mono CLM"/>
+          <w:b/>
+          <w:bCs/>
+          <w:color w:val="333333"/>
+          <w:sz w:val="18"/>
+          <w:szCs w:val="18"/>
+        </w:rPr>
+        <w:t xml:space="preserve">        </w:t>
+      </w:r>
+      <w:r>
+        <w:rPr>
+          <w:rFonts w:ascii="Miriam Mono CLM" w:hAnsi="Miriam Mono CLM"/>
+          <w:b/>
+          <w:bCs/>
+          <w:color w:val="333333"/>
+          <w:sz w:val="18"/>
+          <w:szCs w:val="18"/>
+        </w:rPr>
+        <w:t>endereco: endereco,</w:t>
+      </w:r>
+    </w:p>
+    <w:p>
+      <w:pPr>
+        <w:pStyle w:val="BodyText"/>
+        <w:spacing w:lineRule="auto" w:line="240" w:before="0" w:after="0"/>
+        <w:rPr>
+          <w:rFonts w:ascii="Miriam Mono CLM" w:hAnsi="Miriam Mono CLM"/>
+          <w:b/>
+          <w:bCs/>
+          <w:color w:val="333333"/>
+          <w:sz w:val="18"/>
+          <w:szCs w:val="18"/>
+        </w:rPr>
+      </w:pPr>
+      <w:r>
+        <w:rPr>
+          <w:rFonts w:ascii="Miriam Mono CLM" w:hAnsi="Miriam Mono CLM"/>
+          <w:b/>
+          <w:bCs/>
+          <w:color w:val="333333"/>
+          <w:sz w:val="18"/>
+          <w:szCs w:val="18"/>
+        </w:rPr>
+        <w:t xml:space="preserve">        </w:t>
+      </w:r>
+      <w:r>
+        <w:rPr>
+          <w:rFonts w:ascii="Miriam Mono CLM" w:hAnsi="Miriam Mono CLM"/>
+          <w:b/>
+          <w:bCs/>
+          <w:color w:val="333333"/>
+          <w:sz w:val="18"/>
+          <w:szCs w:val="18"/>
+        </w:rPr>
+        <w:t>experiencias: experiencias,</w:t>
+      </w:r>
+    </w:p>
+    <w:p>
+      <w:pPr>
+        <w:pStyle w:val="BodyText"/>
+        <w:spacing w:lineRule="auto" w:line="240" w:before="0" w:after="0"/>
+        <w:rPr>
+          <w:rFonts w:ascii="Miriam Mono CLM" w:hAnsi="Miriam Mono CLM"/>
+          <w:b/>
+          <w:bCs/>
+          <w:color w:val="333333"/>
+          <w:sz w:val="18"/>
+          <w:szCs w:val="18"/>
+        </w:rPr>
+      </w:pPr>
+      <w:r>
+        <w:rPr>
+          <w:rFonts w:ascii="Miriam Mono CLM" w:hAnsi="Miriam Mono CLM"/>
+          <w:b/>
+          <w:bCs/>
+          <w:color w:val="333333"/>
+          <w:sz w:val="18"/>
+          <w:szCs w:val="18"/>
+        </w:rPr>
+        <w:t xml:space="preserve">        </w:t>
+      </w:r>
+      <w:r>
+        <w:rPr>
+          <w:rFonts w:ascii="Miriam Mono CLM" w:hAnsi="Miriam Mono CLM"/>
+          <w:b/>
+          <w:bCs/>
+          <w:color w:val="333333"/>
+          <w:sz w:val="18"/>
+          <w:szCs w:val="18"/>
+        </w:rPr>
+        <w:t>formacoes: formacoes,</w:t>
+      </w:r>
+    </w:p>
+    <w:p>
+      <w:pPr>
+        <w:pStyle w:val="BodyText"/>
+        <w:spacing w:lineRule="auto" w:line="240" w:before="0" w:after="0"/>
+        <w:rPr>
+          <w:rFonts w:ascii="Miriam Mono CLM" w:hAnsi="Miriam Mono CLM"/>
+          <w:b/>
+          <w:bCs/>
+          <w:color w:val="333333"/>
+          <w:sz w:val="18"/>
+          <w:szCs w:val="18"/>
+        </w:rPr>
+      </w:pPr>
+      <w:r>
+        <w:rPr>
+          <w:rFonts w:ascii="Miriam Mono CLM" w:hAnsi="Miriam Mono CLM"/>
+          <w:b/>
+          <w:bCs/>
+          <w:color w:val="333333"/>
+          <w:sz w:val="18"/>
+          <w:szCs w:val="18"/>
+        </w:rPr>
+        <w:t xml:space="preserve">        </w:t>
+      </w:r>
+      <w:r>
+        <w:rPr>
+          <w:rFonts w:ascii="Miriam Mono CLM" w:hAnsi="Miriam Mono CLM"/>
+          <w:b/>
+          <w:bCs/>
+          <w:color w:val="333333"/>
+          <w:sz w:val="18"/>
+          <w:szCs w:val="18"/>
+        </w:rPr>
+        <w:t>habilidades: habilidades</w:t>
+      </w:r>
+    </w:p>
+    <w:p>
+      <w:pPr>
+        <w:pStyle w:val="BodyText"/>
+        <w:spacing w:lineRule="auto" w:line="240" w:before="0" w:after="0"/>
+        <w:rPr>
+          <w:rFonts w:ascii="Miriam Mono CLM" w:hAnsi="Miriam Mono CLM"/>
+          <w:b/>
+          <w:bCs/>
+          <w:color w:val="333333"/>
+          <w:sz w:val="18"/>
+          <w:szCs w:val="18"/>
+        </w:rPr>
+      </w:pPr>
+      <w:r>
+        <w:rPr>
+          <w:rFonts w:ascii="Miriam Mono CLM" w:hAnsi="Miriam Mono CLM"/>
+          <w:b/>
+          <w:bCs/>
+          <w:color w:val="333333"/>
+          <w:sz w:val="18"/>
+          <w:szCs w:val="18"/>
+        </w:rPr>
+        <w:t xml:space="preserve">    </w:t>
+      </w:r>
+      <w:r>
+        <w:rPr>
+          <w:rFonts w:ascii="Miriam Mono CLM" w:hAnsi="Miriam Mono CLM"/>
+          <w:b/>
+          <w:bCs/>
+          <w:color w:val="333333"/>
+          <w:sz w:val="18"/>
+          <w:szCs w:val="18"/>
+        </w:rPr>
+        <w:t>};</w:t>
+      </w:r>
+    </w:p>
+    <w:p>
+      <w:pPr>
+        <w:pStyle w:val="BodyText"/>
+        <w:spacing w:lineRule="auto" w:line="240" w:before="0" w:after="0"/>
+        <w:rPr>
+          <w:rFonts w:ascii="Miriam Mono CLM" w:hAnsi="Miriam Mono CLM"/>
+          <w:b/>
+          <w:bCs/>
+          <w:color w:val="333333"/>
+          <w:sz w:val="18"/>
+          <w:szCs w:val="18"/>
+        </w:rPr>
+      </w:pPr>
+      <w:r>
+        <w:rPr>
+          <w:rFonts w:ascii="Miriam Mono CLM" w:hAnsi="Miriam Mono CLM"/>
+          <w:b/>
+          <w:bCs/>
+          <w:color w:val="333333"/>
+          <w:sz w:val="18"/>
+          <w:szCs w:val="18"/>
+        </w:rPr>
+      </w:r>
+    </w:p>
+    <w:p>
+      <w:pPr>
+        <w:pStyle w:val="BodyText"/>
+        <w:spacing w:lineRule="auto" w:line="240" w:before="0" w:after="0"/>
+        <w:rPr>
+          <w:rFonts w:ascii="Miriam Mono CLM" w:hAnsi="Miriam Mono CLM"/>
+          <w:b/>
+          <w:bCs/>
+          <w:color w:val="333333"/>
+          <w:sz w:val="18"/>
+          <w:szCs w:val="18"/>
+        </w:rPr>
+      </w:pPr>
+      <w:r>
+        <w:rPr>
+          <w:rFonts w:ascii="Miriam Mono CLM" w:hAnsi="Miriam Mono CLM"/>
+          <w:b/>
+          <w:bCs/>
+          <w:color w:val="333333"/>
+          <w:sz w:val="18"/>
+          <w:szCs w:val="18"/>
+        </w:rPr>
+        <w:t xml:space="preserve">    </w:t>
+      </w:r>
+      <w:r>
+        <w:rPr>
+          <w:rFonts w:ascii="Miriam Mono CLM" w:hAnsi="Miriam Mono CLM"/>
+          <w:b/>
+          <w:bCs/>
+          <w:color w:val="333333"/>
+          <w:sz w:val="18"/>
+          <w:szCs w:val="18"/>
+        </w:rPr>
+        <w:t>console.log('Cadastro realizado com sucesso!');</w:t>
+      </w:r>
+    </w:p>
+    <w:p>
+      <w:pPr>
+        <w:pStyle w:val="BodyText"/>
+        <w:spacing w:lineRule="auto" w:line="240" w:before="0" w:after="0"/>
+        <w:rPr>
+          <w:rFonts w:ascii="Miriam Mono CLM" w:hAnsi="Miriam Mono CLM"/>
+          <w:b/>
+          <w:bCs/>
+          <w:color w:val="333333"/>
+          <w:sz w:val="18"/>
+          <w:szCs w:val="18"/>
+        </w:rPr>
+      </w:pPr>
+      <w:r>
+        <w:rPr>
+          <w:rFonts w:ascii="Miriam Mono CLM" w:hAnsi="Miriam Mono CLM"/>
+          <w:b/>
+          <w:bCs/>
+          <w:color w:val="333333"/>
+          <w:sz w:val="18"/>
+          <w:szCs w:val="18"/>
+        </w:rPr>
+        <w:t xml:space="preserve">    </w:t>
+      </w:r>
+      <w:r>
+        <w:rPr>
+          <w:rFonts w:ascii="Miriam Mono CLM" w:hAnsi="Miriam Mono CLM"/>
+          <w:b/>
+          <w:bCs/>
+          <w:color w:val="333333"/>
+          <w:sz w:val="18"/>
+          <w:szCs w:val="18"/>
+        </w:rPr>
+        <w:t>return curriculo;</w:t>
+      </w:r>
+    </w:p>
+    <w:p>
+      <w:pPr>
+        <w:pStyle w:val="BodyText"/>
+        <w:spacing w:lineRule="auto" w:line="240" w:before="0" w:after="0"/>
+        <w:rPr>
+          <w:rFonts w:ascii="Miriam Mono CLM" w:hAnsi="Miriam Mono CLM"/>
+          <w:b/>
+          <w:bCs/>
+          <w:color w:val="333333"/>
+          <w:sz w:val="18"/>
+          <w:szCs w:val="18"/>
+        </w:rPr>
+      </w:pPr>
+      <w:r>
+        <w:rPr>
+          <w:rFonts w:ascii="Miriam Mono CLM" w:hAnsi="Miriam Mono CLM"/>
+          <w:b/>
+          <w:bCs/>
+          <w:color w:val="333333"/>
+          <w:sz w:val="18"/>
+          <w:szCs w:val="18"/>
+        </w:rPr>
+        <w:t>};</w:t>
+      </w:r>
+    </w:p>
+    <w:p>
+      <w:pPr>
+        <w:pStyle w:val="BodyText"/>
+        <w:spacing w:lineRule="auto" w:line="240" w:before="0" w:after="0"/>
+        <w:rPr>
+          <w:rFonts w:ascii="Miriam Mono CLM" w:hAnsi="Miriam Mono CLM"/>
+          <w:b/>
+          <w:bCs/>
+          <w:color w:val="333333"/>
+          <w:sz w:val="18"/>
+          <w:szCs w:val="18"/>
+        </w:rPr>
+      </w:pPr>
+      <w:r>
+        <w:rPr>
+          <w:rFonts w:ascii="Miriam Mono CLM" w:hAnsi="Miriam Mono CLM"/>
+          <w:b/>
+          <w:bCs/>
+          <w:color w:val="333333"/>
+          <w:sz w:val="18"/>
+          <w:szCs w:val="18"/>
+        </w:rPr>
+      </w:r>
+    </w:p>
+    <w:p>
+      <w:pPr>
+        <w:pStyle w:val="BodyText"/>
+        <w:spacing w:lineRule="auto" w:line="240" w:before="0" w:after="0"/>
+        <w:rPr>
+          <w:rFonts w:ascii="Miriam Mono CLM" w:hAnsi="Miriam Mono CLM"/>
+          <w:b/>
+          <w:bCs/>
+          <w:color w:val="333333"/>
+          <w:sz w:val="18"/>
+          <w:szCs w:val="18"/>
+        </w:rPr>
+      </w:pPr>
+      <w:r>
+        <w:rPr>
+          <w:rFonts w:ascii="Miriam Mono CLM" w:hAnsi="Miriam Mono CLM"/>
+          <w:b/>
+          <w:bCs/>
+          <w:color w:val="333333"/>
+          <w:sz w:val="18"/>
+          <w:szCs w:val="18"/>
+        </w:rPr>
+        <w:t>function validarNome(nome) {</w:t>
+      </w:r>
+    </w:p>
+    <w:p>
+      <w:pPr>
+        <w:pStyle w:val="BodyText"/>
+        <w:spacing w:lineRule="auto" w:line="240" w:before="0" w:after="0"/>
+        <w:rPr>
+          <w:rFonts w:ascii="Miriam Mono CLM" w:hAnsi="Miriam Mono CLM"/>
+          <w:b/>
+          <w:bCs/>
+          <w:color w:val="333333"/>
+          <w:sz w:val="18"/>
+          <w:szCs w:val="18"/>
+        </w:rPr>
+      </w:pPr>
+      <w:r>
+        <w:rPr>
+          <w:rFonts w:ascii="Miriam Mono CLM" w:hAnsi="Miriam Mono CLM"/>
+          <w:b/>
+          <w:bCs/>
+          <w:color w:val="333333"/>
+          <w:sz w:val="18"/>
+          <w:szCs w:val="18"/>
+        </w:rPr>
+        <w:t xml:space="preserve">    </w:t>
+      </w:r>
+      <w:r>
+        <w:rPr>
+          <w:rFonts w:ascii="Miriam Mono CLM" w:hAnsi="Miriam Mono CLM"/>
+          <w:b/>
+          <w:bCs/>
+          <w:color w:val="333333"/>
+          <w:sz w:val="18"/>
+          <w:szCs w:val="18"/>
+        </w:rPr>
+        <w:t>if (!nome) {</w:t>
+      </w:r>
+    </w:p>
+    <w:p>
+      <w:pPr>
+        <w:pStyle w:val="BodyText"/>
+        <w:spacing w:lineRule="auto" w:line="240" w:before="0" w:after="0"/>
+        <w:rPr>
+          <w:rFonts w:ascii="Miriam Mono CLM" w:hAnsi="Miriam Mono CLM"/>
+          <w:b/>
+          <w:bCs/>
+          <w:color w:val="333333"/>
+          <w:sz w:val="18"/>
+          <w:szCs w:val="18"/>
+        </w:rPr>
+      </w:pPr>
+      <w:r>
+        <w:rPr>
+          <w:rFonts w:ascii="Miriam Mono CLM" w:hAnsi="Miriam Mono CLM"/>
+          <w:b/>
+          <w:bCs/>
+          <w:color w:val="333333"/>
+          <w:sz w:val="18"/>
+          <w:szCs w:val="18"/>
+        </w:rPr>
+        <w:t xml:space="preserve">        </w:t>
+      </w:r>
+      <w:r>
+        <w:rPr>
+          <w:rFonts w:ascii="Miriam Mono CLM" w:hAnsi="Miriam Mono CLM"/>
+          <w:b/>
+          <w:bCs/>
+          <w:color w:val="333333"/>
+          <w:sz w:val="18"/>
+          <w:szCs w:val="18"/>
+        </w:rPr>
+        <w:t>console.log('Nome não informado, por favor, preencha o campo nome.');</w:t>
+      </w:r>
+    </w:p>
+    <w:p>
+      <w:pPr>
+        <w:pStyle w:val="BodyText"/>
+        <w:spacing w:lineRule="auto" w:line="240" w:before="0" w:after="0"/>
+        <w:rPr>
+          <w:rFonts w:ascii="Miriam Mono CLM" w:hAnsi="Miriam Mono CLM"/>
+          <w:b/>
+          <w:bCs/>
+          <w:color w:val="333333"/>
+          <w:sz w:val="18"/>
+          <w:szCs w:val="18"/>
+        </w:rPr>
+      </w:pPr>
+      <w:r>
+        <w:rPr>
+          <w:rFonts w:ascii="Miriam Mono CLM" w:hAnsi="Miriam Mono CLM"/>
+          <w:b/>
+          <w:bCs/>
+          <w:color w:val="333333"/>
+          <w:sz w:val="18"/>
+          <w:szCs w:val="18"/>
+        </w:rPr>
+        <w:t xml:space="preserve">        </w:t>
+      </w:r>
+      <w:r>
+        <w:rPr>
+          <w:rFonts w:ascii="Miriam Mono CLM" w:hAnsi="Miriam Mono CLM"/>
+          <w:b/>
+          <w:bCs/>
+          <w:color w:val="333333"/>
+          <w:sz w:val="18"/>
+          <w:szCs w:val="18"/>
+        </w:rPr>
+        <w:t>return false;</w:t>
+      </w:r>
+    </w:p>
+    <w:p>
+      <w:pPr>
+        <w:pStyle w:val="BodyText"/>
+        <w:spacing w:lineRule="auto" w:line="240" w:before="0" w:after="0"/>
+        <w:rPr>
+          <w:rFonts w:ascii="Miriam Mono CLM" w:hAnsi="Miriam Mono CLM"/>
+          <w:b/>
+          <w:bCs/>
+          <w:color w:val="333333"/>
+          <w:sz w:val="18"/>
+          <w:szCs w:val="18"/>
+        </w:rPr>
+      </w:pPr>
+      <w:r>
+        <w:rPr>
+          <w:rFonts w:ascii="Miriam Mono CLM" w:hAnsi="Miriam Mono CLM"/>
+          <w:b/>
+          <w:bCs/>
+          <w:color w:val="333333"/>
+          <w:sz w:val="18"/>
+          <w:szCs w:val="18"/>
+        </w:rPr>
+        <w:t xml:space="preserve">    </w:t>
+      </w:r>
+      <w:r>
+        <w:rPr>
+          <w:rFonts w:ascii="Miriam Mono CLM" w:hAnsi="Miriam Mono CLM"/>
+          <w:b/>
+          <w:bCs/>
+          <w:color w:val="333333"/>
+          <w:sz w:val="18"/>
+          <w:szCs w:val="18"/>
+        </w:rPr>
+        <w:t>} else {</w:t>
+      </w:r>
+    </w:p>
+    <w:p>
+      <w:pPr>
+        <w:pStyle w:val="BodyText"/>
+        <w:spacing w:lineRule="auto" w:line="240" w:before="0" w:after="0"/>
+        <w:rPr>
+          <w:rFonts w:ascii="Miriam Mono CLM" w:hAnsi="Miriam Mono CLM"/>
+          <w:b/>
+          <w:bCs/>
+          <w:color w:val="333333"/>
+          <w:sz w:val="18"/>
+          <w:szCs w:val="18"/>
+        </w:rPr>
+      </w:pPr>
+      <w:r>
+        <w:rPr>
+          <w:rFonts w:ascii="Miriam Mono CLM" w:hAnsi="Miriam Mono CLM"/>
+          <w:b/>
+          <w:bCs/>
+          <w:color w:val="333333"/>
+          <w:sz w:val="18"/>
+          <w:szCs w:val="18"/>
+        </w:rPr>
+        <w:t xml:space="preserve">        </w:t>
+      </w:r>
+      <w:r>
+        <w:rPr>
+          <w:rFonts w:ascii="Miriam Mono CLM" w:hAnsi="Miriam Mono CLM"/>
+          <w:b/>
+          <w:bCs/>
+          <w:color w:val="333333"/>
+          <w:sz w:val="18"/>
+          <w:szCs w:val="18"/>
+        </w:rPr>
+        <w:t>return true;</w:t>
+      </w:r>
+    </w:p>
+    <w:p>
+      <w:pPr>
+        <w:pStyle w:val="BodyText"/>
+        <w:spacing w:lineRule="auto" w:line="240" w:before="0" w:after="0"/>
+        <w:rPr>
+          <w:rFonts w:ascii="Miriam Mono CLM" w:hAnsi="Miriam Mono CLM"/>
+          <w:b/>
+          <w:bCs/>
+          <w:color w:val="333333"/>
+          <w:sz w:val="18"/>
+          <w:szCs w:val="18"/>
+        </w:rPr>
+      </w:pPr>
+      <w:r>
+        <w:rPr>
+          <w:rFonts w:ascii="Miriam Mono CLM" w:hAnsi="Miriam Mono CLM"/>
+          <w:b/>
+          <w:bCs/>
+          <w:color w:val="333333"/>
+          <w:sz w:val="18"/>
+          <w:szCs w:val="18"/>
+        </w:rPr>
+        <w:t xml:space="preserve">    </w:t>
+      </w:r>
+      <w:r>
+        <w:rPr>
+          <w:rFonts w:ascii="Miriam Mono CLM" w:hAnsi="Miriam Mono CLM"/>
+          <w:b/>
+          <w:bCs/>
+          <w:color w:val="333333"/>
+          <w:sz w:val="18"/>
+          <w:szCs w:val="18"/>
+        </w:rPr>
+        <w:t>};</w:t>
+      </w:r>
+    </w:p>
+    <w:p>
+      <w:pPr>
+        <w:pStyle w:val="BodyText"/>
+        <w:spacing w:lineRule="auto" w:line="240" w:before="0" w:after="0"/>
+        <w:rPr>
+          <w:rFonts w:ascii="Miriam Mono CLM" w:hAnsi="Miriam Mono CLM"/>
+          <w:b/>
+          <w:bCs/>
+          <w:color w:val="333333"/>
+          <w:sz w:val="18"/>
+          <w:szCs w:val="18"/>
+        </w:rPr>
+      </w:pPr>
+      <w:r>
+        <w:rPr>
+          <w:rFonts w:ascii="Miriam Mono CLM" w:hAnsi="Miriam Mono CLM"/>
+          <w:b/>
+          <w:bCs/>
+          <w:color w:val="333333"/>
+          <w:sz w:val="18"/>
+          <w:szCs w:val="18"/>
+        </w:rPr>
+        <w:t>};</w:t>
+      </w:r>
+    </w:p>
+    <w:p>
+      <w:pPr>
+        <w:pStyle w:val="BodyText"/>
+        <w:spacing w:lineRule="auto" w:line="240" w:before="0" w:after="0"/>
+        <w:rPr>
+          <w:rFonts w:ascii="Miriam Mono CLM" w:hAnsi="Miriam Mono CLM"/>
+          <w:b/>
+          <w:bCs/>
+          <w:color w:val="333333"/>
+          <w:sz w:val="18"/>
+          <w:szCs w:val="18"/>
+        </w:rPr>
+      </w:pPr>
+      <w:r>
+        <w:rPr>
+          <w:rFonts w:ascii="Miriam Mono CLM" w:hAnsi="Miriam Mono CLM"/>
+          <w:b/>
+          <w:bCs/>
+          <w:color w:val="333333"/>
+          <w:sz w:val="18"/>
+          <w:szCs w:val="18"/>
+        </w:rPr>
+      </w:r>
+    </w:p>
+    <w:p>
+      <w:pPr>
+        <w:pStyle w:val="BodyText"/>
+        <w:spacing w:lineRule="auto" w:line="240" w:before="0" w:after="0"/>
+        <w:rPr>
+          <w:rFonts w:ascii="Miriam Mono CLM" w:hAnsi="Miriam Mono CLM"/>
+          <w:b/>
+          <w:bCs/>
+          <w:color w:val="333333"/>
+          <w:sz w:val="18"/>
+          <w:szCs w:val="18"/>
+        </w:rPr>
+      </w:pPr>
+      <w:r>
+        <w:rPr>
+          <w:rFonts w:ascii="Miriam Mono CLM" w:hAnsi="Miriam Mono CLM"/>
+          <w:b/>
+          <w:bCs/>
+          <w:color w:val="333333"/>
+          <w:sz w:val="18"/>
+          <w:szCs w:val="18"/>
+        </w:rPr>
+        <w:t>function validarEmail(email) {</w:t>
+      </w:r>
+    </w:p>
+    <w:p>
+      <w:pPr>
+        <w:pStyle w:val="BodyText"/>
+        <w:spacing w:lineRule="auto" w:line="240" w:before="0" w:after="0"/>
+        <w:rPr>
+          <w:rFonts w:ascii="Miriam Mono CLM" w:hAnsi="Miriam Mono CLM"/>
+          <w:b/>
+          <w:bCs/>
+          <w:color w:val="333333"/>
+          <w:sz w:val="18"/>
+          <w:szCs w:val="18"/>
+        </w:rPr>
+      </w:pPr>
+      <w:r>
+        <w:rPr>
+          <w:rFonts w:ascii="Miriam Mono CLM" w:hAnsi="Miriam Mono CLM"/>
+          <w:b/>
+          <w:bCs/>
+          <w:color w:val="333333"/>
+          <w:sz w:val="18"/>
+          <w:szCs w:val="18"/>
+        </w:rPr>
+        <w:t xml:space="preserve">    </w:t>
+      </w:r>
+      <w:r>
+        <w:rPr>
+          <w:rFonts w:ascii="Miriam Mono CLM" w:hAnsi="Miriam Mono CLM"/>
+          <w:b/>
+          <w:bCs/>
+          <w:color w:val="333333"/>
+          <w:sz w:val="18"/>
+          <w:szCs w:val="18"/>
+        </w:rPr>
+        <w:t>if (email.indexOf('@') === -1 || !email) {</w:t>
+      </w:r>
+    </w:p>
+    <w:p>
+      <w:pPr>
+        <w:pStyle w:val="BodyText"/>
+        <w:spacing w:lineRule="auto" w:line="240" w:before="0" w:after="0"/>
+        <w:rPr>
+          <w:rFonts w:ascii="Miriam Mono CLM" w:hAnsi="Miriam Mono CLM"/>
+          <w:b/>
+          <w:bCs/>
+          <w:color w:val="333333"/>
+          <w:sz w:val="18"/>
+          <w:szCs w:val="18"/>
+        </w:rPr>
+      </w:pPr>
+      <w:r>
+        <w:rPr>
+          <w:rFonts w:ascii="Miriam Mono CLM" w:hAnsi="Miriam Mono CLM"/>
+          <w:b/>
+          <w:bCs/>
+          <w:color w:val="333333"/>
+          <w:sz w:val="18"/>
+          <w:szCs w:val="18"/>
+        </w:rPr>
+        <w:t xml:space="preserve">        </w:t>
+      </w:r>
+      <w:r>
+        <w:rPr>
+          <w:rFonts w:ascii="Miriam Mono CLM" w:hAnsi="Miriam Mono CLM"/>
+          <w:b/>
+          <w:bCs/>
+          <w:color w:val="333333"/>
+          <w:sz w:val="18"/>
+          <w:szCs w:val="18"/>
+        </w:rPr>
+        <w:t xml:space="preserve">console.log("Email inválido, por favor, preencha o campo email corretamente."); </w:t>
+      </w:r>
+    </w:p>
+    <w:p>
+      <w:pPr>
+        <w:pStyle w:val="BodyText"/>
+        <w:spacing w:lineRule="auto" w:line="240" w:before="0" w:after="0"/>
+        <w:rPr>
+          <w:rFonts w:ascii="Miriam Mono CLM" w:hAnsi="Miriam Mono CLM"/>
+          <w:b/>
+          <w:bCs/>
+          <w:color w:val="333333"/>
+          <w:sz w:val="18"/>
+          <w:szCs w:val="18"/>
+        </w:rPr>
+      </w:pPr>
+      <w:r>
+        <w:rPr>
+          <w:rFonts w:ascii="Miriam Mono CLM" w:hAnsi="Miriam Mono CLM"/>
+          <w:b/>
+          <w:bCs/>
+          <w:color w:val="333333"/>
+          <w:sz w:val="18"/>
+          <w:szCs w:val="18"/>
+        </w:rPr>
+        <w:t xml:space="preserve">        </w:t>
+      </w:r>
+      <w:r>
+        <w:rPr>
+          <w:rFonts w:ascii="Miriam Mono CLM" w:hAnsi="Miriam Mono CLM"/>
+          <w:b/>
+          <w:bCs/>
+          <w:color w:val="333333"/>
+          <w:sz w:val="18"/>
+          <w:szCs w:val="18"/>
+        </w:rPr>
+        <w:t>return false;</w:t>
+      </w:r>
+    </w:p>
+    <w:p>
+      <w:pPr>
+        <w:pStyle w:val="BodyText"/>
+        <w:spacing w:lineRule="auto" w:line="240" w:before="0" w:after="0"/>
+        <w:rPr>
+          <w:rFonts w:ascii="Miriam Mono CLM" w:hAnsi="Miriam Mono CLM"/>
+          <w:b/>
+          <w:bCs/>
+          <w:color w:val="333333"/>
+          <w:sz w:val="18"/>
+          <w:szCs w:val="18"/>
+        </w:rPr>
+      </w:pPr>
+      <w:r>
+        <w:rPr>
+          <w:rFonts w:ascii="Miriam Mono CLM" w:hAnsi="Miriam Mono CLM"/>
+          <w:b/>
+          <w:bCs/>
+          <w:color w:val="333333"/>
+          <w:sz w:val="18"/>
+          <w:szCs w:val="18"/>
+        </w:rPr>
+        <w:t xml:space="preserve">    </w:t>
+      </w:r>
+      <w:r>
+        <w:rPr>
+          <w:rFonts w:ascii="Miriam Mono CLM" w:hAnsi="Miriam Mono CLM"/>
+          <w:b/>
+          <w:bCs/>
+          <w:color w:val="333333"/>
+          <w:sz w:val="18"/>
+          <w:szCs w:val="18"/>
+        </w:rPr>
+        <w:t>} else {</w:t>
+      </w:r>
+    </w:p>
+    <w:p>
+      <w:pPr>
+        <w:pStyle w:val="BodyText"/>
+        <w:spacing w:lineRule="auto" w:line="240" w:before="0" w:after="0"/>
+        <w:rPr>
+          <w:rFonts w:ascii="Miriam Mono CLM" w:hAnsi="Miriam Mono CLM"/>
+          <w:b/>
+          <w:bCs/>
+          <w:color w:val="333333"/>
+          <w:sz w:val="18"/>
+          <w:szCs w:val="18"/>
+        </w:rPr>
+      </w:pPr>
+      <w:r>
+        <w:rPr>
+          <w:rFonts w:ascii="Miriam Mono CLM" w:hAnsi="Miriam Mono CLM"/>
+          <w:b/>
+          <w:bCs/>
+          <w:color w:val="333333"/>
+          <w:sz w:val="18"/>
+          <w:szCs w:val="18"/>
+        </w:rPr>
+        <w:t xml:space="preserve">        </w:t>
+      </w:r>
+      <w:r>
+        <w:rPr>
+          <w:rFonts w:ascii="Miriam Mono CLM" w:hAnsi="Miriam Mono CLM"/>
+          <w:b/>
+          <w:bCs/>
+          <w:color w:val="333333"/>
+          <w:sz w:val="18"/>
+          <w:szCs w:val="18"/>
+        </w:rPr>
+        <w:t>return true;</w:t>
+      </w:r>
+    </w:p>
+    <w:p>
+      <w:pPr>
+        <w:pStyle w:val="BodyText"/>
+        <w:spacing w:lineRule="auto" w:line="240" w:before="0" w:after="0"/>
+        <w:rPr>
+          <w:rFonts w:ascii="Miriam Mono CLM" w:hAnsi="Miriam Mono CLM"/>
+          <w:b/>
+          <w:bCs/>
+          <w:color w:val="333333"/>
+          <w:sz w:val="18"/>
+          <w:szCs w:val="18"/>
+        </w:rPr>
+      </w:pPr>
+      <w:r>
+        <w:rPr>
+          <w:rFonts w:ascii="Miriam Mono CLM" w:hAnsi="Miriam Mono CLM"/>
+          <w:b/>
+          <w:bCs/>
+          <w:color w:val="333333"/>
+          <w:sz w:val="18"/>
+          <w:szCs w:val="18"/>
+        </w:rPr>
+        <w:t xml:space="preserve">    </w:t>
+      </w:r>
+      <w:r>
+        <w:rPr>
+          <w:rFonts w:ascii="Miriam Mono CLM" w:hAnsi="Miriam Mono CLM"/>
+          <w:b/>
+          <w:bCs/>
+          <w:color w:val="333333"/>
+          <w:sz w:val="18"/>
+          <w:szCs w:val="18"/>
+        </w:rPr>
+        <w:t>};</w:t>
+      </w:r>
+    </w:p>
+    <w:p>
+      <w:pPr>
+        <w:pStyle w:val="BodyText"/>
+        <w:spacing w:lineRule="auto" w:line="240" w:before="0" w:after="0"/>
+        <w:rPr>
+          <w:rFonts w:ascii="Miriam Mono CLM" w:hAnsi="Miriam Mono CLM"/>
+          <w:b/>
+          <w:bCs/>
+          <w:color w:val="333333"/>
+          <w:sz w:val="18"/>
+          <w:szCs w:val="18"/>
+        </w:rPr>
+      </w:pPr>
+      <w:r>
+        <w:rPr>
+          <w:rFonts w:ascii="Miriam Mono CLM" w:hAnsi="Miriam Mono CLM"/>
+          <w:b/>
+          <w:bCs/>
+          <w:color w:val="333333"/>
+          <w:sz w:val="18"/>
+          <w:szCs w:val="18"/>
+        </w:rPr>
+        <w:t>};</w:t>
+      </w:r>
+    </w:p>
+    <w:p>
+      <w:pPr>
+        <w:pStyle w:val="BodyText"/>
+        <w:spacing w:lineRule="auto" w:line="240" w:before="0" w:after="0"/>
+        <w:rPr>
+          <w:rFonts w:ascii="Miriam Mono CLM" w:hAnsi="Miriam Mono CLM"/>
+          <w:b/>
+          <w:bCs/>
+          <w:color w:val="333333"/>
+          <w:sz w:val="18"/>
+          <w:szCs w:val="18"/>
+        </w:rPr>
+      </w:pPr>
+      <w:r>
+        <w:rPr>
+          <w:rFonts w:ascii="Miriam Mono CLM" w:hAnsi="Miriam Mono CLM"/>
+          <w:b/>
+          <w:bCs/>
+          <w:color w:val="333333"/>
+          <w:sz w:val="18"/>
+          <w:szCs w:val="18"/>
+        </w:rPr>
+      </w:r>
+    </w:p>
+    <w:p>
+      <w:pPr>
+        <w:pStyle w:val="BodyText"/>
+        <w:spacing w:lineRule="auto" w:line="240" w:before="0" w:after="0"/>
+        <w:rPr>
+          <w:rFonts w:ascii="Miriam Mono CLM" w:hAnsi="Miriam Mono CLM"/>
+          <w:b/>
+          <w:bCs/>
+          <w:color w:val="333333"/>
+          <w:sz w:val="18"/>
+          <w:szCs w:val="18"/>
+        </w:rPr>
+      </w:pPr>
+      <w:r>
+        <w:rPr>
+          <w:rFonts w:ascii="Miriam Mono CLM" w:hAnsi="Miriam Mono CLM"/>
+          <w:b/>
+          <w:bCs/>
+          <w:color w:val="333333"/>
+          <w:sz w:val="18"/>
+          <w:szCs w:val="18"/>
+        </w:rPr>
+        <w:t>function validarTelefone(telefone) {</w:t>
+      </w:r>
+    </w:p>
+    <w:p>
+      <w:pPr>
+        <w:pStyle w:val="BodyText"/>
+        <w:spacing w:lineRule="auto" w:line="240" w:before="0" w:after="0"/>
+        <w:rPr>
+          <w:rFonts w:ascii="Miriam Mono CLM" w:hAnsi="Miriam Mono CLM"/>
+          <w:b/>
+          <w:bCs/>
+          <w:color w:val="333333"/>
+          <w:sz w:val="18"/>
+          <w:szCs w:val="18"/>
+        </w:rPr>
+      </w:pPr>
+      <w:r>
+        <w:rPr>
+          <w:rFonts w:ascii="Miriam Mono CLM" w:hAnsi="Miriam Mono CLM"/>
+          <w:b/>
+          <w:bCs/>
+          <w:color w:val="333333"/>
+          <w:sz w:val="18"/>
+          <w:szCs w:val="18"/>
+        </w:rPr>
+        <w:t xml:space="preserve">    </w:t>
+      </w:r>
+      <w:r>
+        <w:rPr>
+          <w:rFonts w:ascii="Miriam Mono CLM" w:hAnsi="Miriam Mono CLM"/>
+          <w:b/>
+          <w:bCs/>
+          <w:color w:val="333333"/>
+          <w:sz w:val="18"/>
+          <w:szCs w:val="18"/>
+        </w:rPr>
+        <w:t>if (telefone.length &lt; 10 || telefone.length &gt; 11 || !telefone) {</w:t>
+      </w:r>
+    </w:p>
+    <w:p>
+      <w:pPr>
+        <w:pStyle w:val="BodyText"/>
+        <w:spacing w:lineRule="auto" w:line="240" w:before="0" w:after="0"/>
+        <w:rPr>
+          <w:rFonts w:ascii="Miriam Mono CLM" w:hAnsi="Miriam Mono CLM"/>
+          <w:b/>
+          <w:bCs/>
+          <w:color w:val="333333"/>
+          <w:sz w:val="18"/>
+          <w:szCs w:val="18"/>
+        </w:rPr>
+      </w:pPr>
+      <w:r>
+        <w:rPr>
+          <w:rFonts w:ascii="Miriam Mono CLM" w:hAnsi="Miriam Mono CLM"/>
+          <w:b/>
+          <w:bCs/>
+          <w:color w:val="333333"/>
+          <w:sz w:val="18"/>
+          <w:szCs w:val="18"/>
+        </w:rPr>
+        <w:t xml:space="preserve">        </w:t>
+      </w:r>
+      <w:r>
+        <w:rPr>
+          <w:rFonts w:ascii="Miriam Mono CLM" w:hAnsi="Miriam Mono CLM"/>
+          <w:b/>
+          <w:bCs/>
+          <w:color w:val="333333"/>
+          <w:sz w:val="18"/>
+          <w:szCs w:val="18"/>
+        </w:rPr>
+        <w:t>console.log("Telefone inválido, por favor, preencha o campo telefone corretamente.");</w:t>
+      </w:r>
+    </w:p>
+    <w:p>
+      <w:pPr>
+        <w:pStyle w:val="BodyText"/>
+        <w:spacing w:lineRule="auto" w:line="240" w:before="0" w:after="0"/>
+        <w:rPr>
+          <w:rFonts w:ascii="Miriam Mono CLM" w:hAnsi="Miriam Mono CLM"/>
+          <w:b/>
+          <w:bCs/>
+          <w:color w:val="333333"/>
+          <w:sz w:val="18"/>
+          <w:szCs w:val="18"/>
+        </w:rPr>
+      </w:pPr>
+      <w:r>
+        <w:rPr>
+          <w:rFonts w:ascii="Miriam Mono CLM" w:hAnsi="Miriam Mono CLM"/>
+          <w:b/>
+          <w:bCs/>
+          <w:color w:val="333333"/>
+          <w:sz w:val="18"/>
+          <w:szCs w:val="18"/>
+        </w:rPr>
+        <w:t xml:space="preserve">        </w:t>
+      </w:r>
+      <w:r>
+        <w:rPr>
+          <w:rFonts w:ascii="Miriam Mono CLM" w:hAnsi="Miriam Mono CLM"/>
+          <w:b/>
+          <w:bCs/>
+          <w:color w:val="333333"/>
+          <w:sz w:val="18"/>
+          <w:szCs w:val="18"/>
+        </w:rPr>
+        <w:t>return false;</w:t>
+      </w:r>
+    </w:p>
+    <w:p>
+      <w:pPr>
+        <w:pStyle w:val="BodyText"/>
+        <w:spacing w:lineRule="auto" w:line="240" w:before="0" w:after="0"/>
+        <w:rPr>
+          <w:rFonts w:ascii="Miriam Mono CLM" w:hAnsi="Miriam Mono CLM"/>
+          <w:b/>
+          <w:bCs/>
+          <w:color w:val="333333"/>
+          <w:sz w:val="18"/>
+          <w:szCs w:val="18"/>
+        </w:rPr>
+      </w:pPr>
+      <w:r>
+        <w:rPr>
+          <w:rFonts w:ascii="Miriam Mono CLM" w:hAnsi="Miriam Mono CLM"/>
+          <w:b/>
+          <w:bCs/>
+          <w:color w:val="333333"/>
+          <w:sz w:val="18"/>
+          <w:szCs w:val="18"/>
+        </w:rPr>
+        <w:t xml:space="preserve">    </w:t>
+      </w:r>
+      <w:r>
+        <w:rPr>
+          <w:rFonts w:ascii="Miriam Mono CLM" w:hAnsi="Miriam Mono CLM"/>
+          <w:b/>
+          <w:bCs/>
+          <w:color w:val="333333"/>
+          <w:sz w:val="18"/>
+          <w:szCs w:val="18"/>
+        </w:rPr>
+        <w:t>} else {</w:t>
+      </w:r>
+    </w:p>
+    <w:p>
+      <w:pPr>
+        <w:pStyle w:val="BodyText"/>
+        <w:spacing w:lineRule="auto" w:line="240" w:before="0" w:after="0"/>
+        <w:rPr>
+          <w:rFonts w:ascii="Miriam Mono CLM" w:hAnsi="Miriam Mono CLM"/>
+          <w:b/>
+          <w:bCs/>
+          <w:color w:val="333333"/>
+          <w:sz w:val="18"/>
+          <w:szCs w:val="18"/>
+        </w:rPr>
+      </w:pPr>
+      <w:r>
+        <w:rPr>
+          <w:rFonts w:ascii="Miriam Mono CLM" w:hAnsi="Miriam Mono CLM"/>
+          <w:b/>
+          <w:bCs/>
+          <w:color w:val="333333"/>
+          <w:sz w:val="18"/>
+          <w:szCs w:val="18"/>
+        </w:rPr>
+        <w:t xml:space="preserve">        </w:t>
+      </w:r>
+      <w:r>
+        <w:rPr>
+          <w:rFonts w:ascii="Miriam Mono CLM" w:hAnsi="Miriam Mono CLM"/>
+          <w:b/>
+          <w:bCs/>
+          <w:color w:val="333333"/>
+          <w:sz w:val="18"/>
+          <w:szCs w:val="18"/>
+        </w:rPr>
+        <w:t>return true;</w:t>
+      </w:r>
+    </w:p>
+    <w:p>
+      <w:pPr>
+        <w:pStyle w:val="BodyText"/>
+        <w:spacing w:lineRule="auto" w:line="240" w:before="0" w:after="0"/>
+        <w:rPr>
+          <w:rFonts w:ascii="Miriam Mono CLM" w:hAnsi="Miriam Mono CLM"/>
+          <w:b/>
+          <w:bCs/>
+          <w:color w:val="333333"/>
+          <w:sz w:val="18"/>
+          <w:szCs w:val="18"/>
+        </w:rPr>
+      </w:pPr>
+      <w:r>
+        <w:rPr>
+          <w:rFonts w:ascii="Miriam Mono CLM" w:hAnsi="Miriam Mono CLM"/>
+          <w:b/>
+          <w:bCs/>
+          <w:color w:val="333333"/>
+          <w:sz w:val="18"/>
+          <w:szCs w:val="18"/>
+        </w:rPr>
+        <w:t xml:space="preserve">    </w:t>
+      </w:r>
+      <w:r>
+        <w:rPr>
+          <w:rFonts w:ascii="Miriam Mono CLM" w:hAnsi="Miriam Mono CLM"/>
+          <w:b/>
+          <w:bCs/>
+          <w:color w:val="333333"/>
+          <w:sz w:val="18"/>
+          <w:szCs w:val="18"/>
+        </w:rPr>
+        <w:t>};</w:t>
+      </w:r>
+    </w:p>
+    <w:p>
+      <w:pPr>
+        <w:pStyle w:val="BodyText"/>
+        <w:spacing w:lineRule="auto" w:line="240" w:before="0" w:after="0"/>
+        <w:rPr>
+          <w:rFonts w:ascii="Miriam Mono CLM" w:hAnsi="Miriam Mono CLM"/>
+          <w:b/>
+          <w:bCs/>
+          <w:color w:val="333333"/>
+          <w:sz w:val="18"/>
+          <w:szCs w:val="18"/>
+        </w:rPr>
+      </w:pPr>
+      <w:r>
+        <w:rPr>
+          <w:rFonts w:ascii="Miriam Mono CLM" w:hAnsi="Miriam Mono CLM"/>
+          <w:b/>
+          <w:bCs/>
+          <w:color w:val="333333"/>
+          <w:sz w:val="18"/>
+          <w:szCs w:val="18"/>
+        </w:rPr>
+        <w:t>};</w:t>
+      </w:r>
+    </w:p>
+    <w:p>
+      <w:pPr>
+        <w:pStyle w:val="BodyText"/>
+        <w:spacing w:lineRule="auto" w:line="240" w:before="0" w:after="0"/>
+        <w:rPr>
+          <w:rFonts w:ascii="Miriam Mono CLM" w:hAnsi="Miriam Mono CLM"/>
+          <w:b/>
+          <w:bCs/>
+          <w:color w:val="333333"/>
+          <w:sz w:val="18"/>
+          <w:szCs w:val="18"/>
+        </w:rPr>
+      </w:pPr>
+      <w:r>
+        <w:rPr>
+          <w:rFonts w:ascii="Miriam Mono CLM" w:hAnsi="Miriam Mono CLM"/>
+          <w:b/>
+          <w:bCs/>
+          <w:color w:val="333333"/>
+          <w:sz w:val="18"/>
+          <w:szCs w:val="18"/>
+        </w:rPr>
+      </w:r>
+    </w:p>
+    <w:p>
+      <w:pPr>
+        <w:pStyle w:val="BodyText"/>
+        <w:spacing w:lineRule="auto" w:line="240" w:before="0" w:after="0"/>
+        <w:rPr>
+          <w:rFonts w:ascii="Miriam Mono CLM" w:hAnsi="Miriam Mono CLM"/>
+          <w:b/>
+          <w:bCs/>
+          <w:color w:val="333333"/>
+          <w:sz w:val="18"/>
+          <w:szCs w:val="18"/>
+        </w:rPr>
+      </w:pPr>
+      <w:r>
+        <w:rPr>
+          <w:rFonts w:ascii="Miriam Mono CLM" w:hAnsi="Miriam Mono CLM"/>
+          <w:b/>
+          <w:bCs/>
+          <w:color w:val="333333"/>
+          <w:sz w:val="18"/>
+          <w:szCs w:val="18"/>
+        </w:rPr>
+        <w:t>function adicionarExpriencia(curriculo, experiencia) {</w:t>
+      </w:r>
+    </w:p>
+    <w:p>
+      <w:pPr>
+        <w:pStyle w:val="BodyText"/>
+        <w:spacing w:lineRule="auto" w:line="240" w:before="0" w:after="0"/>
+        <w:rPr>
+          <w:rFonts w:ascii="Miriam Mono CLM" w:hAnsi="Miriam Mono CLM"/>
+          <w:b/>
+          <w:bCs/>
+          <w:color w:val="333333"/>
+          <w:sz w:val="18"/>
+          <w:szCs w:val="18"/>
+        </w:rPr>
+      </w:pPr>
+      <w:r>
+        <w:rPr>
+          <w:rFonts w:ascii="Miriam Mono CLM" w:hAnsi="Miriam Mono CLM"/>
+          <w:b/>
+          <w:bCs/>
+          <w:color w:val="333333"/>
+          <w:sz w:val="18"/>
+          <w:szCs w:val="18"/>
+        </w:rPr>
+        <w:t xml:space="preserve">    </w:t>
+      </w:r>
+      <w:r>
+        <w:rPr>
+          <w:rFonts w:ascii="Miriam Mono CLM" w:hAnsi="Miriam Mono CLM"/>
+          <w:b/>
+          <w:bCs/>
+          <w:color w:val="333333"/>
+          <w:sz w:val="18"/>
+          <w:szCs w:val="18"/>
+        </w:rPr>
+        <w:t>curriculo.experiencias.push(experiencia);</w:t>
+      </w:r>
+    </w:p>
+    <w:p>
+      <w:pPr>
+        <w:pStyle w:val="BodyText"/>
+        <w:spacing w:lineRule="auto" w:line="240" w:before="0" w:after="0"/>
+        <w:rPr>
+          <w:rFonts w:ascii="Miriam Mono CLM" w:hAnsi="Miriam Mono CLM"/>
+          <w:b/>
+          <w:bCs/>
+          <w:color w:val="333333"/>
+          <w:sz w:val="18"/>
+          <w:szCs w:val="18"/>
+        </w:rPr>
+      </w:pPr>
+      <w:r>
+        <w:rPr>
+          <w:rFonts w:ascii="Miriam Mono CLM" w:hAnsi="Miriam Mono CLM"/>
+          <w:b/>
+          <w:bCs/>
+          <w:color w:val="333333"/>
+          <w:sz w:val="18"/>
+          <w:szCs w:val="18"/>
+        </w:rPr>
+        <w:t>};</w:t>
+      </w:r>
+    </w:p>
+    <w:p>
+      <w:pPr>
+        <w:pStyle w:val="BodyText"/>
+        <w:spacing w:lineRule="auto" w:line="240" w:before="0" w:after="0"/>
+        <w:rPr>
+          <w:rFonts w:ascii="Miriam Mono CLM" w:hAnsi="Miriam Mono CLM"/>
+          <w:b/>
+          <w:bCs/>
+          <w:color w:val="333333"/>
+          <w:sz w:val="18"/>
+          <w:szCs w:val="18"/>
+        </w:rPr>
+      </w:pPr>
+      <w:r>
+        <w:rPr>
+          <w:rFonts w:ascii="Miriam Mono CLM" w:hAnsi="Miriam Mono CLM"/>
+          <w:b/>
+          <w:bCs/>
+          <w:color w:val="333333"/>
+          <w:sz w:val="18"/>
+          <w:szCs w:val="18"/>
+        </w:rPr>
+        <w:t>function adicionarFormacao(curriculo, formacao) {</w:t>
+      </w:r>
+    </w:p>
+    <w:p>
+      <w:pPr>
+        <w:pStyle w:val="BodyText"/>
+        <w:spacing w:lineRule="auto" w:line="240" w:before="0" w:after="0"/>
+        <w:rPr>
+          <w:rFonts w:ascii="Miriam Mono CLM" w:hAnsi="Miriam Mono CLM"/>
+          <w:b/>
+          <w:bCs/>
+          <w:color w:val="333333"/>
+          <w:sz w:val="18"/>
+          <w:szCs w:val="18"/>
+        </w:rPr>
+      </w:pPr>
+      <w:r>
+        <w:rPr>
+          <w:rFonts w:ascii="Miriam Mono CLM" w:hAnsi="Miriam Mono CLM"/>
+          <w:b/>
+          <w:bCs/>
+          <w:color w:val="333333"/>
+          <w:sz w:val="18"/>
+          <w:szCs w:val="18"/>
+        </w:rPr>
+        <w:t xml:space="preserve">    </w:t>
+      </w:r>
+      <w:r>
+        <w:rPr>
+          <w:rFonts w:ascii="Miriam Mono CLM" w:hAnsi="Miriam Mono CLM"/>
+          <w:b/>
+          <w:bCs/>
+          <w:color w:val="333333"/>
+          <w:sz w:val="18"/>
+          <w:szCs w:val="18"/>
+        </w:rPr>
+        <w:t>curriculo.formacoes.push(formacao);</w:t>
+      </w:r>
+    </w:p>
+    <w:p>
+      <w:pPr>
+        <w:pStyle w:val="BodyText"/>
+        <w:spacing w:lineRule="auto" w:line="240" w:before="0" w:after="0"/>
+        <w:rPr>
+          <w:rFonts w:ascii="Miriam Mono CLM" w:hAnsi="Miriam Mono CLM"/>
+          <w:b/>
+          <w:bCs/>
+          <w:color w:val="333333"/>
+          <w:sz w:val="18"/>
+          <w:szCs w:val="18"/>
+        </w:rPr>
+      </w:pPr>
+      <w:r>
+        <w:rPr>
+          <w:rFonts w:ascii="Miriam Mono CLM" w:hAnsi="Miriam Mono CLM"/>
+          <w:b/>
+          <w:bCs/>
+          <w:color w:val="333333"/>
+          <w:sz w:val="18"/>
+          <w:szCs w:val="18"/>
+        </w:rPr>
+        <w:t>};</w:t>
+      </w:r>
+    </w:p>
+    <w:p>
+      <w:pPr>
+        <w:pStyle w:val="BodyText"/>
+        <w:spacing w:lineRule="auto" w:line="240" w:before="0" w:after="0"/>
+        <w:rPr>
+          <w:rFonts w:ascii="Miriam Mono CLM" w:hAnsi="Miriam Mono CLM"/>
+          <w:b/>
+          <w:bCs/>
+          <w:color w:val="333333"/>
+          <w:sz w:val="18"/>
+          <w:szCs w:val="18"/>
+        </w:rPr>
+      </w:pPr>
+      <w:r>
+        <w:rPr>
+          <w:rFonts w:ascii="Miriam Mono CLM" w:hAnsi="Miriam Mono CLM"/>
+          <w:b/>
+          <w:bCs/>
+          <w:color w:val="333333"/>
+          <w:sz w:val="18"/>
+          <w:szCs w:val="18"/>
+        </w:rPr>
+        <w:t>function adicionarHabilidade(curriculo, habilidade) {</w:t>
+      </w:r>
+    </w:p>
+    <w:p>
+      <w:pPr>
+        <w:pStyle w:val="BodyText"/>
+        <w:spacing w:lineRule="auto" w:line="240" w:before="0" w:after="0"/>
+        <w:rPr>
+          <w:rFonts w:ascii="Miriam Mono CLM" w:hAnsi="Miriam Mono CLM"/>
+          <w:b/>
+          <w:bCs/>
+          <w:color w:val="333333"/>
+          <w:sz w:val="18"/>
+          <w:szCs w:val="18"/>
+        </w:rPr>
+      </w:pPr>
+      <w:r>
+        <w:rPr>
+          <w:rFonts w:ascii="Miriam Mono CLM" w:hAnsi="Miriam Mono CLM"/>
+          <w:b/>
+          <w:bCs/>
+          <w:color w:val="333333"/>
+          <w:sz w:val="18"/>
+          <w:szCs w:val="18"/>
+        </w:rPr>
+        <w:t xml:space="preserve">    </w:t>
+      </w:r>
+      <w:r>
+        <w:rPr>
+          <w:rFonts w:ascii="Miriam Mono CLM" w:hAnsi="Miriam Mono CLM"/>
+          <w:b/>
+          <w:bCs/>
+          <w:color w:val="333333"/>
+          <w:sz w:val="18"/>
+          <w:szCs w:val="18"/>
+        </w:rPr>
+        <w:t>curriculo.habilidades.push(habilidade);</w:t>
+      </w:r>
+    </w:p>
+    <w:p>
+      <w:pPr>
+        <w:pStyle w:val="BodyText"/>
+        <w:spacing w:lineRule="auto" w:line="240" w:before="0" w:after="0"/>
+        <w:rPr>
+          <w:rFonts w:ascii="Miriam Mono CLM" w:hAnsi="Miriam Mono CLM"/>
+          <w:b/>
+          <w:bCs/>
+          <w:color w:val="333333"/>
+          <w:sz w:val="18"/>
+          <w:szCs w:val="18"/>
+        </w:rPr>
+      </w:pPr>
+      <w:r>
+        <w:rPr>
+          <w:rFonts w:ascii="Miriam Mono CLM" w:hAnsi="Miriam Mono CLM"/>
+          <w:b/>
+          <w:bCs/>
+          <w:color w:val="333333"/>
+          <w:sz w:val="18"/>
+          <w:szCs w:val="18"/>
+        </w:rPr>
+        <w:t>};</w:t>
+      </w:r>
+    </w:p>
+    <w:p>
+      <w:pPr>
+        <w:pStyle w:val="BodyText"/>
+        <w:spacing w:lineRule="auto" w:line="240" w:before="0" w:after="0"/>
+        <w:rPr>
+          <w:rFonts w:ascii="Miriam Mono CLM" w:hAnsi="Miriam Mono CLM"/>
+          <w:b/>
+          <w:bCs/>
+          <w:color w:val="333333"/>
+          <w:sz w:val="18"/>
+          <w:szCs w:val="18"/>
+        </w:rPr>
+      </w:pPr>
+      <w:r>
+        <w:rPr>
+          <w:rFonts w:ascii="Miriam Mono CLM" w:hAnsi="Miriam Mono CLM"/>
+          <w:b/>
+          <w:bCs/>
+          <w:color w:val="333333"/>
+          <w:sz w:val="18"/>
+          <w:szCs w:val="18"/>
+        </w:rPr>
+      </w:r>
+    </w:p>
+    <w:p>
+      <w:pPr>
+        <w:pStyle w:val="BodyText"/>
+        <w:spacing w:lineRule="auto" w:line="240" w:before="0" w:after="0"/>
+        <w:rPr>
+          <w:rFonts w:ascii="Miriam Mono CLM" w:hAnsi="Miriam Mono CLM"/>
+          <w:b/>
+          <w:bCs/>
+          <w:color w:val="333333"/>
+          <w:sz w:val="18"/>
+          <w:szCs w:val="18"/>
+        </w:rPr>
+      </w:pPr>
+      <w:r>
+        <w:rPr>
+          <w:rFonts w:ascii="Miriam Mono CLM" w:hAnsi="Miriam Mono CLM"/>
+          <w:b/>
+          <w:bCs/>
+          <w:color w:val="333333"/>
+          <w:sz w:val="18"/>
+          <w:szCs w:val="18"/>
+        </w:rPr>
+        <w:t>function mostrarCurriculo(curriculo) {</w:t>
+      </w:r>
+    </w:p>
+    <w:p>
+      <w:pPr>
+        <w:pStyle w:val="BodyText"/>
+        <w:spacing w:lineRule="auto" w:line="240" w:before="0" w:after="0"/>
+        <w:rPr>
+          <w:rFonts w:ascii="Miriam Mono CLM" w:hAnsi="Miriam Mono CLM"/>
+          <w:b/>
+          <w:bCs/>
+          <w:color w:val="333333"/>
+          <w:sz w:val="18"/>
+          <w:szCs w:val="18"/>
+        </w:rPr>
+      </w:pPr>
+      <w:r>
+        <w:rPr>
+          <w:rFonts w:ascii="Miriam Mono CLM" w:hAnsi="Miriam Mono CLM"/>
+          <w:b/>
+          <w:bCs/>
+          <w:color w:val="333333"/>
+          <w:sz w:val="18"/>
+          <w:szCs w:val="18"/>
+        </w:rPr>
+        <w:t xml:space="preserve">    </w:t>
+      </w:r>
+      <w:r>
+        <w:rPr>
+          <w:rFonts w:ascii="Miriam Mono CLM" w:hAnsi="Miriam Mono CLM"/>
+          <w:b/>
+          <w:bCs/>
+          <w:color w:val="333333"/>
+          <w:sz w:val="18"/>
+          <w:szCs w:val="18"/>
+        </w:rPr>
+        <w:t>console.log(`-----------------------------------`);</w:t>
+      </w:r>
+    </w:p>
+    <w:p>
+      <w:pPr>
+        <w:pStyle w:val="BodyText"/>
+        <w:spacing w:lineRule="auto" w:line="240" w:before="0" w:after="0"/>
+        <w:rPr>
+          <w:rFonts w:ascii="Miriam Mono CLM" w:hAnsi="Miriam Mono CLM"/>
+          <w:b/>
+          <w:bCs/>
+          <w:color w:val="333333"/>
+          <w:sz w:val="18"/>
+          <w:szCs w:val="18"/>
+        </w:rPr>
+      </w:pPr>
+      <w:r>
+        <w:rPr>
+          <w:rFonts w:ascii="Miriam Mono CLM" w:hAnsi="Miriam Mono CLM"/>
+          <w:b/>
+          <w:bCs/>
+          <w:color w:val="333333"/>
+          <w:sz w:val="18"/>
+          <w:szCs w:val="18"/>
+        </w:rPr>
+        <w:t xml:space="preserve">    </w:t>
+      </w:r>
+      <w:r>
+        <w:rPr>
+          <w:rFonts w:ascii="Miriam Mono CLM" w:hAnsi="Miriam Mono CLM"/>
+          <w:b/>
+          <w:bCs/>
+          <w:color w:val="333333"/>
+          <w:sz w:val="18"/>
+          <w:szCs w:val="18"/>
+        </w:rPr>
+        <w:t>console.log(`             Currículo             `);</w:t>
+      </w:r>
+    </w:p>
+    <w:p>
+      <w:pPr>
+        <w:pStyle w:val="BodyText"/>
+        <w:spacing w:lineRule="auto" w:line="240" w:before="0" w:after="0"/>
+        <w:rPr>
+          <w:rFonts w:ascii="Miriam Mono CLM" w:hAnsi="Miriam Mono CLM"/>
+          <w:b/>
+          <w:bCs/>
+          <w:color w:val="333333"/>
+          <w:sz w:val="18"/>
+          <w:szCs w:val="18"/>
+        </w:rPr>
+      </w:pPr>
+      <w:r>
+        <w:rPr>
+          <w:rFonts w:ascii="Miriam Mono CLM" w:hAnsi="Miriam Mono CLM"/>
+          <w:b/>
+          <w:bCs/>
+          <w:color w:val="333333"/>
+          <w:sz w:val="18"/>
+          <w:szCs w:val="18"/>
+        </w:rPr>
+        <w:t xml:space="preserve">    </w:t>
+      </w:r>
+      <w:r>
+        <w:rPr>
+          <w:rFonts w:ascii="Miriam Mono CLM" w:hAnsi="Miriam Mono CLM"/>
+          <w:b/>
+          <w:bCs/>
+          <w:color w:val="333333"/>
+          <w:sz w:val="18"/>
+          <w:szCs w:val="18"/>
+        </w:rPr>
+        <w:t>console.log(`-----------------------------------`);</w:t>
+      </w:r>
+    </w:p>
+    <w:p>
+      <w:pPr>
+        <w:pStyle w:val="BodyText"/>
+        <w:spacing w:lineRule="auto" w:line="240" w:before="0" w:after="0"/>
+        <w:rPr>
+          <w:rFonts w:ascii="Miriam Mono CLM" w:hAnsi="Miriam Mono CLM"/>
+          <w:b/>
+          <w:bCs/>
+          <w:color w:val="333333"/>
+          <w:sz w:val="18"/>
+          <w:szCs w:val="18"/>
+        </w:rPr>
+      </w:pPr>
+      <w:r>
+        <w:rPr>
+          <w:rFonts w:ascii="Miriam Mono CLM" w:hAnsi="Miriam Mono CLM"/>
+          <w:b/>
+          <w:bCs/>
+          <w:color w:val="333333"/>
+          <w:sz w:val="18"/>
+          <w:szCs w:val="18"/>
+        </w:rPr>
+        <w:t xml:space="preserve">    </w:t>
+      </w:r>
+      <w:r>
+        <w:rPr>
+          <w:rFonts w:ascii="Miriam Mono CLM" w:hAnsi="Miriam Mono CLM"/>
+          <w:b/>
+          <w:bCs/>
+          <w:color w:val="333333"/>
+          <w:sz w:val="18"/>
+          <w:szCs w:val="18"/>
+        </w:rPr>
+        <w:t>console.log(`Nome: ${curriculo.nome}`);</w:t>
+      </w:r>
+    </w:p>
+    <w:p>
+      <w:pPr>
+        <w:pStyle w:val="BodyText"/>
+        <w:spacing w:lineRule="auto" w:line="240" w:before="0" w:after="0"/>
+        <w:rPr>
+          <w:rFonts w:ascii="Miriam Mono CLM" w:hAnsi="Miriam Mono CLM"/>
+          <w:b/>
+          <w:bCs/>
+          <w:color w:val="333333"/>
+          <w:sz w:val="18"/>
+          <w:szCs w:val="18"/>
+        </w:rPr>
+      </w:pPr>
+      <w:r>
+        <w:rPr>
+          <w:rFonts w:ascii="Miriam Mono CLM" w:hAnsi="Miriam Mono CLM"/>
+          <w:b/>
+          <w:bCs/>
+          <w:color w:val="333333"/>
+          <w:sz w:val="18"/>
+          <w:szCs w:val="18"/>
+        </w:rPr>
+        <w:t xml:space="preserve">    </w:t>
+      </w:r>
+      <w:r>
+        <w:rPr>
+          <w:rFonts w:ascii="Miriam Mono CLM" w:hAnsi="Miriam Mono CLM"/>
+          <w:b/>
+          <w:bCs/>
+          <w:color w:val="333333"/>
+          <w:sz w:val="18"/>
+          <w:szCs w:val="18"/>
+        </w:rPr>
+        <w:t>console.log(`Telefone: ${curriculo.telefone}`);</w:t>
+      </w:r>
+    </w:p>
+    <w:p>
+      <w:pPr>
+        <w:pStyle w:val="BodyText"/>
+        <w:spacing w:lineRule="auto" w:line="240" w:before="0" w:after="0"/>
+        <w:rPr>
+          <w:rFonts w:ascii="Miriam Mono CLM" w:hAnsi="Miriam Mono CLM"/>
+          <w:b/>
+          <w:bCs/>
+          <w:color w:val="333333"/>
+          <w:sz w:val="18"/>
+          <w:szCs w:val="18"/>
+        </w:rPr>
+      </w:pPr>
+      <w:r>
+        <w:rPr>
+          <w:rFonts w:ascii="Miriam Mono CLM" w:hAnsi="Miriam Mono CLM"/>
+          <w:b/>
+          <w:bCs/>
+          <w:color w:val="333333"/>
+          <w:sz w:val="18"/>
+          <w:szCs w:val="18"/>
+        </w:rPr>
+        <w:t xml:space="preserve">    </w:t>
+      </w:r>
+      <w:r>
+        <w:rPr>
+          <w:rFonts w:ascii="Miriam Mono CLM" w:hAnsi="Miriam Mono CLM"/>
+          <w:b/>
+          <w:bCs/>
+          <w:color w:val="333333"/>
+          <w:sz w:val="18"/>
+          <w:szCs w:val="18"/>
+        </w:rPr>
+        <w:t>console.log(`Email: ${curriculo.email}`);</w:t>
+      </w:r>
+    </w:p>
+    <w:p>
+      <w:pPr>
+        <w:pStyle w:val="BodyText"/>
+        <w:spacing w:lineRule="auto" w:line="240" w:before="0" w:after="0"/>
+        <w:rPr>
+          <w:rFonts w:ascii="Miriam Mono CLM" w:hAnsi="Miriam Mono CLM"/>
+          <w:b/>
+          <w:bCs/>
+          <w:color w:val="333333"/>
+          <w:sz w:val="18"/>
+          <w:szCs w:val="18"/>
+        </w:rPr>
+      </w:pPr>
+      <w:r>
+        <w:rPr>
+          <w:rFonts w:ascii="Miriam Mono CLM" w:hAnsi="Miriam Mono CLM"/>
+          <w:b/>
+          <w:bCs/>
+          <w:color w:val="333333"/>
+          <w:sz w:val="18"/>
+          <w:szCs w:val="18"/>
+        </w:rPr>
+        <w:t xml:space="preserve">    </w:t>
+      </w:r>
+      <w:r>
+        <w:rPr>
+          <w:rFonts w:ascii="Miriam Mono CLM" w:hAnsi="Miriam Mono CLM"/>
+          <w:b/>
+          <w:bCs/>
+          <w:color w:val="333333"/>
+          <w:sz w:val="18"/>
+          <w:szCs w:val="18"/>
+        </w:rPr>
+        <w:t>console.log(`Endereço: ${curriculo.endereco}`);</w:t>
+      </w:r>
+    </w:p>
+    <w:p>
+      <w:pPr>
+        <w:pStyle w:val="BodyText"/>
+        <w:spacing w:lineRule="auto" w:line="240" w:before="0" w:after="0"/>
+        <w:rPr>
+          <w:rFonts w:ascii="Miriam Mono CLM" w:hAnsi="Miriam Mono CLM"/>
+          <w:b/>
+          <w:bCs/>
+          <w:color w:val="333333"/>
+          <w:sz w:val="18"/>
+          <w:szCs w:val="18"/>
+        </w:rPr>
+      </w:pPr>
+      <w:r>
+        <w:rPr>
+          <w:rFonts w:ascii="Miriam Mono CLM" w:hAnsi="Miriam Mono CLM"/>
+          <w:b/>
+          <w:bCs/>
+          <w:color w:val="333333"/>
+          <w:sz w:val="18"/>
+          <w:szCs w:val="18"/>
+        </w:rPr>
+        <w:t xml:space="preserve">    </w:t>
+      </w:r>
+      <w:r>
+        <w:rPr>
+          <w:rFonts w:ascii="Miriam Mono CLM" w:hAnsi="Miriam Mono CLM"/>
+          <w:b/>
+          <w:bCs/>
+          <w:color w:val="333333"/>
+          <w:sz w:val="18"/>
+          <w:szCs w:val="18"/>
+        </w:rPr>
+        <w:t>console.log('');</w:t>
+      </w:r>
+    </w:p>
+    <w:p>
+      <w:pPr>
+        <w:pStyle w:val="BodyText"/>
+        <w:spacing w:lineRule="auto" w:line="240" w:before="0" w:after="0"/>
+        <w:rPr>
+          <w:rFonts w:ascii="Miriam Mono CLM" w:hAnsi="Miriam Mono CLM"/>
+          <w:b/>
+          <w:bCs/>
+          <w:color w:val="333333"/>
+          <w:sz w:val="18"/>
+          <w:szCs w:val="18"/>
+        </w:rPr>
+      </w:pPr>
+      <w:r>
+        <w:rPr>
+          <w:rFonts w:ascii="Miriam Mono CLM" w:hAnsi="Miriam Mono CLM"/>
+          <w:b/>
+          <w:bCs/>
+          <w:color w:val="333333"/>
+          <w:sz w:val="18"/>
+          <w:szCs w:val="18"/>
+        </w:rPr>
+        <w:t xml:space="preserve">    </w:t>
+      </w:r>
+      <w:r>
+        <w:rPr>
+          <w:rFonts w:ascii="Miriam Mono CLM" w:hAnsi="Miriam Mono CLM"/>
+          <w:b/>
+          <w:bCs/>
+          <w:color w:val="333333"/>
+          <w:sz w:val="18"/>
+          <w:szCs w:val="18"/>
+        </w:rPr>
+        <w:t>console.log('Experiências:');</w:t>
+      </w:r>
+    </w:p>
+    <w:p>
+      <w:pPr>
+        <w:pStyle w:val="BodyText"/>
+        <w:spacing w:lineRule="auto" w:line="240" w:before="0" w:after="0"/>
+        <w:rPr>
+          <w:rFonts w:ascii="Miriam Mono CLM" w:hAnsi="Miriam Mono CLM"/>
+          <w:b/>
+          <w:bCs/>
+          <w:color w:val="333333"/>
+          <w:sz w:val="18"/>
+          <w:szCs w:val="18"/>
+        </w:rPr>
+      </w:pPr>
+      <w:r>
+        <w:rPr>
+          <w:rFonts w:ascii="Miriam Mono CLM" w:hAnsi="Miriam Mono CLM"/>
+          <w:b/>
+          <w:bCs/>
+          <w:color w:val="333333"/>
+          <w:sz w:val="18"/>
+          <w:szCs w:val="18"/>
+        </w:rPr>
+        <w:t xml:space="preserve">    </w:t>
+      </w:r>
+      <w:r>
+        <w:rPr>
+          <w:rFonts w:ascii="Miriam Mono CLM" w:hAnsi="Miriam Mono CLM"/>
+          <w:b/>
+          <w:bCs/>
+          <w:color w:val="333333"/>
+          <w:sz w:val="18"/>
+          <w:szCs w:val="18"/>
+        </w:rPr>
+        <w:t>for (let exp of curriculo.experiencias) {</w:t>
+      </w:r>
+    </w:p>
+    <w:p>
+      <w:pPr>
+        <w:pStyle w:val="BodyText"/>
+        <w:spacing w:lineRule="auto" w:line="240" w:before="0" w:after="0"/>
+        <w:rPr>
+          <w:rFonts w:ascii="Miriam Mono CLM" w:hAnsi="Miriam Mono CLM"/>
+          <w:b/>
+          <w:bCs/>
+          <w:color w:val="333333"/>
+          <w:sz w:val="18"/>
+          <w:szCs w:val="18"/>
+        </w:rPr>
+      </w:pPr>
+      <w:r>
+        <w:rPr>
+          <w:rFonts w:ascii="Miriam Mono CLM" w:hAnsi="Miriam Mono CLM"/>
+          <w:b/>
+          <w:bCs/>
+          <w:color w:val="333333"/>
+          <w:sz w:val="18"/>
+          <w:szCs w:val="18"/>
+        </w:rPr>
+        <w:t xml:space="preserve">        </w:t>
+      </w:r>
+      <w:r>
+        <w:rPr>
+          <w:rFonts w:ascii="Miriam Mono CLM" w:hAnsi="Miriam Mono CLM"/>
+          <w:b/>
+          <w:bCs/>
+          <w:color w:val="333333"/>
+          <w:sz w:val="18"/>
+          <w:szCs w:val="18"/>
+        </w:rPr>
+        <w:t>console.log(` - ${exp}`);</w:t>
+      </w:r>
+    </w:p>
+    <w:p>
+      <w:pPr>
+        <w:pStyle w:val="BodyText"/>
+        <w:spacing w:lineRule="auto" w:line="240" w:before="0" w:after="0"/>
+        <w:rPr>
+          <w:rFonts w:ascii="Miriam Mono CLM" w:hAnsi="Miriam Mono CLM"/>
+          <w:b/>
+          <w:bCs/>
+          <w:color w:val="333333"/>
+          <w:sz w:val="18"/>
+          <w:szCs w:val="18"/>
+        </w:rPr>
+      </w:pPr>
+      <w:r>
+        <w:rPr>
+          <w:rFonts w:ascii="Miriam Mono CLM" w:hAnsi="Miriam Mono CLM"/>
+          <w:b/>
+          <w:bCs/>
+          <w:color w:val="333333"/>
+          <w:sz w:val="18"/>
+          <w:szCs w:val="18"/>
+        </w:rPr>
+        <w:t xml:space="preserve">    </w:t>
+      </w:r>
+      <w:r>
+        <w:rPr>
+          <w:rFonts w:ascii="Miriam Mono CLM" w:hAnsi="Miriam Mono CLM"/>
+          <w:b/>
+          <w:bCs/>
+          <w:color w:val="333333"/>
+          <w:sz w:val="18"/>
+          <w:szCs w:val="18"/>
+        </w:rPr>
+        <w:t>};</w:t>
+      </w:r>
+    </w:p>
+    <w:p>
+      <w:pPr>
+        <w:pStyle w:val="BodyText"/>
+        <w:spacing w:lineRule="auto" w:line="240" w:before="0" w:after="0"/>
+        <w:rPr>
+          <w:rFonts w:ascii="Miriam Mono CLM" w:hAnsi="Miriam Mono CLM"/>
+          <w:b/>
+          <w:bCs/>
+          <w:color w:val="333333"/>
+          <w:sz w:val="18"/>
+          <w:szCs w:val="18"/>
+        </w:rPr>
+      </w:pPr>
+      <w:r>
+        <w:rPr>
+          <w:rFonts w:ascii="Miriam Mono CLM" w:hAnsi="Miriam Mono CLM"/>
+          <w:b/>
+          <w:bCs/>
+          <w:color w:val="333333"/>
+          <w:sz w:val="18"/>
+          <w:szCs w:val="18"/>
+        </w:rPr>
+        <w:t xml:space="preserve">    </w:t>
+      </w:r>
+      <w:r>
+        <w:rPr>
+          <w:rFonts w:ascii="Miriam Mono CLM" w:hAnsi="Miriam Mono CLM"/>
+          <w:b/>
+          <w:bCs/>
+          <w:color w:val="333333"/>
+          <w:sz w:val="18"/>
+          <w:szCs w:val="18"/>
+        </w:rPr>
+        <w:t>console.log('');</w:t>
+      </w:r>
+    </w:p>
+    <w:p>
+      <w:pPr>
+        <w:pStyle w:val="BodyText"/>
+        <w:spacing w:lineRule="auto" w:line="240" w:before="0" w:after="0"/>
+        <w:rPr>
+          <w:rFonts w:ascii="Miriam Mono CLM" w:hAnsi="Miriam Mono CLM"/>
+          <w:b/>
+          <w:bCs/>
+          <w:color w:val="333333"/>
+          <w:sz w:val="18"/>
+          <w:szCs w:val="18"/>
+        </w:rPr>
+      </w:pPr>
+      <w:r>
+        <w:rPr>
+          <w:rFonts w:ascii="Miriam Mono CLM" w:hAnsi="Miriam Mono CLM"/>
+          <w:b/>
+          <w:bCs/>
+          <w:color w:val="333333"/>
+          <w:sz w:val="18"/>
+          <w:szCs w:val="18"/>
+        </w:rPr>
+        <w:t xml:space="preserve">    </w:t>
+      </w:r>
+      <w:r>
+        <w:rPr>
+          <w:rFonts w:ascii="Miriam Mono CLM" w:hAnsi="Miriam Mono CLM"/>
+          <w:b/>
+          <w:bCs/>
+          <w:color w:val="333333"/>
+          <w:sz w:val="18"/>
+          <w:szCs w:val="18"/>
+        </w:rPr>
+        <w:t>console.log('Formações:');</w:t>
+      </w:r>
+    </w:p>
+    <w:p>
+      <w:pPr>
+        <w:pStyle w:val="BodyText"/>
+        <w:spacing w:lineRule="auto" w:line="240" w:before="0" w:after="0"/>
+        <w:rPr>
+          <w:rFonts w:ascii="Miriam Mono CLM" w:hAnsi="Miriam Mono CLM"/>
+          <w:b/>
+          <w:bCs/>
+          <w:color w:val="333333"/>
+          <w:sz w:val="18"/>
+          <w:szCs w:val="18"/>
+        </w:rPr>
+      </w:pPr>
+      <w:r>
+        <w:rPr>
+          <w:rFonts w:ascii="Miriam Mono CLM" w:hAnsi="Miriam Mono CLM"/>
+          <w:b/>
+          <w:bCs/>
+          <w:color w:val="333333"/>
+          <w:sz w:val="18"/>
+          <w:szCs w:val="18"/>
+        </w:rPr>
+        <w:t xml:space="preserve">    </w:t>
+      </w:r>
+      <w:r>
+        <w:rPr>
+          <w:rFonts w:ascii="Miriam Mono CLM" w:hAnsi="Miriam Mono CLM"/>
+          <w:b/>
+          <w:bCs/>
+          <w:color w:val="333333"/>
+          <w:sz w:val="18"/>
+          <w:szCs w:val="18"/>
+        </w:rPr>
+        <w:t>for (let form of curriculo.formacoes) {</w:t>
+      </w:r>
+    </w:p>
+    <w:p>
+      <w:pPr>
+        <w:pStyle w:val="BodyText"/>
+        <w:spacing w:lineRule="auto" w:line="240" w:before="0" w:after="0"/>
+        <w:rPr>
+          <w:rFonts w:ascii="Miriam Mono CLM" w:hAnsi="Miriam Mono CLM"/>
+          <w:b/>
+          <w:bCs/>
+          <w:color w:val="333333"/>
+          <w:sz w:val="18"/>
+          <w:szCs w:val="18"/>
+        </w:rPr>
+      </w:pPr>
+      <w:r>
+        <w:rPr>
+          <w:rFonts w:ascii="Miriam Mono CLM" w:hAnsi="Miriam Mono CLM"/>
+          <w:b/>
+          <w:bCs/>
+          <w:color w:val="333333"/>
+          <w:sz w:val="18"/>
+          <w:szCs w:val="18"/>
+        </w:rPr>
+        <w:t xml:space="preserve">        </w:t>
+      </w:r>
+      <w:r>
+        <w:rPr>
+          <w:rFonts w:ascii="Miriam Mono CLM" w:hAnsi="Miriam Mono CLM"/>
+          <w:b/>
+          <w:bCs/>
+          <w:color w:val="333333"/>
+          <w:sz w:val="18"/>
+          <w:szCs w:val="18"/>
+        </w:rPr>
+        <w:t>console.log(` - ${form}`);</w:t>
+      </w:r>
+    </w:p>
+    <w:p>
+      <w:pPr>
+        <w:pStyle w:val="BodyText"/>
+        <w:spacing w:lineRule="auto" w:line="240" w:before="0" w:after="0"/>
+        <w:rPr>
+          <w:rFonts w:ascii="Miriam Mono CLM" w:hAnsi="Miriam Mono CLM"/>
+          <w:b/>
+          <w:bCs/>
+          <w:color w:val="333333"/>
+          <w:sz w:val="18"/>
+          <w:szCs w:val="18"/>
+        </w:rPr>
+      </w:pPr>
+      <w:r>
+        <w:rPr>
+          <w:rFonts w:ascii="Miriam Mono CLM" w:hAnsi="Miriam Mono CLM"/>
+          <w:b/>
+          <w:bCs/>
+          <w:color w:val="333333"/>
+          <w:sz w:val="18"/>
+          <w:szCs w:val="18"/>
+        </w:rPr>
+        <w:t xml:space="preserve">    </w:t>
+      </w:r>
+      <w:r>
+        <w:rPr>
+          <w:rFonts w:ascii="Miriam Mono CLM" w:hAnsi="Miriam Mono CLM"/>
+          <w:b/>
+          <w:bCs/>
+          <w:color w:val="333333"/>
+          <w:sz w:val="18"/>
+          <w:szCs w:val="18"/>
+        </w:rPr>
+        <w:t>};</w:t>
+      </w:r>
+    </w:p>
+    <w:p>
+      <w:pPr>
+        <w:pStyle w:val="BodyText"/>
+        <w:spacing w:lineRule="auto" w:line="240" w:before="0" w:after="0"/>
+        <w:rPr>
+          <w:rFonts w:ascii="Miriam Mono CLM" w:hAnsi="Miriam Mono CLM"/>
+          <w:b/>
+          <w:bCs/>
+          <w:color w:val="333333"/>
+          <w:sz w:val="18"/>
+          <w:szCs w:val="18"/>
+        </w:rPr>
+      </w:pPr>
+      <w:r>
+        <w:rPr>
+          <w:rFonts w:ascii="Miriam Mono CLM" w:hAnsi="Miriam Mono CLM"/>
+          <w:b/>
+          <w:bCs/>
+          <w:color w:val="333333"/>
+          <w:sz w:val="18"/>
+          <w:szCs w:val="18"/>
+        </w:rPr>
+        <w:t xml:space="preserve">    </w:t>
+      </w:r>
+      <w:r>
+        <w:rPr>
+          <w:rFonts w:ascii="Miriam Mono CLM" w:hAnsi="Miriam Mono CLM"/>
+          <w:b/>
+          <w:bCs/>
+          <w:color w:val="333333"/>
+          <w:sz w:val="18"/>
+          <w:szCs w:val="18"/>
+        </w:rPr>
+        <w:t>console.log('');</w:t>
+      </w:r>
+    </w:p>
+    <w:p>
+      <w:pPr>
+        <w:pStyle w:val="BodyText"/>
+        <w:spacing w:lineRule="auto" w:line="240" w:before="0" w:after="0"/>
+        <w:rPr>
+          <w:rFonts w:ascii="Miriam Mono CLM" w:hAnsi="Miriam Mono CLM"/>
+          <w:b/>
+          <w:bCs/>
+          <w:color w:val="333333"/>
+          <w:sz w:val="18"/>
+          <w:szCs w:val="18"/>
+        </w:rPr>
+      </w:pPr>
+      <w:r>
+        <w:rPr>
+          <w:rFonts w:ascii="Miriam Mono CLM" w:hAnsi="Miriam Mono CLM"/>
+          <w:b/>
+          <w:bCs/>
+          <w:color w:val="333333"/>
+          <w:sz w:val="18"/>
+          <w:szCs w:val="18"/>
+        </w:rPr>
+        <w:t xml:space="preserve">    </w:t>
+      </w:r>
+      <w:r>
+        <w:rPr>
+          <w:rFonts w:ascii="Miriam Mono CLM" w:hAnsi="Miriam Mono CLM"/>
+          <w:b/>
+          <w:bCs/>
+          <w:color w:val="333333"/>
+          <w:sz w:val="18"/>
+          <w:szCs w:val="18"/>
+        </w:rPr>
+        <w:t>console.log('Habilidades:');</w:t>
+      </w:r>
+    </w:p>
+    <w:p>
+      <w:pPr>
+        <w:pStyle w:val="BodyText"/>
+        <w:spacing w:lineRule="auto" w:line="240" w:before="0" w:after="0"/>
+        <w:rPr>
+          <w:rFonts w:ascii="Miriam Mono CLM" w:hAnsi="Miriam Mono CLM"/>
+          <w:b/>
+          <w:bCs/>
+          <w:color w:val="333333"/>
+          <w:sz w:val="18"/>
+          <w:szCs w:val="18"/>
+        </w:rPr>
+      </w:pPr>
+      <w:r>
+        <w:rPr>
+          <w:rFonts w:ascii="Miriam Mono CLM" w:hAnsi="Miriam Mono CLM"/>
+          <w:b/>
+          <w:bCs/>
+          <w:color w:val="333333"/>
+          <w:sz w:val="18"/>
+          <w:szCs w:val="18"/>
+        </w:rPr>
+        <w:t xml:space="preserve">    </w:t>
+      </w:r>
+      <w:r>
+        <w:rPr>
+          <w:rFonts w:ascii="Miriam Mono CLM" w:hAnsi="Miriam Mono CLM"/>
+          <w:b/>
+          <w:bCs/>
+          <w:color w:val="333333"/>
+          <w:sz w:val="18"/>
+          <w:szCs w:val="18"/>
+        </w:rPr>
+        <w:t>for (let hab of curriculo.habilidades) {</w:t>
+      </w:r>
+    </w:p>
+    <w:p>
+      <w:pPr>
+        <w:pStyle w:val="BodyText"/>
+        <w:spacing w:lineRule="auto" w:line="240" w:before="0" w:after="0"/>
+        <w:rPr>
+          <w:rFonts w:ascii="Miriam Mono CLM" w:hAnsi="Miriam Mono CLM"/>
+          <w:b/>
+          <w:bCs/>
+          <w:color w:val="333333"/>
+          <w:sz w:val="18"/>
+          <w:szCs w:val="18"/>
+        </w:rPr>
+      </w:pPr>
+      <w:r>
+        <w:rPr>
+          <w:rFonts w:ascii="Miriam Mono CLM" w:hAnsi="Miriam Mono CLM"/>
+          <w:b/>
+          <w:bCs/>
+          <w:color w:val="333333"/>
+          <w:sz w:val="18"/>
+          <w:szCs w:val="18"/>
+        </w:rPr>
+        <w:t xml:space="preserve">        </w:t>
+      </w:r>
+      <w:r>
+        <w:rPr>
+          <w:rFonts w:ascii="Miriam Mono CLM" w:hAnsi="Miriam Mono CLM"/>
+          <w:b/>
+          <w:bCs/>
+          <w:color w:val="333333"/>
+          <w:sz w:val="18"/>
+          <w:szCs w:val="18"/>
+        </w:rPr>
+        <w:t>console.log(` - ${hab}`);</w:t>
+      </w:r>
+    </w:p>
+    <w:p>
+      <w:pPr>
+        <w:pStyle w:val="BodyText"/>
+        <w:spacing w:lineRule="auto" w:line="240" w:before="0" w:after="0"/>
+        <w:rPr>
+          <w:rFonts w:ascii="Miriam Mono CLM" w:hAnsi="Miriam Mono CLM"/>
+          <w:b/>
+          <w:bCs/>
+          <w:color w:val="333333"/>
+          <w:sz w:val="18"/>
+          <w:szCs w:val="18"/>
+        </w:rPr>
+      </w:pPr>
+      <w:r>
+        <w:rPr>
+          <w:rFonts w:ascii="Miriam Mono CLM" w:hAnsi="Miriam Mono CLM"/>
+          <w:b/>
+          <w:bCs/>
+          <w:color w:val="333333"/>
+          <w:sz w:val="18"/>
+          <w:szCs w:val="18"/>
+        </w:rPr>
+        <w:t xml:space="preserve">    </w:t>
+      </w:r>
+      <w:r>
+        <w:rPr>
+          <w:rFonts w:ascii="Miriam Mono CLM" w:hAnsi="Miriam Mono CLM"/>
+          <w:b/>
+          <w:bCs/>
+          <w:color w:val="333333"/>
+          <w:sz w:val="18"/>
+          <w:szCs w:val="18"/>
+        </w:rPr>
+        <w:t>};</w:t>
+      </w:r>
+    </w:p>
+    <w:p>
+      <w:pPr>
+        <w:pStyle w:val="BodyText"/>
+        <w:spacing w:lineRule="auto" w:line="240" w:before="0" w:after="0"/>
+        <w:rPr>
+          <w:rFonts w:ascii="Miriam Mono CLM" w:hAnsi="Miriam Mono CLM"/>
+          <w:b/>
+          <w:bCs/>
+          <w:color w:val="333333"/>
+          <w:sz w:val="18"/>
+          <w:szCs w:val="18"/>
+        </w:rPr>
+      </w:pPr>
+      <w:r>
+        <w:rPr>
+          <w:rFonts w:ascii="Miriam Mono CLM" w:hAnsi="Miriam Mono CLM"/>
+          <w:b/>
+          <w:bCs/>
+          <w:color w:val="333333"/>
+          <w:sz w:val="18"/>
+          <w:szCs w:val="18"/>
+        </w:rPr>
+        <w:t>};</w:t>
+      </w:r>
+    </w:p>
+    <w:p>
+      <w:pPr>
+        <w:pStyle w:val="BodyText"/>
+        <w:spacing w:lineRule="auto" w:line="240" w:before="0" w:after="0"/>
+        <w:rPr>
+          <w:rFonts w:ascii="Miriam Mono CLM" w:hAnsi="Miriam Mono CLM"/>
+          <w:b/>
+          <w:bCs/>
+          <w:color w:val="333333"/>
+          <w:sz w:val="18"/>
+          <w:szCs w:val="18"/>
+        </w:rPr>
+      </w:pPr>
+      <w:r>
+        <w:rPr>
+          <w:rFonts w:ascii="Miriam Mono CLM" w:hAnsi="Miriam Mono CLM"/>
+          <w:b/>
+          <w:bCs/>
+          <w:color w:val="333333"/>
+          <w:sz w:val="18"/>
+          <w:szCs w:val="18"/>
+        </w:rPr>
+      </w:r>
+    </w:p>
+    <w:p>
+      <w:pPr>
+        <w:pStyle w:val="BodyText"/>
+        <w:spacing w:lineRule="auto" w:line="240" w:before="0" w:after="0"/>
+        <w:rPr>
+          <w:rFonts w:ascii="Miriam Mono CLM" w:hAnsi="Miriam Mono CLM"/>
+          <w:b/>
+          <w:bCs/>
+          <w:color w:val="333333"/>
+          <w:sz w:val="18"/>
+          <w:szCs w:val="18"/>
+        </w:rPr>
+      </w:pPr>
+      <w:r>
+        <w:rPr>
+          <w:rFonts w:ascii="Miriam Mono CLM" w:hAnsi="Miriam Mono CLM"/>
+          <w:b/>
+          <w:bCs/>
+          <w:color w:val="333333"/>
+          <w:sz w:val="18"/>
+          <w:szCs w:val="18"/>
+        </w:rPr>
+        <w:t>let curriculo01 = cadastrarUsuario('Moisés Viana Honorato', '7998781990', 'moisesbr2005@gmail.com', 'Rua Getúlio Vargas 383, Pov. Brejão dos Negros, Brejo Grande/SE, 49995-000', ['Atendimento ao Cliente'], ['Ensino superior completo'], ['JavaScript', 'Node.js']);</w:t>
+      </w:r>
+    </w:p>
+    <w:p>
+      <w:pPr>
+        <w:pStyle w:val="BodyText"/>
+        <w:spacing w:lineRule="auto" w:line="240" w:before="0" w:after="0"/>
+        <w:rPr>
+          <w:rFonts w:ascii="Miriam Mono CLM" w:hAnsi="Miriam Mono CLM"/>
+          <w:b/>
+          <w:bCs/>
+          <w:color w:val="333333"/>
+          <w:sz w:val="18"/>
+          <w:szCs w:val="18"/>
+        </w:rPr>
+      </w:pPr>
+      <w:r>
+        <w:rPr>
+          <w:rFonts w:ascii="Miriam Mono CLM" w:hAnsi="Miriam Mono CLM"/>
+          <w:b/>
+          <w:bCs/>
+          <w:color w:val="333333"/>
+          <w:sz w:val="18"/>
+          <w:szCs w:val="18"/>
+        </w:rPr>
+      </w:r>
+    </w:p>
+    <w:p>
+      <w:pPr>
+        <w:pStyle w:val="BodyText"/>
+        <w:spacing w:lineRule="auto" w:line="240" w:before="0" w:after="0"/>
+        <w:rPr>
+          <w:rFonts w:ascii="Miriam Mono CLM" w:hAnsi="Miriam Mono CLM"/>
+          <w:b/>
+          <w:bCs/>
+          <w:color w:val="333333"/>
+          <w:sz w:val="18"/>
+          <w:szCs w:val="18"/>
+        </w:rPr>
+      </w:pPr>
+      <w:r>
+        <w:rPr>
+          <w:rFonts w:ascii="Miriam Mono CLM" w:hAnsi="Miriam Mono CLM"/>
+          <w:b/>
+          <w:bCs/>
+          <w:color w:val="333333"/>
+          <w:sz w:val="18"/>
+          <w:szCs w:val="18"/>
+        </w:rPr>
+        <w:t>adicionarExpriencia(curriculo01, 'Desenvolvedor Back-End');</w:t>
+      </w:r>
+    </w:p>
+    <w:p>
+      <w:pPr>
+        <w:pStyle w:val="BodyText"/>
+        <w:spacing w:lineRule="auto" w:line="240" w:before="0" w:after="0"/>
+        <w:rPr>
+          <w:rFonts w:ascii="Miriam Mono CLM" w:hAnsi="Miriam Mono CLM"/>
+          <w:b/>
+          <w:bCs/>
+          <w:color w:val="333333"/>
+          <w:sz w:val="18"/>
+          <w:szCs w:val="18"/>
+        </w:rPr>
+      </w:pPr>
+      <w:r>
+        <w:rPr>
+          <w:rFonts w:ascii="Miriam Mono CLM" w:hAnsi="Miriam Mono CLM"/>
+          <w:b/>
+          <w:bCs/>
+          <w:color w:val="333333"/>
+          <w:sz w:val="18"/>
+          <w:szCs w:val="18"/>
+        </w:rPr>
+        <w:t>adicionarFormacao(curriculo01, 'CST Análise e Desenvolvimento de Sistemas');</w:t>
+      </w:r>
+    </w:p>
+    <w:p>
+      <w:pPr>
+        <w:pStyle w:val="BodyText"/>
+        <w:spacing w:lineRule="auto" w:line="240" w:before="0" w:after="0"/>
+        <w:rPr>
+          <w:rFonts w:ascii="Miriam Mono CLM" w:hAnsi="Miriam Mono CLM"/>
+          <w:b/>
+          <w:bCs/>
+          <w:color w:val="333333"/>
+          <w:sz w:val="18"/>
+          <w:szCs w:val="18"/>
+        </w:rPr>
+      </w:pPr>
+      <w:r>
+        <w:rPr>
+          <w:rFonts w:ascii="Miriam Mono CLM" w:hAnsi="Miriam Mono CLM"/>
+          <w:b/>
+          <w:bCs/>
+          <w:color w:val="333333"/>
+          <w:sz w:val="18"/>
+          <w:szCs w:val="18"/>
+        </w:rPr>
+        <w:t>adicionarHabilidade(curriculo01, 'MongoDB');</w:t>
+      </w:r>
+    </w:p>
+    <w:p>
+      <w:pPr>
+        <w:pStyle w:val="BodyText"/>
+        <w:spacing w:lineRule="auto" w:line="240" w:before="0" w:after="0"/>
+        <w:rPr>
+          <w:rFonts w:ascii="Miriam Mono CLM" w:hAnsi="Miriam Mono CLM"/>
+          <w:b/>
+          <w:bCs/>
+          <w:color w:val="333333"/>
+          <w:sz w:val="18"/>
+          <w:szCs w:val="18"/>
+        </w:rPr>
+      </w:pPr>
+      <w:r>
+        <w:rPr>
+          <w:rFonts w:ascii="Miriam Mono CLM" w:hAnsi="Miriam Mono CLM"/>
+          <w:b/>
+          <w:bCs/>
+          <w:color w:val="333333"/>
+          <w:sz w:val="18"/>
+          <w:szCs w:val="18"/>
+        </w:rPr>
+      </w:r>
+    </w:p>
+    <w:p>
+      <w:pPr>
+        <w:pStyle w:val="BodyText"/>
+        <w:spacing w:lineRule="auto" w:line="240" w:before="0" w:after="0"/>
+        <w:rPr>
+          <w:rFonts w:ascii="Miriam Mono CLM" w:hAnsi="Miriam Mono CLM"/>
+          <w:b/>
+          <w:bCs/>
+          <w:color w:val="333333"/>
+          <w:sz w:val="18"/>
+          <w:szCs w:val="18"/>
+        </w:rPr>
+      </w:pPr>
+      <w:r>
+        <w:rPr>
+          <w:rFonts w:ascii="Miriam Mono CLM" w:hAnsi="Miriam Mono CLM"/>
+          <w:b/>
+          <w:bCs/>
+          <w:color w:val="333333"/>
+          <w:sz w:val="18"/>
+          <w:szCs w:val="18"/>
+        </w:rPr>
+        <w:t>mostrarCurriculo(curriculo01);</w:t>
       </w:r>
     </w:p>
     <w:p>
@@ -4689,7 +8865,16 @@
           <w:sz w:val="18"/>
           <w:szCs w:val="18"/>
         </w:rPr>
-        <w:t>Responda:</w:t>
+        <w:t xml:space="preserve">Responda: </w:t>
+      </w:r>
+      <w:r>
+        <w:rPr>
+          <w:rFonts w:ascii="Segoe UI Semibold" w:hAnsi="Segoe UI Semibold"/>
+          <w:color w:val="333333"/>
+          <w:sz w:val="18"/>
+          <w:szCs w:val="18"/>
+        </w:rPr>
+        <w:t>É uma função que retornará o mesmo valor sempre que receber os mesmos argumentos, sem efeito colateral fora de seu escopo</w:t>
       </w:r>
     </w:p>
     <w:p>
@@ -4744,7 +8929,34 @@
           <w:sz w:val="18"/>
           <w:szCs w:val="18"/>
         </w:rPr>
-        <w:t>Responda:</w:t>
+        <w:t xml:space="preserve">Responda: </w:t>
+      </w:r>
+      <w:r>
+        <w:rPr>
+          <w:rFonts w:ascii="Segoe UI Semibold" w:hAnsi="Segoe UI Semibold"/>
+          <w:color w:val="333333"/>
+          <w:sz w:val="18"/>
+          <w:szCs w:val="18"/>
+        </w:rPr>
+        <w:t xml:space="preserve">São </w:t>
+      </w:r>
+      <w:r>
+        <w:rPr>
+          <w:rFonts w:ascii="Segoe UI Semibold" w:hAnsi="Segoe UI Semibold"/>
+          <w:color w:val="333333"/>
+          <w:sz w:val="18"/>
+          <w:szCs w:val="18"/>
+        </w:rPr>
+        <w:t xml:space="preserve">Funções </w:t>
+      </w:r>
+      <w:r>
+        <w:rPr>
+          <w:rFonts w:ascii="Segoe UI Semibold" w:hAnsi="Segoe UI Semibold"/>
+          <w:color w:val="333333"/>
+          <w:sz w:val="18"/>
+          <w:szCs w:val="18"/>
+        </w:rPr>
+        <w:t>que não possuem um nome explícito.</w:t>
       </w:r>
     </w:p>
     <w:p>
@@ -4800,9 +9012,12 @@
         <w:jc w:val="start"/>
         <w:rPr>
           <w:rFonts w:ascii="Segoe UI Semibold" w:hAnsi="Segoe UI Semibold"/>
-          <w:color w:val="333333"/>
-          <w:sz w:val="18"/>
-          <w:szCs w:val="18"/>
+          <w:b w:val="false"/>
+          <w:bCs w:val="false"/>
+          <w:color w:val="333333"/>
+          <w:sz w:val="18"/>
+          <w:szCs w:val="18"/>
+          <w:u w:val="none"/>
         </w:rPr>
       </w:pPr>
       <w:r>
@@ -4813,6 +9028,66 @@
           <w:szCs w:val="18"/>
         </w:rPr>
         <w:t>Responda:</w:t>
+      </w:r>
+      <w:r>
+        <w:rPr>
+          <w:rFonts w:ascii="Segoe UI Semibold" w:hAnsi="Segoe UI Semibold"/>
+          <w:b w:val="false"/>
+          <w:bCs w:val="false"/>
+          <w:color w:val="333333"/>
+          <w:sz w:val="18"/>
+          <w:szCs w:val="18"/>
+          <w:u w:val="none"/>
+        </w:rPr>
+        <w:t xml:space="preserve"> </w:t>
+      </w:r>
+      <w:r>
+        <w:rPr>
+          <w:rFonts w:ascii="Segoe UI Semibold" w:hAnsi="Segoe UI Semibold"/>
+          <w:b w:val="false"/>
+          <w:bCs w:val="false"/>
+          <w:color w:val="333333"/>
+          <w:sz w:val="18"/>
+          <w:szCs w:val="18"/>
+          <w:u w:val="none"/>
+        </w:rPr>
+        <w:t>C</w:t>
+      </w:r>
+      <w:r>
+        <w:rPr>
+          <w:rFonts w:ascii="Segoe UI Semibold" w:hAnsi="Segoe UI Semibold"/>
+          <w:b w:val="false"/>
+          <w:bCs w:val="false"/>
+          <w:color w:val="333333"/>
+          <w:sz w:val="18"/>
+          <w:szCs w:val="18"/>
+          <w:u w:val="none"/>
+        </w:rPr>
+        <w:t>allback</w:t>
+      </w:r>
+      <w:r>
+        <w:rPr>
+          <w:rFonts w:ascii="Segoe UI Semibold" w:hAnsi="Segoe UI Semibold"/>
+          <w:b w:val="false"/>
+          <w:bCs w:val="false"/>
+          <w:color w:val="333333"/>
+          <w:sz w:val="18"/>
+          <w:szCs w:val="18"/>
+          <w:u w:val="none"/>
+        </w:rPr>
+        <w:t>s</w:t>
+      </w:r>
+      <w:r>
+        <w:rPr>
+          <w:rFonts w:ascii="Segoe UI Semibold" w:hAnsi="Segoe UI Semibold"/>
+          <w:b w:val="false"/>
+          <w:bCs w:val="false"/>
+          <w:color w:val="333333"/>
+          <w:sz w:val="18"/>
+          <w:szCs w:val="18"/>
+          <w:u w:val="none"/>
+        </w:rPr>
+        <w:t xml:space="preserve"> são funções comuns utilizadas como parâmetro de outras funções</w:t>
       </w:r>
     </w:p>
     <w:p>
@@ -4880,7 +9155,16 @@
           <w:sz w:val="18"/>
           <w:szCs w:val="18"/>
         </w:rPr>
-        <w:t>Responda:</w:t>
+        <w:t xml:space="preserve">Responda: </w:t>
+      </w:r>
+      <w:r>
+        <w:rPr>
+          <w:rFonts w:ascii="Segoe UI Semibold" w:hAnsi="Segoe UI Semibold"/>
+          <w:color w:val="333333"/>
+          <w:sz w:val="18"/>
+          <w:szCs w:val="18"/>
+        </w:rPr>
+        <w:t>utilizar códigos criados em outros novos locais, em vez de recriar tudo do zero.</w:t>
       </w:r>
     </w:p>
     <w:p>
@@ -4948,7 +9232,7 @@
           <w:sz w:val="18"/>
           <w:szCs w:val="18"/>
         </w:rPr>
-        <w:t>Responda:</w:t>
+        <w:t>Responda: Escopo léxico é o mecanismo em que o acesso às variáveis é determinado pelo local onde as funções e blocos são definidos no código. Uma função pode acessar variáveis do seu próprio escopo e dos escopos externos onde foi definida.</w:t>
       </w:r>
     </w:p>
     <w:p>
@@ -5017,6 +9301,15 @@
           <w:szCs w:val="18"/>
         </w:rPr>
         <w:t>Responda:</w:t>
+      </w:r>
+      <w:r>
+        <w:rPr>
+          <w:rFonts w:ascii="Segoe UI Semibold" w:hAnsi="Segoe UI Semibold"/>
+          <w:color w:val="333333"/>
+          <w:sz w:val="18"/>
+          <w:szCs w:val="18"/>
+        </w:rPr>
+        <w:t xml:space="preserve"> Devido sua sintaxe compacta são muito utilizadas como callbacks e funções pequenas. </w:t>
       </w:r>
     </w:p>
     <w:p>

--- a/plano-de-estudo/BACK-END_JAVASCRIPT_QUESTIONARIO-FASE1_SEMANA4.docx
+++ b/plano-de-estudo/BACK-END_JAVASCRIPT_QUESTIONARIO-FASE1_SEMANA4.docx
@@ -596,7 +596,26 @@
           <w:sz w:val="20"/>
           <w:szCs w:val="20"/>
         </w:rPr>
-        <w:t xml:space="preserve">Compreender o conceito de função e sua importância. </w:t>
+        <w:t xml:space="preserve">Compreender o conceito de função e </w:t>
+      </w:r>
+      <w:r>
+        <w:rPr>
+          <w:rFonts w:ascii="Segoe UI Black" w:hAnsi="Segoe UI Black"/>
+          <w:color w:val="666666"/>
+          <w:sz w:val="20"/>
+          <w:szCs w:val="20"/>
+          <w:shd w:fill="FFFFFF" w:val="clear"/>
+        </w:rPr>
+        <w:t>sua</w:t>
+      </w:r>
+      <w:r>
+        <w:rPr>
+          <w:rFonts w:ascii="Segoe UI Black" w:hAnsi="Segoe UI Black"/>
+          <w:color w:val="666666"/>
+          <w:sz w:val="20"/>
+          <w:szCs w:val="20"/>
+        </w:rPr>
+        <w:t xml:space="preserve"> importância. </w:t>
       </w:r>
     </w:p>
     <w:p>
@@ -1021,7 +1040,7 @@
       </w:r>
       <w:r>
         <w:rPr>
-          <w:rStyle w:val="Cdigo-fonteuser"/>
+          <w:rStyle w:val="Cdigo-fonte"/>
           <w:rFonts w:ascii="Segoe UI Black" w:hAnsi="Segoe UI Black"/>
           <w:color w:val="666666"/>
           <w:sz w:val="18"/>
@@ -1102,7 +1121,7 @@
       </w:r>
       <w:r>
         <w:rPr>
-          <w:rStyle w:val="Cdigo-fonteuser"/>
+          <w:rStyle w:val="Cdigo-fonte"/>
           <w:rFonts w:ascii="Segoe UI Black" w:hAnsi="Segoe UI Black"/>
           <w:color w:val="666666"/>
           <w:sz w:val="18"/>
@@ -5075,7 +5094,7 @@
     </w:p>
     <w:p>
       <w:pPr>
-        <w:pStyle w:val="Textoprformatadouser"/>
+        <w:pStyle w:val="Textoprformatado"/>
         <w:spacing w:before="0" w:after="0"/>
         <w:ind w:hanging="0" w:start="0" w:end="0"/>
         <w:rPr>
@@ -5089,7 +5108,7 @@
       <w:bookmarkEnd w:id="0"/>
       <w:r>
         <w:rPr>
-          <w:rStyle w:val="Cdigo-fonteuser"/>
+          <w:rStyle w:val="Cdigo-fonte"/>
           <w:rFonts w:ascii="Segoe UI Black" w:hAnsi="Segoe UI Black"/>
           <w:color w:val="666666"/>
           <w:sz w:val="18"/>
@@ -5404,7 +5423,7 @@
     </w:p>
     <w:p>
       <w:pPr>
-        <w:pStyle w:val="Textoprformatadouser"/>
+        <w:pStyle w:val="Textoprformatado"/>
         <w:spacing w:before="0" w:after="0"/>
         <w:ind w:hanging="0" w:start="0" w:end="0"/>
         <w:rPr>
@@ -5587,7 +5606,7 @@
     </w:p>
     <w:p>
       <w:pPr>
-        <w:pStyle w:val="Textoprformatadouser"/>
+        <w:pStyle w:val="Textoprformatado"/>
         <w:numPr>
           <w:ilvl w:val="0"/>
           <w:numId w:val="3"/>
@@ -5603,7 +5622,7 @@
       <w:bookmarkEnd w:id="1"/>
       <w:r>
         <w:rPr>
-          <w:rStyle w:val="Cdigo-fonteuser"/>
+          <w:rStyle w:val="Cdigo-fonte"/>
           <w:rFonts w:ascii="Segoe UI Semibold" w:hAnsi="Segoe UI Semibold"/>
           <w:color w:val="333333"/>
           <w:sz w:val="18"/>
@@ -5614,7 +5633,7 @@
     </w:p>
     <w:p>
       <w:pPr>
-        <w:pStyle w:val="Textoprformatadouser"/>
+        <w:pStyle w:val="Textoprformatado"/>
         <w:numPr>
           <w:ilvl w:val="0"/>
           <w:numId w:val="3"/>
@@ -5628,7 +5647,7 @@
       </w:pPr>
       <w:r>
         <w:rPr>
-          <w:rStyle w:val="Cdigo-fonteuser"/>
+          <w:rStyle w:val="Cdigo-fonte"/>
           <w:rFonts w:ascii="Segoe UI Semibold" w:hAnsi="Segoe UI Semibold"/>
           <w:color w:val="333333"/>
           <w:sz w:val="18"/>
@@ -5639,7 +5658,7 @@
     </w:p>
     <w:p>
       <w:pPr>
-        <w:pStyle w:val="Textoprformatadouser"/>
+        <w:pStyle w:val="Textoprformatado"/>
         <w:numPr>
           <w:ilvl w:val="0"/>
           <w:numId w:val="3"/>
@@ -5653,7 +5672,7 @@
       </w:pPr>
       <w:r>
         <w:rPr>
-          <w:rStyle w:val="Cdigo-fonteuser"/>
+          <w:rStyle w:val="Cdigo-fonte"/>
           <w:rFonts w:ascii="Segoe UI Semibold" w:hAnsi="Segoe UI Semibold"/>
           <w:color w:val="333333"/>
           <w:sz w:val="18"/>
@@ -5664,7 +5683,7 @@
     </w:p>
     <w:p>
       <w:pPr>
-        <w:pStyle w:val="Textoprformatadouser"/>
+        <w:pStyle w:val="Textoprformatado"/>
         <w:numPr>
           <w:ilvl w:val="0"/>
           <w:numId w:val="3"/>
@@ -5678,7 +5697,7 @@
       </w:pPr>
       <w:r>
         <w:rPr>
-          <w:rStyle w:val="Cdigo-fonteuser"/>
+          <w:rStyle w:val="Cdigo-fonte"/>
           <w:rFonts w:ascii="Segoe UI Semibold" w:hAnsi="Segoe UI Semibold"/>
           <w:color w:val="333333"/>
           <w:sz w:val="18"/>
@@ -5689,7 +5708,7 @@
     </w:p>
     <w:p>
       <w:pPr>
-        <w:pStyle w:val="Textoprformatadouser"/>
+        <w:pStyle w:val="Textoprformatado"/>
         <w:numPr>
           <w:ilvl w:val="0"/>
           <w:numId w:val="3"/>
@@ -5703,7 +5722,7 @@
       </w:pPr>
       <w:r>
         <w:rPr>
-          <w:rStyle w:val="Cdigo-fonteuser"/>
+          <w:rStyle w:val="Cdigo-fonte"/>
           <w:rFonts w:ascii="Segoe UI Semibold" w:hAnsi="Segoe UI Semibold"/>
           <w:color w:val="333333"/>
           <w:sz w:val="18"/>
@@ -5714,7 +5733,7 @@
     </w:p>
     <w:p>
       <w:pPr>
-        <w:pStyle w:val="Textoprformatadouser"/>
+        <w:pStyle w:val="Textoprformatado"/>
         <w:numPr>
           <w:ilvl w:val="0"/>
           <w:numId w:val="3"/>
@@ -5728,7 +5747,7 @@
       </w:pPr>
       <w:r>
         <w:rPr>
-          <w:rStyle w:val="Cdigo-fonteuser"/>
+          <w:rStyle w:val="Cdigo-fonte"/>
           <w:rFonts w:ascii="Segoe UI Semibold" w:hAnsi="Segoe UI Semibold"/>
           <w:color w:val="333333"/>
           <w:sz w:val="18"/>
@@ -5739,7 +5758,7 @@
     </w:p>
     <w:p>
       <w:pPr>
-        <w:pStyle w:val="Textoprformatadouser"/>
+        <w:pStyle w:val="Textoprformatado"/>
         <w:numPr>
           <w:ilvl w:val="0"/>
           <w:numId w:val="3"/>
@@ -5754,7 +5773,7 @@
       </w:pPr>
       <w:r>
         <w:rPr>
-          <w:rStyle w:val="Cdigo-fonteuser"/>
+          <w:rStyle w:val="Cdigo-fonte"/>
           <w:rFonts w:ascii="Segoe UI Semibold" w:hAnsi="Segoe UI Semibold"/>
           <w:color w:val="333333"/>
           <w:sz w:val="18"/>
@@ -5765,10 +5784,10 @@
     </w:p>
     <w:p>
       <w:pPr>
-        <w:pStyle w:val="Textoprformatadouser"/>
-        <w:spacing w:before="0" w:after="0"/>
-        <w:rPr>
-          <w:rStyle w:val="Cdigo-fonteuser"/>
+        <w:pStyle w:val="Textoprformatado"/>
+        <w:spacing w:before="0" w:after="0"/>
+        <w:rPr>
+          <w:rStyle w:val="Cdigo-fonte"/>
           <w:rFonts w:ascii="Segoe UI Semibold" w:hAnsi="Segoe UI Semibold"/>
           <w:sz w:val="18"/>
         </w:rPr>
@@ -5863,9 +5882,6 @@
       <w:r>
         <w:rPr>
           <w:rFonts w:ascii="Miriam Mono CLM" w:hAnsi="Miriam Mono CLM"/>
-          <w:color w:val="333333"/>
-          <w:sz w:val="18"/>
-          <w:szCs w:val="18"/>
         </w:rPr>
       </w:r>
     </w:p>
@@ -8865,16 +8881,7 @@
           <w:sz w:val="18"/>
           <w:szCs w:val="18"/>
         </w:rPr>
-        <w:t xml:space="preserve">Responda: </w:t>
-      </w:r>
-      <w:r>
-        <w:rPr>
-          <w:rFonts w:ascii="Segoe UI Semibold" w:hAnsi="Segoe UI Semibold"/>
-          <w:color w:val="333333"/>
-          <w:sz w:val="18"/>
-          <w:szCs w:val="18"/>
-        </w:rPr>
-        <w:t>É uma função que retornará o mesmo valor sempre que receber os mesmos argumentos, sem efeito colateral fora de seu escopo</w:t>
+        <w:t>Responda: É uma função que retornará o mesmo valor sempre que receber os mesmos argumentos, sem efeito colateral fora de seu escopo</w:t>
       </w:r>
     </w:p>
     <w:p>
@@ -8929,34 +8936,7 @@
           <w:sz w:val="18"/>
           <w:szCs w:val="18"/>
         </w:rPr>
-        <w:t xml:space="preserve">Responda: </w:t>
-      </w:r>
-      <w:r>
-        <w:rPr>
-          <w:rFonts w:ascii="Segoe UI Semibold" w:hAnsi="Segoe UI Semibold"/>
-          <w:color w:val="333333"/>
-          <w:sz w:val="18"/>
-          <w:szCs w:val="18"/>
-        </w:rPr>
-        <w:t xml:space="preserve">São </w:t>
-      </w:r>
-      <w:r>
-        <w:rPr>
-          <w:rFonts w:ascii="Segoe UI Semibold" w:hAnsi="Segoe UI Semibold"/>
-          <w:color w:val="333333"/>
-          <w:sz w:val="18"/>
-          <w:szCs w:val="18"/>
-        </w:rPr>
-        <w:t xml:space="preserve">Funções </w:t>
-      </w:r>
-      <w:r>
-        <w:rPr>
-          <w:rFonts w:ascii="Segoe UI Semibold" w:hAnsi="Segoe UI Semibold"/>
-          <w:color w:val="333333"/>
-          <w:sz w:val="18"/>
-          <w:szCs w:val="18"/>
-        </w:rPr>
-        <w:t>que não possuem um nome explícito.</w:t>
+        <w:t>Responda: São Funções que não possuem um nome explícito.</w:t>
       </w:r>
     </w:p>
     <w:p>
@@ -9039,55 +9019,7 @@
           <w:szCs w:val="18"/>
           <w:u w:val="none"/>
         </w:rPr>
-        <w:t xml:space="preserve"> </w:t>
-      </w:r>
-      <w:r>
-        <w:rPr>
-          <w:rFonts w:ascii="Segoe UI Semibold" w:hAnsi="Segoe UI Semibold"/>
-          <w:b w:val="false"/>
-          <w:bCs w:val="false"/>
-          <w:color w:val="333333"/>
-          <w:sz w:val="18"/>
-          <w:szCs w:val="18"/>
-          <w:u w:val="none"/>
-        </w:rPr>
-        <w:t>C</w:t>
-      </w:r>
-      <w:r>
-        <w:rPr>
-          <w:rFonts w:ascii="Segoe UI Semibold" w:hAnsi="Segoe UI Semibold"/>
-          <w:b w:val="false"/>
-          <w:bCs w:val="false"/>
-          <w:color w:val="333333"/>
-          <w:sz w:val="18"/>
-          <w:szCs w:val="18"/>
-          <w:u w:val="none"/>
-        </w:rPr>
-        <w:t>allback</w:t>
-      </w:r>
-      <w:r>
-        <w:rPr>
-          <w:rFonts w:ascii="Segoe UI Semibold" w:hAnsi="Segoe UI Semibold"/>
-          <w:b w:val="false"/>
-          <w:bCs w:val="false"/>
-          <w:color w:val="333333"/>
-          <w:sz w:val="18"/>
-          <w:szCs w:val="18"/>
-          <w:u w:val="none"/>
-        </w:rPr>
-        <w:t>s</w:t>
-      </w:r>
-      <w:r>
-        <w:rPr>
-          <w:rFonts w:ascii="Segoe UI Semibold" w:hAnsi="Segoe UI Semibold"/>
-          <w:b w:val="false"/>
-          <w:bCs w:val="false"/>
-          <w:color w:val="333333"/>
-          <w:sz w:val="18"/>
-          <w:szCs w:val="18"/>
-          <w:u w:val="none"/>
-        </w:rPr>
-        <w:t xml:space="preserve"> são funções comuns utilizadas como parâmetro de outras funções</w:t>
+        <w:t xml:space="preserve"> Callbacks são funções comuns utilizadas como parâmetro de outras funções</w:t>
       </w:r>
     </w:p>
     <w:p>
@@ -9155,16 +9087,7 @@
           <w:sz w:val="18"/>
           <w:szCs w:val="18"/>
         </w:rPr>
-        <w:t xml:space="preserve">Responda: </w:t>
-      </w:r>
-      <w:r>
-        <w:rPr>
-          <w:rFonts w:ascii="Segoe UI Semibold" w:hAnsi="Segoe UI Semibold"/>
-          <w:color w:val="333333"/>
-          <w:sz w:val="18"/>
-          <w:szCs w:val="18"/>
-        </w:rPr>
-        <w:t>utilizar códigos criados em outros novos locais, em vez de recriar tudo do zero.</w:t>
+        <w:t>Responda: utilizar códigos criados em outros novos locais, em vez de recriar tudo do zero.</w:t>
       </w:r>
     </w:p>
     <w:p>
@@ -9300,16 +9223,7 @@
           <w:sz w:val="18"/>
           <w:szCs w:val="18"/>
         </w:rPr>
-        <w:t>Responda:</w:t>
-      </w:r>
-      <w:r>
-        <w:rPr>
-          <w:rFonts w:ascii="Segoe UI Semibold" w:hAnsi="Segoe UI Semibold"/>
-          <w:color w:val="333333"/>
-          <w:sz w:val="18"/>
-          <w:szCs w:val="18"/>
-        </w:rPr>
-        <w:t xml:space="preserve"> Devido sua sintaxe compacta são muito utilizadas como callbacks e funções pequenas. </w:t>
+        <w:t xml:space="preserve">Responda: Devido sua sintaxe compacta são muito utilizadas como callbacks e funções pequenas. </w:t>
       </w:r>
     </w:p>
     <w:p>
@@ -9958,7 +9872,7 @@
   </w:style>
   <w:style w:type="paragraph" w:styleId="Heading1">
     <w:name w:val="heading 1"/>
-    <w:basedOn w:val="Ttulouser"/>
+    <w:basedOn w:val="Ttulo"/>
     <w:next w:val="BodyText"/>
     <w:qFormat/>
     <w:pPr>
@@ -9975,7 +9889,7 @@
   </w:style>
   <w:style w:type="paragraph" w:styleId="Heading2">
     <w:name w:val="heading 2"/>
-    <w:basedOn w:val="Ttulouser"/>
+    <w:basedOn w:val="Ttulo"/>
     <w:next w:val="BodyText"/>
     <w:qFormat/>
     <w:pPr>
@@ -9992,7 +9906,7 @@
   </w:style>
   <w:style w:type="paragraph" w:styleId="Heading3">
     <w:name w:val="heading 3"/>
-    <w:basedOn w:val="Ttulouser"/>
+    <w:basedOn w:val="Ttulo"/>
     <w:next w:val="BodyText"/>
     <w:qFormat/>
     <w:pPr>
@@ -10007,8 +9921,8 @@
       <w:szCs w:val="28"/>
     </w:rPr>
   </w:style>
-  <w:style w:type="character" w:styleId="Marcadoresuser">
-    <w:name w:val="Marcadores (user)"/>
+  <w:style w:type="character" w:styleId="Marcadores">
+    <w:name w:val="Marcadores"/>
     <w:qFormat/>
     <w:rPr>
       <w:rFonts w:ascii="OpenSymbol" w:hAnsi="OpenSymbol" w:eastAsia="OpenSymbol" w:cs="OpenSymbol"/>
@@ -10022,20 +9936,20 @@
       <w:bCs/>
     </w:rPr>
   </w:style>
-  <w:style w:type="character" w:styleId="Cdigo-fonteuser">
-    <w:name w:val="Código-fonte (user)"/>
+  <w:style w:type="character" w:styleId="Cdigo-fonte">
+    <w:name w:val="Código-fonte"/>
     <w:qFormat/>
     <w:rPr>
       <w:rFonts w:ascii="Liberation Mono" w:hAnsi="Liberation Mono" w:eastAsia="NSimSun" w:cs="Liberation Mono"/>
     </w:rPr>
   </w:style>
-  <w:style w:type="character" w:styleId="Smbolosdenumeraouser">
-    <w:name w:val="Símbolos de numeração (user)"/>
+  <w:style w:type="character" w:styleId="Smbolosdenumerao">
+    <w:name w:val="Símbolos de numeração"/>
     <w:qFormat/>
     <w:rPr/>
   </w:style>
-  <w:style w:type="character" w:styleId="Marcadores">
-    <w:name w:val="Marcadores"/>
+  <w:style w:type="character" w:styleId="Marcadoresuser">
+    <w:name w:val="Marcadores (user)"/>
     <w:qFormat/>
     <w:rPr>
       <w:rFonts w:ascii="OpenSymbol" w:hAnsi="OpenSymbol" w:eastAsia="OpenSymbol" w:cs="OpenSymbol"/>
@@ -10125,8 +10039,8 @@
       <w:rFonts w:ascii="Arial MT" w:hAnsi="Arial MT" w:cs="Arial"/>
     </w:rPr>
   </w:style>
-  <w:style w:type="paragraph" w:styleId="Linhahorizontaluser">
-    <w:name w:val="Linha horizontal (user)"/>
+  <w:style w:type="paragraph" w:styleId="Linhahorizontal">
+    <w:name w:val="Linha horizontal"/>
     <w:basedOn w:val="Normal"/>
     <w:next w:val="BodyText"/>
     <w:qFormat/>
@@ -10142,8 +10056,8 @@
       <w:szCs w:val="12"/>
     </w:rPr>
   </w:style>
-  <w:style w:type="paragraph" w:styleId="Textoprformatadouser">
-    <w:name w:val="Texto préformatado (user)"/>
+  <w:style w:type="paragraph" w:styleId="Textoprformatado">
+    <w:name w:val="Texto préformatado"/>
     <w:basedOn w:val="Normal"/>
     <w:qFormat/>
     <w:pPr>
@@ -10155,8 +10069,8 @@
       <w:szCs w:val="20"/>
     </w:rPr>
   </w:style>
-  <w:style w:type="paragraph" w:styleId="Blocodecitao">
-    <w:name w:val="Bloco de citação"/>
+  <w:style w:type="paragraph" w:styleId="Blocodecitaouser">
+    <w:name w:val="Bloco de citação (user)"/>
     <w:basedOn w:val="Normal"/>
     <w:qFormat/>
     <w:pPr>
